--- a/Unit 3 - 2D SpriteFlight/6-Restart the game with a bang.docx
+++ b/Unit 3 - 2D SpriteFlight/6-Restart the game with a bang.docx
@@ -1,6 +1,6 @@
 
 <file path=word/document.xml><?xml version="1.0" encoding="utf-8"?>
-<w:document xmlns:wpc="http://schemas.microsoft.com/office/word/2010/wordprocessingCanvas" xmlns:cx="http://schemas.microsoft.com/office/drawing/2014/chartex" xmlns:cx1="http://schemas.microsoft.com/office/drawing/2015/9/8/chartex" xmlns:cx2="http://schemas.microsoft.com/office/drawing/2015/10/21/chartex" xmlns:cx3="http://schemas.microsoft.com/office/drawing/2016/5/9/chartex" xmlns:cx4="http://schemas.microsoft.com/office/drawing/2016/5/10/chartex" xmlns:cx5="http://schemas.microsoft.com/office/drawing/2016/5/11/chartex" xmlns:cx6="http://schemas.microsoft.com/office/drawing/2016/5/12/chartex" xmlns:cx7="http://schemas.microsoft.com/office/drawing/2016/5/13/chartex" xmlns:cx8="http://schemas.microsoft.com/office/drawing/2016/5/14/chartex" xmlns:mc="http://schemas.openxmlformats.org/markup-compatibility/2006" xmlns:aink="http://schemas.microsoft.com/office/drawing/2016/ink" xmlns:am3d="http://schemas.microsoft.com/office/drawing/2017/model3d" xmlns:o="urn:schemas-microsoft-com:office:office" xmlns:oel="http://schemas.microsoft.com/office/2019/extlst" xmlns:r="http://schemas.openxmlformats.org/officeDocument/2006/relationships" xmlns:m="http://schemas.openxmlformats.org/officeDocument/2006/math" xmlns:v="urn:schemas-microsoft-com:vml" xmlns:wp14="http://schemas.microsoft.com/office/word/2010/wordprocessingDrawing" xmlns:wp="http://schemas.openxmlformats.org/drawingml/2006/wordprocessingDrawing" xmlns:w10="urn:schemas-microsoft-com:office:word" xmlns:w="http://schemas.openxmlformats.org/wordprocessingml/2006/main" xmlns:w14="http://schemas.microsoft.com/office/word/2010/wordml" xmlns:w15="http://schemas.microsoft.com/office/word/2012/wordml" xmlns:w16cei="http://schemas.microsoft.com/office/word/2026/wordml/cei" xmlns:w16cex="http://schemas.microsoft.com/office/word/2018/wordml/cex" xmlns:w16cid="http://schemas.microsoft.com/office/word/2016/wordml/cid" xmlns:w16="http://schemas.microsoft.com/office/word/2018/wordml" xmlns:w16du="http://schemas.microsoft.com/office/word/2023/wordml/word16du" xmlns:w16sdtdh="http://schemas.microsoft.com/office/word/2020/wordml/sdtdatahash" xmlns:w16sdtfl="http://schemas.microsoft.com/office/word/2024/wordml/sdtformatlock" xmlns:w16se="http://schemas.microsoft.com/office/word/2015/wordml/symex" xmlns:wpg="http://schemas.microsoft.com/office/word/2010/wordprocessingGroup" xmlns:wpi="http://schemas.microsoft.com/office/word/2010/wordprocessingInk" xmlns:wne="http://schemas.microsoft.com/office/word/2006/wordml" xmlns:wps="http://schemas.microsoft.com/office/word/2010/wordprocessingShape" mc:Ignorable="w14 w15 w16se w16cid w16 w16cex w16sdtdh w16sdtfl w16du wp14">
+<w:document xmlns:wpc="http://schemas.microsoft.com/office/word/2010/wordprocessingCanvas" xmlns:cx="http://schemas.microsoft.com/office/drawing/2014/chartex" xmlns:cx1="http://schemas.microsoft.com/office/drawing/2015/9/8/chartex" xmlns:cx2="http://schemas.microsoft.com/office/drawing/2015/10/21/chartex" xmlns:cx3="http://schemas.microsoft.com/office/drawing/2016/5/9/chartex" xmlns:cx4="http://schemas.microsoft.com/office/drawing/2016/5/10/chartex" xmlns:cx5="http://schemas.microsoft.com/office/drawing/2016/5/11/chartex" xmlns:cx6="http://schemas.microsoft.com/office/drawing/2016/5/12/chartex" xmlns:cx7="http://schemas.microsoft.com/office/drawing/2016/5/13/chartex" xmlns:cx8="http://schemas.microsoft.com/office/drawing/2016/5/14/chartex" xmlns:mc="http://schemas.openxmlformats.org/markup-compatibility/2006" xmlns:m="http://schemas.openxmlformats.org/officeDocument/2006/math" xmlns:aink="http://schemas.microsoft.com/office/drawing/2016/ink" xmlns:am3d="http://schemas.microsoft.com/office/drawing/2017/model3d" xmlns:oel="http://schemas.microsoft.com/office/2019/extlst" xmlns:r="http://schemas.openxmlformats.org/officeDocument/2006/relationships" xmlns:wp14="http://schemas.microsoft.com/office/word/2010/wordprocessingDrawing" xmlns:wp="http://schemas.openxmlformats.org/drawingml/2006/wordprocessingDrawing" xmlns:wpg="http://schemas.microsoft.com/office/word/2010/wordprocessingGroup" xmlns:wpi="http://schemas.microsoft.com/office/word/2010/wordprocessingInk" xmlns:wps="http://schemas.microsoft.com/office/word/2010/wordprocessingShape" xmlns:o="urn:schemas-microsoft-com:office:office" xmlns:v="urn:schemas-microsoft-com:vml" xmlns:w10="urn:schemas-microsoft-com:office:word" xmlns:w="http://schemas.openxmlformats.org/wordprocessingml/2006/main" xmlns:w14="http://schemas.microsoft.com/office/word/2010/wordml" xmlns:w15="http://schemas.microsoft.com/office/word/2012/wordml" xmlns:w16cex="http://schemas.microsoft.com/office/word/2018/wordml/cex" xmlns:w16cid="http://schemas.microsoft.com/office/word/2016/wordml/cid" xmlns:w16="http://schemas.microsoft.com/office/word/2018/wordml" xmlns:w16sdtdh="http://schemas.microsoft.com/office/word/2020/wordml/sdtdatahash" xmlns:w16sdtfl="http://schemas.microsoft.com/office/word/2024/wordml/sdtformatlock" xmlns:w16se="http://schemas.microsoft.com/office/word/2015/wordml/symex" xmlns:w16du="http://schemas.microsoft.com/office/word/2023/wordml/word16du" xmlns:wne="http://schemas.microsoft.com/office/word/2006/wordml" mc:Ignorable="w14 w15 w16se w16cid w16 w16cex w16sdtdh w16sdtfl w16du wp14">
   <w:body>
     <w:p>
       <w:pPr>
@@ -19,15 +19,6 @@
     </w:p>
     <w:p>
       <w:r>
-        <w:rPr>
-          <w:b/>
-          <w:bCs/>
-        </w:rPr>
-        <w:t>Q&amp;A (0)</w:t>
-      </w:r>
-    </w:p>
-    <w:p>
-      <w:r>
         <w:t>In this tutorial, you’ll add a particle explosion that triggers when the player is destroyed, then use UI Toolkit to create a </w:t>
       </w:r>
       <w:r>
@@ -42,16 +33,6 @@
       </w:r>
     </w:p>
     <w:p>
-      <w:r>
-        <w:t>Play Video</w:t>
-      </w:r>
-    </w:p>
-    <w:p>
-      <w:r>
-        <w:t>Mark step complete</w:t>
-      </w:r>
-    </w:p>
-    <w:p>
       <w:pPr>
         <w:rPr>
           <w:b/>
@@ -68,21 +49,7 @@
     </w:p>
     <w:p>
       <w:r>
-        <w:rPr>
-          <w:b/>
-          <w:bCs/>
-        </w:rPr>
-        <w:t>Q&amp;A (0)</w:t>
-      </w:r>
-    </w:p>
-    <w:p>
-      <w:r>
         <w:t>To get started with your explosion effect, you’ll add a basic particle system using the Built-in Particle System, Unity's visual effects tool. In this initial step, you’ll set up a simple burst of particles then in the following step, you’ll refine that burst to look like a massive explosion.</w:t>
-      </w:r>
-    </w:p>
-    <w:p>
-      <w:r>
-        <w:t>Play Video</w:t>
       </w:r>
     </w:p>
     <w:p>
@@ -523,43 +490,23 @@
       </w:r>
     </w:p>
     <w:p>
-      <w:r>
-        <w:t>Mark step complete</w:t>
-      </w:r>
-    </w:p>
-    <w:p>
-      <w:pPr>
-        <w:rPr>
-          <w:b/>
-          <w:bCs/>
-        </w:rPr>
-      </w:pPr>
-      <w:r>
-        <w:rPr>
-          <w:b/>
-          <w:bCs/>
-        </w:rPr>
-        <w:lastRenderedPageBreak/>
+      <w:pPr>
+        <w:rPr>
+          <w:b/>
+          <w:bCs/>
+        </w:rPr>
+      </w:pPr>
+      <w:r>
+        <w:rPr>
+          <w:b/>
+          <w:bCs/>
+        </w:rPr>
         <w:t>3. Edit Emission, Shape, and Randomization</w:t>
       </w:r>
     </w:p>
     <w:p>
       <w:r>
-        <w:rPr>
-          <w:b/>
-          <w:bCs/>
-        </w:rPr>
-        <w:t>Q&amp;A (0)</w:t>
-      </w:r>
-    </w:p>
-    <w:p>
-      <w:r>
         <w:t>Now that you’ve got a basic particle system in place, you’ll enhance it by adjusting how the particles are emitted and how they spread. In this step, you’ll create a short burst of particles, change the emission shape from a cone to a sphere, and add randomness to make the explosion look more dynamic.</w:t>
-      </w:r>
-    </w:p>
-    <w:p>
-      <w:r>
-        <w:t>Play Video</w:t>
       </w:r>
     </w:p>
     <w:p>
@@ -579,6 +526,7 @@
         </w:numPr>
       </w:pPr>
       <w:r>
+        <w:lastRenderedPageBreak/>
         <w:t>With the </w:t>
       </w:r>
       <w:proofErr w:type="spellStart"/>
@@ -890,11 +838,6 @@
       </w:r>
     </w:p>
     <w:p>
-      <w:r>
-        <w:t>Mark step complete</w:t>
-      </w:r>
-    </w:p>
-    <w:p>
       <w:pPr>
         <w:rPr>
           <w:b/>
@@ -911,15 +854,6 @@
     </w:p>
     <w:p>
       <w:r>
-        <w:rPr>
-          <w:b/>
-          <w:bCs/>
-        </w:rPr>
-        <w:t>Q&amp;A (0)</w:t>
-      </w:r>
-    </w:p>
-    <w:p>
-      <w:r>
         <w:t xml:space="preserve">Now that your explosion looks the way you want, you’ll turn it into a prefab — a reusable </w:t>
       </w:r>
       <w:proofErr w:type="spellStart"/>
@@ -937,11 +871,6 @@
       <w:proofErr w:type="spellEnd"/>
       <w:r>
         <w:t xml:space="preserve"> multiple times in your game, like spawning an explosion every time the player is destroyed.</w:t>
-      </w:r>
-    </w:p>
-    <w:p>
-      <w:r>
-        <w:t>Play Video</w:t>
       </w:r>
     </w:p>
     <w:p>
@@ -977,7 +906,6 @@
         </w:numPr>
       </w:pPr>
       <w:r>
-        <w:lastRenderedPageBreak/>
         <w:t>Drag the </w:t>
       </w:r>
       <w:proofErr w:type="spellStart"/>
@@ -1164,15 +1092,7 @@
     </w:p>
     <w:p>
       <w:r>
-        <w:rPr>
-          <w:b/>
-          <w:bCs/>
-        </w:rPr>
-        <w:t>Q&amp;A (0)</w:t>
-      </w:r>
-    </w:p>
-    <w:p>
-      <w:r>
+        <w:lastRenderedPageBreak/>
         <w:t>Now that your explosion is a prefab, you’ll trigger it from code when the player is destroyed. You’ll use Unity’s </w:t>
       </w:r>
       <w:proofErr w:type="gramStart"/>
@@ -1218,11 +1138,6 @@
       </w:r>
       <w:r>
         <w:t>window.</w:t>
-      </w:r>
-    </w:p>
-    <w:p>
-      <w:r>
-        <w:t>Play Video</w:t>
       </w:r>
     </w:p>
     <w:p>
@@ -1580,15 +1495,7 @@
       </w:r>
       <w:proofErr w:type="spellEnd"/>
       <w:r>
-        <w:t xml:space="preserve"> </w:t>
-      </w:r>
-      <w:proofErr w:type="gramStart"/>
-      <w:r>
-        <w:t>is, and</w:t>
-      </w:r>
-      <w:proofErr w:type="gramEnd"/>
-      <w:r>
-        <w:t> </w:t>
+        <w:t xml:space="preserve"> is, and </w:t>
       </w:r>
       <w:proofErr w:type="spellStart"/>
       <w:proofErr w:type="gramStart"/>
@@ -1637,7 +1544,6 @@
           <w:b/>
           <w:bCs/>
         </w:rPr>
-        <w:lastRenderedPageBreak/>
         <w:t>3. Assign the prefab in the Inspector window and test:</w:t>
       </w:r>
     </w:p>
@@ -1803,11 +1709,6 @@
       </w:r>
     </w:p>
     <w:p>
-      <w:r>
-        <w:t>Mark step complete</w:t>
-      </w:r>
-    </w:p>
-    <w:p>
       <w:pPr>
         <w:rPr>
           <w:b/>
@@ -1824,15 +1725,6 @@
     </w:p>
     <w:p>
       <w:r>
-        <w:rPr>
-          <w:b/>
-          <w:bCs/>
-        </w:rPr>
-        <w:t>Q&amp;A (0)</w:t>
-      </w:r>
-    </w:p>
-    <w:p>
-      <w:r>
         <w:t>After the player explodes, you’ll want to give them a clear, easy way to try again. In this step, you’ll add a </w:t>
       </w:r>
       <w:r>
@@ -1848,15 +1740,11 @@
     </w:p>
     <w:p>
       <w:r>
-        <w:t>Play Video</w:t>
-      </w:r>
-    </w:p>
-    <w:p>
-      <w:r>
-        <w:rPr>
-          <w:b/>
-          <w:bCs/>
-        </w:rPr>
+        <w:rPr>
+          <w:b/>
+          <w:bCs/>
+        </w:rPr>
+        <w:lastRenderedPageBreak/>
         <w:t xml:space="preserve">1. Open your </w:t>
       </w:r>
       <w:proofErr w:type="spellStart"/>
@@ -2186,7 +2074,6 @@
         </w:numPr>
       </w:pPr>
       <w:r>
-        <w:lastRenderedPageBreak/>
         <w:t>Use the foldout (triangle) to expand the </w:t>
       </w:r>
       <w:r>
@@ -2432,11 +2319,6 @@
       </w:r>
     </w:p>
     <w:p>
-      <w:r>
-        <w:t>Mark step complete</w:t>
-      </w:r>
-    </w:p>
-    <w:p>
       <w:pPr>
         <w:rPr>
           <w:b/>
@@ -2453,15 +2335,6 @@
     </w:p>
     <w:p>
       <w:r>
-        <w:rPr>
-          <w:b/>
-          <w:bCs/>
-        </w:rPr>
-        <w:t>Q&amp;A (0)</w:t>
-      </w:r>
-    </w:p>
-    <w:p>
-      <w:r>
         <w:t>The </w:t>
       </w:r>
       <w:r>
@@ -2498,11 +2371,6 @@
       </w:r>
       <w:r>
         <w:t> in code.</w:t>
-      </w:r>
-    </w:p>
-    <w:p>
-      <w:r>
-        <w:t>Play Video</w:t>
       </w:r>
     </w:p>
     <w:p>
@@ -2556,6 +2424,7 @@
           <w:b/>
           <w:bCs/>
         </w:rPr>
+        <w:lastRenderedPageBreak/>
         <w:t xml:space="preserve">2. Find the button using its name in </w:t>
       </w:r>
       <w:proofErr w:type="gramStart"/>
@@ -2808,7 +2677,6 @@
           <w:b/>
           <w:bCs/>
         </w:rPr>
-        <w:lastRenderedPageBreak/>
         <w:t>Note:</w:t>
       </w:r>
       <w:r>
@@ -2841,11 +2709,6 @@
       </w:r>
     </w:p>
     <w:p>
-      <w:r>
-        <w:t>Mark step complete</w:t>
-      </w:r>
-    </w:p>
-    <w:p>
       <w:pPr>
         <w:rPr>
           <w:b/>
@@ -2862,15 +2725,6 @@
     </w:p>
     <w:p>
       <w:r>
-        <w:rPr>
-          <w:b/>
-          <w:bCs/>
-        </w:rPr>
-        <w:t>Q&amp;A (0)</w:t>
-      </w:r>
-    </w:p>
-    <w:p>
-      <w:r>
         <w:t>Now that your </w:t>
       </w:r>
       <w:r>
@@ -2892,11 +2746,6 @@
       </w:r>
       <w:r>
         <w:t> inside the same method that handles collisions — right after playing the explosion effect.</w:t>
-      </w:r>
-    </w:p>
-    <w:p>
-      <w:r>
-        <w:t>Play Video</w:t>
       </w:r>
     </w:p>
     <w:p>
@@ -3096,11 +2945,6 @@
       </w:r>
     </w:p>
     <w:p>
-      <w:r>
-        <w:t>Mark step complete</w:t>
-      </w:r>
-    </w:p>
-    <w:p>
       <w:pPr>
         <w:rPr>
           <w:b/>
@@ -3117,15 +2961,7 @@
     </w:p>
     <w:p>
       <w:r>
-        <w:rPr>
-          <w:b/>
-          <w:bCs/>
-        </w:rPr>
-        <w:t>Q&amp;A (0)</w:t>
-      </w:r>
-    </w:p>
-    <w:p>
-      <w:r>
+        <w:lastRenderedPageBreak/>
         <w:t>Now that your </w:t>
       </w:r>
       <w:r>
@@ -3147,11 +2983,6 @@
       </w:r>
       <w:r>
         <w:t> so players can start fresh with a single click of the button.</w:t>
-      </w:r>
-    </w:p>
-    <w:p>
-      <w:r>
-        <w:t>Play Video</w:t>
       </w:r>
     </w:p>
     <w:p>
@@ -3198,7 +3029,6 @@
     </w:p>
     <w:p>
       <w:r>
-        <w:lastRenderedPageBreak/>
         <w:t xml:space="preserve">void </w:t>
       </w:r>
       <w:proofErr w:type="spellStart"/>
@@ -3549,6 +3379,7 @@
         </w:numPr>
       </w:pPr>
       <w:r>
+        <w:lastRenderedPageBreak/>
         <w:t>The </w:t>
       </w:r>
       <w:r>
@@ -3600,33 +3431,18 @@
       </w:r>
     </w:p>
     <w:p>
-      <w:r>
-        <w:t>Mark step complete</w:t>
-      </w:r>
-    </w:p>
-    <w:p>
-      <w:pPr>
-        <w:rPr>
-          <w:b/>
-          <w:bCs/>
-        </w:rPr>
-      </w:pPr>
-      <w:r>
-        <w:rPr>
-          <w:b/>
-          <w:bCs/>
-        </w:rPr>
-        <w:lastRenderedPageBreak/>
+      <w:pPr>
+        <w:rPr>
+          <w:b/>
+          <w:bCs/>
+        </w:rPr>
+      </w:pPr>
+      <w:r>
+        <w:rPr>
+          <w:b/>
+          <w:bCs/>
+        </w:rPr>
         <w:t>10. Final script sample</w:t>
-      </w:r>
-    </w:p>
-    <w:p>
-      <w:r>
-        <w:rPr>
-          <w:b/>
-          <w:bCs/>
-        </w:rPr>
-        <w:t>Q&amp;A (0)</w:t>
       </w:r>
     </w:p>
     <w:p>
@@ -6614,7 +6430,6 @@
           <w:lang w:eastAsia="en-CA"/>
           <w14:ligatures w14:val="none"/>
         </w:rPr>
-        <w:lastRenderedPageBreak/>
         <w:t>{</w:t>
       </w:r>
     </w:p>
@@ -10967,7 +10782,6 @@
           <w:lang w:eastAsia="en-CA"/>
           <w14:ligatures w14:val="none"/>
         </w:rPr>
-        <w:lastRenderedPageBreak/>
         <w:t>transform</w:t>
       </w:r>
       <w:r>
@@ -13905,20 +13719,12 @@
     </w:p>
     <w:p>
       <w:r>
-        <w:rPr>
-          <w:b/>
-          <w:bCs/>
-        </w:rPr>
-        <w:t>Q&amp;A (0)</w:t>
-      </w:r>
-    </w:p>
-    <w:p>
-      <w:r>
         <w:t>Try these optional activities to challenge yourself, build your skills, and improve your project.</w:t>
       </w:r>
     </w:p>
     <w:p>
       <w:r>
+        <w:lastRenderedPageBreak/>
         <w:t>Each challenge is tagged as </w:t>
       </w:r>
       <w:r>
@@ -13964,12 +13770,14 @@
           <w:b/>
           <w:bCs/>
         </w:rPr>
-        <w:lastRenderedPageBreak/>
         <w:t>Easy: Create a UI Builder layout preset</w:t>
       </w:r>
     </w:p>
     <w:p>
       <w:r>
+        <w:rPr>
+          <w:noProof/>
+        </w:rPr>
         <w:drawing>
           <wp:inline distT="0" distB="0" distL="0" distR="0" wp14:anchorId="35A5099B" wp14:editId="594D8527">
             <wp:extent cx="5943600" cy="3357245"/>
@@ -14153,11 +13961,6 @@
       </w:r>
     </w:p>
     <w:p>
-      <w:r>
-        <w:t>Play Video</w:t>
-      </w:r>
-    </w:p>
-    <w:p>
       <w:pPr>
         <w:numPr>
           <w:ilvl w:val="0"/>
@@ -14165,15 +13968,7 @@
         </w:numPr>
       </w:pPr>
       <w:r>
-        <w:t>Create a small impact particle effect prefab (</w:t>
-      </w:r>
-      <w:proofErr w:type="gramStart"/>
-      <w:r>
-        <w:t>similar to</w:t>
-      </w:r>
-      <w:proofErr w:type="gramEnd"/>
-      <w:r>
-        <w:t xml:space="preserve"> your explosion but scaled down).</w:t>
+        <w:t>Create a small impact particle effect prefab (similar to your explosion but scaled down).</w:t>
       </w:r>
     </w:p>
     <w:p>
@@ -14233,6 +14028,7 @@
     </w:p>
     <w:p>
       <w:r>
+        <w:lastRenderedPageBreak/>
         <w:t xml:space="preserve">Vector2 </w:t>
       </w:r>
       <w:proofErr w:type="spellStart"/>
@@ -14264,7 +14060,6 @@
     </w:p>
     <w:p>
       <w:r>
-        <w:lastRenderedPageBreak/>
         <w:t xml:space="preserve">  </w:t>
       </w:r>
       <w:proofErr w:type="spellStart"/>
@@ -14402,6 +14197,9 @@
     </w:p>
     <w:p>
       <w:r>
+        <w:rPr>
+          <w:noProof/>
+        </w:rPr>
         <w:drawing>
           <wp:inline distT="0" distB="0" distL="0" distR="0" wp14:anchorId="176E5E9F" wp14:editId="23776EF4">
             <wp:extent cx="5772150" cy="3829050"/>
@@ -14569,7 +14367,7 @@
 </file>
 
 <file path=word/numbering.xml><?xml version="1.0" encoding="utf-8"?>
-<w:numbering xmlns:wpc="http://schemas.microsoft.com/office/word/2010/wordprocessingCanvas" xmlns:cx="http://schemas.microsoft.com/office/drawing/2014/chartex" xmlns:cx1="http://schemas.microsoft.com/office/drawing/2015/9/8/chartex" xmlns:cx2="http://schemas.microsoft.com/office/drawing/2015/10/21/chartex" xmlns:cx3="http://schemas.microsoft.com/office/drawing/2016/5/9/chartex" xmlns:cx4="http://schemas.microsoft.com/office/drawing/2016/5/10/chartex" xmlns:cx5="http://schemas.microsoft.com/office/drawing/2016/5/11/chartex" xmlns:cx6="http://schemas.microsoft.com/office/drawing/2016/5/12/chartex" xmlns:cx7="http://schemas.microsoft.com/office/drawing/2016/5/13/chartex" xmlns:cx8="http://schemas.microsoft.com/office/drawing/2016/5/14/chartex" xmlns:mc="http://schemas.openxmlformats.org/markup-compatibility/2006" xmlns:aink="http://schemas.microsoft.com/office/drawing/2016/ink" xmlns:am3d="http://schemas.microsoft.com/office/drawing/2017/model3d" xmlns:o="urn:schemas-microsoft-com:office:office" xmlns:oel="http://schemas.microsoft.com/office/2019/extlst" xmlns:r="http://schemas.openxmlformats.org/officeDocument/2006/relationships" xmlns:m="http://schemas.openxmlformats.org/officeDocument/2006/math" xmlns:v="urn:schemas-microsoft-com:vml" xmlns:wp14="http://schemas.microsoft.com/office/word/2010/wordprocessingDrawing" xmlns:wp="http://schemas.openxmlformats.org/drawingml/2006/wordprocessingDrawing" xmlns:w10="urn:schemas-microsoft-com:office:word" xmlns:w="http://schemas.openxmlformats.org/wordprocessingml/2006/main" xmlns:w14="http://schemas.microsoft.com/office/word/2010/wordml" xmlns:w15="http://schemas.microsoft.com/office/word/2012/wordml" xmlns:w16cei="http://schemas.microsoft.com/office/word/2026/wordml/cei" xmlns:w16cex="http://schemas.microsoft.com/office/word/2018/wordml/cex" xmlns:w16cid="http://schemas.microsoft.com/office/word/2016/wordml/cid" xmlns:w16="http://schemas.microsoft.com/office/word/2018/wordml" xmlns:w16du="http://schemas.microsoft.com/office/word/2023/wordml/word16du" xmlns:w16sdtdh="http://schemas.microsoft.com/office/word/2020/wordml/sdtdatahash" xmlns:w16sdtfl="http://schemas.microsoft.com/office/word/2024/wordml/sdtformatlock" xmlns:w16se="http://schemas.microsoft.com/office/word/2015/wordml/symex" xmlns:wpg="http://schemas.microsoft.com/office/word/2010/wordprocessingGroup" xmlns:wpi="http://schemas.microsoft.com/office/word/2010/wordprocessingInk" xmlns:wne="http://schemas.microsoft.com/office/word/2006/wordml" xmlns:wps="http://schemas.microsoft.com/office/word/2010/wordprocessingShape" mc:Ignorable="w14 w15 w16se w16cid w16 w16cex w16sdtdh w16sdtfl w16du wp14">
+<w:numbering xmlns:wpc="http://schemas.microsoft.com/office/word/2010/wordprocessingCanvas" xmlns:cx="http://schemas.microsoft.com/office/drawing/2014/chartex" xmlns:cx1="http://schemas.microsoft.com/office/drawing/2015/9/8/chartex" xmlns:cx2="http://schemas.microsoft.com/office/drawing/2015/10/21/chartex" xmlns:cx3="http://schemas.microsoft.com/office/drawing/2016/5/9/chartex" xmlns:cx4="http://schemas.microsoft.com/office/drawing/2016/5/10/chartex" xmlns:cx5="http://schemas.microsoft.com/office/drawing/2016/5/11/chartex" xmlns:cx6="http://schemas.microsoft.com/office/drawing/2016/5/12/chartex" xmlns:cx7="http://schemas.microsoft.com/office/drawing/2016/5/13/chartex" xmlns:cx8="http://schemas.microsoft.com/office/drawing/2016/5/14/chartex" xmlns:mc="http://schemas.openxmlformats.org/markup-compatibility/2006" xmlns:m="http://schemas.openxmlformats.org/officeDocument/2006/math" xmlns:aink="http://schemas.microsoft.com/office/drawing/2016/ink" xmlns:am3d="http://schemas.microsoft.com/office/drawing/2017/model3d" xmlns:oel="http://schemas.microsoft.com/office/2019/extlst" xmlns:r="http://schemas.openxmlformats.org/officeDocument/2006/relationships" xmlns:wp14="http://schemas.microsoft.com/office/word/2010/wordprocessingDrawing" xmlns:wp="http://schemas.openxmlformats.org/drawingml/2006/wordprocessingDrawing" xmlns:wpg="http://schemas.microsoft.com/office/word/2010/wordprocessingGroup" xmlns:wpi="http://schemas.microsoft.com/office/word/2010/wordprocessingInk" xmlns:wps="http://schemas.microsoft.com/office/word/2010/wordprocessingShape" xmlns:o="urn:schemas-microsoft-com:office:office" xmlns:v="urn:schemas-microsoft-com:vml" xmlns:w10="urn:schemas-microsoft-com:office:word" xmlns:w="http://schemas.openxmlformats.org/wordprocessingml/2006/main" xmlns:w14="http://schemas.microsoft.com/office/word/2010/wordml" xmlns:w15="http://schemas.microsoft.com/office/word/2012/wordml" xmlns:w16cex="http://schemas.microsoft.com/office/word/2018/wordml/cex" xmlns:w16cid="http://schemas.microsoft.com/office/word/2016/wordml/cid" xmlns:w16="http://schemas.microsoft.com/office/word/2018/wordml" xmlns:w16sdtdh="http://schemas.microsoft.com/office/word/2020/wordml/sdtdatahash" xmlns:w16sdtfl="http://schemas.microsoft.com/office/word/2024/wordml/sdtformatlock" xmlns:w16se="http://schemas.microsoft.com/office/word/2015/wordml/symex" xmlns:w16du="http://schemas.microsoft.com/office/word/2023/wordml/word16du" xmlns:wne="http://schemas.microsoft.com/office/word/2006/wordml" mc:Ignorable="w14 w15 w16se w16cid w16 w16cex w16sdtdh w16sdtfl w16du wp14">
   <w:abstractNum w:abstractNumId="0" w15:restartNumberingAfterBreak="0">
     <w:nsid w:val="035B64B7"/>
     <w:multiLevelType w:val="multilevel"/>
@@ -19286,7 +19084,7 @@
 </file>
 
 <file path=word/styles.xml><?xml version="1.0" encoding="utf-8"?>
-<w:styles xmlns:mc="http://schemas.openxmlformats.org/markup-compatibility/2006" xmlns:r="http://schemas.openxmlformats.org/officeDocument/2006/relationships" xmlns:w="http://schemas.openxmlformats.org/wordprocessingml/2006/main" xmlns:w14="http://schemas.microsoft.com/office/word/2010/wordml" xmlns:w15="http://schemas.microsoft.com/office/word/2012/wordml" xmlns:w16cex="http://schemas.microsoft.com/office/word/2018/wordml/cex" xmlns:w16cid="http://schemas.microsoft.com/office/word/2016/wordml/cid" xmlns:w16="http://schemas.microsoft.com/office/word/2018/wordml" xmlns:w16du="http://schemas.microsoft.com/office/word/2023/wordml/word16du" xmlns:w16sdtdh="http://schemas.microsoft.com/office/word/2020/wordml/sdtdatahash" xmlns:w16sdtfl="http://schemas.microsoft.com/office/word/2024/wordml/sdtformatlock" xmlns:w16se="http://schemas.microsoft.com/office/word/2015/wordml/symex" mc:Ignorable="w14 w15 w16se w16cid w16 w16cex w16sdtdh w16sdtfl w16du">
+<w:styles xmlns:mc="http://schemas.openxmlformats.org/markup-compatibility/2006" xmlns:r="http://schemas.openxmlformats.org/officeDocument/2006/relationships" xmlns:w="http://schemas.openxmlformats.org/wordprocessingml/2006/main" xmlns:w14="http://schemas.microsoft.com/office/word/2010/wordml" xmlns:w15="http://schemas.microsoft.com/office/word/2012/wordml" xmlns:w16cex="http://schemas.microsoft.com/office/word/2018/wordml/cex" xmlns:w16cid="http://schemas.microsoft.com/office/word/2016/wordml/cid" xmlns:w16="http://schemas.microsoft.com/office/word/2018/wordml" xmlns:w16sdtdh="http://schemas.microsoft.com/office/word/2020/wordml/sdtdatahash" xmlns:w16sdtfl="http://schemas.microsoft.com/office/word/2024/wordml/sdtformatlock" xmlns:w16se="http://schemas.microsoft.com/office/word/2015/wordml/symex" xmlns:w16du="http://schemas.microsoft.com/office/word/2023/wordml/word16du" mc:Ignorable="w14 w15 w16se w16cid w16 w16cex w16sdtdh w16sdtfl w16du">
   <w:docDefaults>
     <w:rPrDefault>
       <w:rPr>
@@ -19888,6 +19686,7 @@
   <w:style w:type="character" w:default="1" w:styleId="DefaultParagraphFont">
     <w:name w:val="Default Paragraph Font"/>
     <w:uiPriority w:val="1"/>
+    <w:semiHidden/>
     <w:unhideWhenUsed/>
   </w:style>
   <w:style w:type="table" w:default="1" w:styleId="TableNormal">

--- a/Unit 3 - 2D SpriteFlight/6-Restart the game with a bang.docx
+++ b/Unit 3 - 2D SpriteFlight/6-Restart the game with a bang.docx
@@ -1,6 +1,6 @@
 
 <file path=word/document.xml><?xml version="1.0" encoding="utf-8"?>
-<w:document xmlns:wpc="http://schemas.microsoft.com/office/word/2010/wordprocessingCanvas" xmlns:cx="http://schemas.microsoft.com/office/drawing/2014/chartex" xmlns:cx1="http://schemas.microsoft.com/office/drawing/2015/9/8/chartex" xmlns:cx2="http://schemas.microsoft.com/office/drawing/2015/10/21/chartex" xmlns:cx3="http://schemas.microsoft.com/office/drawing/2016/5/9/chartex" xmlns:cx4="http://schemas.microsoft.com/office/drawing/2016/5/10/chartex" xmlns:cx5="http://schemas.microsoft.com/office/drawing/2016/5/11/chartex" xmlns:cx6="http://schemas.microsoft.com/office/drawing/2016/5/12/chartex" xmlns:cx7="http://schemas.microsoft.com/office/drawing/2016/5/13/chartex" xmlns:cx8="http://schemas.microsoft.com/office/drawing/2016/5/14/chartex" xmlns:mc="http://schemas.openxmlformats.org/markup-compatibility/2006" xmlns:m="http://schemas.openxmlformats.org/officeDocument/2006/math" xmlns:aink="http://schemas.microsoft.com/office/drawing/2016/ink" xmlns:am3d="http://schemas.microsoft.com/office/drawing/2017/model3d" xmlns:oel="http://schemas.microsoft.com/office/2019/extlst" xmlns:r="http://schemas.openxmlformats.org/officeDocument/2006/relationships" xmlns:wp14="http://schemas.microsoft.com/office/word/2010/wordprocessingDrawing" xmlns:wp="http://schemas.openxmlformats.org/drawingml/2006/wordprocessingDrawing" xmlns:wpg="http://schemas.microsoft.com/office/word/2010/wordprocessingGroup" xmlns:wpi="http://schemas.microsoft.com/office/word/2010/wordprocessingInk" xmlns:wps="http://schemas.microsoft.com/office/word/2010/wordprocessingShape" xmlns:o="urn:schemas-microsoft-com:office:office" xmlns:v="urn:schemas-microsoft-com:vml" xmlns:w10="urn:schemas-microsoft-com:office:word" xmlns:w="http://schemas.openxmlformats.org/wordprocessingml/2006/main" xmlns:w14="http://schemas.microsoft.com/office/word/2010/wordml" xmlns:w15="http://schemas.microsoft.com/office/word/2012/wordml" xmlns:w16cex="http://schemas.microsoft.com/office/word/2018/wordml/cex" xmlns:w16cid="http://schemas.microsoft.com/office/word/2016/wordml/cid" xmlns:w16="http://schemas.microsoft.com/office/word/2018/wordml" xmlns:w16sdtdh="http://schemas.microsoft.com/office/word/2020/wordml/sdtdatahash" xmlns:w16sdtfl="http://schemas.microsoft.com/office/word/2024/wordml/sdtformatlock" xmlns:w16se="http://schemas.microsoft.com/office/word/2015/wordml/symex" xmlns:w16du="http://schemas.microsoft.com/office/word/2023/wordml/word16du" xmlns:wne="http://schemas.microsoft.com/office/word/2006/wordml" mc:Ignorable="w14 w15 w16se w16cid w16 w16cex w16sdtdh w16sdtfl w16du wp14">
+<w:document xmlns:wpc="http://schemas.microsoft.com/office/word/2010/wordprocessingCanvas" xmlns:cx="http://schemas.microsoft.com/office/drawing/2014/chartex" xmlns:cx1="http://schemas.microsoft.com/office/drawing/2015/9/8/chartex" xmlns:cx2="http://schemas.microsoft.com/office/drawing/2015/10/21/chartex" xmlns:cx3="http://schemas.microsoft.com/office/drawing/2016/5/9/chartex" xmlns:cx4="http://schemas.microsoft.com/office/drawing/2016/5/10/chartex" xmlns:cx5="http://schemas.microsoft.com/office/drawing/2016/5/11/chartex" xmlns:cx6="http://schemas.microsoft.com/office/drawing/2016/5/12/chartex" xmlns:cx7="http://schemas.microsoft.com/office/drawing/2016/5/13/chartex" xmlns:cx8="http://schemas.microsoft.com/office/drawing/2016/5/14/chartex" xmlns:mc="http://schemas.openxmlformats.org/markup-compatibility/2006" xmlns:aink="http://schemas.microsoft.com/office/drawing/2016/ink" xmlns:am3d="http://schemas.microsoft.com/office/drawing/2017/model3d" xmlns:o="urn:schemas-microsoft-com:office:office" xmlns:oel="http://schemas.microsoft.com/office/2019/extlst" xmlns:r="http://schemas.openxmlformats.org/officeDocument/2006/relationships" xmlns:m="http://schemas.openxmlformats.org/officeDocument/2006/math" xmlns:v="urn:schemas-microsoft-com:vml" xmlns:wp14="http://schemas.microsoft.com/office/word/2010/wordprocessingDrawing" xmlns:wp="http://schemas.openxmlformats.org/drawingml/2006/wordprocessingDrawing" xmlns:w10="urn:schemas-microsoft-com:office:word" xmlns:w="http://schemas.openxmlformats.org/wordprocessingml/2006/main" xmlns:w14="http://schemas.microsoft.com/office/word/2010/wordml" xmlns:w15="http://schemas.microsoft.com/office/word/2012/wordml" xmlns:w16cex="http://schemas.microsoft.com/office/word/2018/wordml/cex" xmlns:w16cid="http://schemas.microsoft.com/office/word/2016/wordml/cid" xmlns:w16="http://schemas.microsoft.com/office/word/2018/wordml" xmlns:w16du="http://schemas.microsoft.com/office/word/2023/wordml/word16du" xmlns:w16sdtdh="http://schemas.microsoft.com/office/word/2020/wordml/sdtdatahash" xmlns:w16sdtfl="http://schemas.microsoft.com/office/word/2024/wordml/sdtformatlock" xmlns:w16se="http://schemas.microsoft.com/office/word/2015/wordml/symex" xmlns:wpg="http://schemas.microsoft.com/office/word/2010/wordprocessingGroup" xmlns:wpi="http://schemas.microsoft.com/office/word/2010/wordprocessingInk" xmlns:wne="http://schemas.microsoft.com/office/word/2006/wordml" xmlns:wps="http://schemas.microsoft.com/office/word/2010/wordprocessingShape" mc:Ignorable="w14 w15 w16se w16cid w16 w16cex w16sdtdh w16sdtfl w16du wp14">
   <w:body>
     <w:p>
       <w:pPr>
@@ -19,7 +19,13 @@
     </w:p>
     <w:p>
       <w:r>
-        <w:t>In this tutorial, you’ll add a particle explosion that triggers when the player is destroyed, then use UI Toolkit to create a </w:t>
+        <w:t xml:space="preserve">In this </w:t>
+      </w:r>
+      <w:r>
+        <w:t>lab</w:t>
+      </w:r>
+      <w:r>
+        <w:t>, you’ll add a particle explosion that triggers when the player is destroyed, then use UI Toolkit to create a </w:t>
       </w:r>
       <w:r>
         <w:rPr>
@@ -1495,7 +1501,15 @@
       </w:r>
       <w:proofErr w:type="spellEnd"/>
       <w:r>
-        <w:t xml:space="preserve"> is, and </w:t>
+        <w:t xml:space="preserve"> </w:t>
+      </w:r>
+      <w:proofErr w:type="gramStart"/>
+      <w:r>
+        <w:t>is, and</w:t>
+      </w:r>
+      <w:proofErr w:type="gramEnd"/>
+      <w:r>
+        <w:t> </w:t>
       </w:r>
       <w:proofErr w:type="spellStart"/>
       <w:proofErr w:type="gramStart"/>
@@ -13755,7 +13769,13 @@
         <w:t>Expert</w:t>
       </w:r>
       <w:r>
-        <w:t> difficulty so that you know what to expect. You can complete one, all, or none of them — it’s totally up to you. If you’re not interested in doing these challenges, mark this step as complete and proceed to the next tutorial.</w:t>
+        <w:t xml:space="preserve"> difficulty so that you know what to expect. You can complete one, all, or none of them — it’s totally up to you. If you’re not interested in doing these challenges, mark this step as complete and proceed to the next </w:t>
+      </w:r>
+      <w:r>
+        <w:t>lab</w:t>
+      </w:r>
+      <w:r>
+        <w:t>.</w:t>
       </w:r>
     </w:p>
     <w:p>
@@ -14350,11 +14370,6 @@
         <w:t> Want to challenge yourself? Use UI Toolkit animation to make the high score fade in or flash if it gets beaten.</w:t>
       </w:r>
     </w:p>
-    <w:p>
-      <w:r>
-        <w:t>Mark step complete</w:t>
-      </w:r>
-    </w:p>
     <w:p/>
     <w:sectPr>
       <w:pgSz w:w="12240" w:h="15840"/>
@@ -14367,7 +14382,7 @@
 </file>
 
 <file path=word/numbering.xml><?xml version="1.0" encoding="utf-8"?>
-<w:numbering xmlns:wpc="http://schemas.microsoft.com/office/word/2010/wordprocessingCanvas" xmlns:cx="http://schemas.microsoft.com/office/drawing/2014/chartex" xmlns:cx1="http://schemas.microsoft.com/office/drawing/2015/9/8/chartex" xmlns:cx2="http://schemas.microsoft.com/office/drawing/2015/10/21/chartex" xmlns:cx3="http://schemas.microsoft.com/office/drawing/2016/5/9/chartex" xmlns:cx4="http://schemas.microsoft.com/office/drawing/2016/5/10/chartex" xmlns:cx5="http://schemas.microsoft.com/office/drawing/2016/5/11/chartex" xmlns:cx6="http://schemas.microsoft.com/office/drawing/2016/5/12/chartex" xmlns:cx7="http://schemas.microsoft.com/office/drawing/2016/5/13/chartex" xmlns:cx8="http://schemas.microsoft.com/office/drawing/2016/5/14/chartex" xmlns:mc="http://schemas.openxmlformats.org/markup-compatibility/2006" xmlns:m="http://schemas.openxmlformats.org/officeDocument/2006/math" xmlns:aink="http://schemas.microsoft.com/office/drawing/2016/ink" xmlns:am3d="http://schemas.microsoft.com/office/drawing/2017/model3d" xmlns:oel="http://schemas.microsoft.com/office/2019/extlst" xmlns:r="http://schemas.openxmlformats.org/officeDocument/2006/relationships" xmlns:wp14="http://schemas.microsoft.com/office/word/2010/wordprocessingDrawing" xmlns:wp="http://schemas.openxmlformats.org/drawingml/2006/wordprocessingDrawing" xmlns:wpg="http://schemas.microsoft.com/office/word/2010/wordprocessingGroup" xmlns:wpi="http://schemas.microsoft.com/office/word/2010/wordprocessingInk" xmlns:wps="http://schemas.microsoft.com/office/word/2010/wordprocessingShape" xmlns:o="urn:schemas-microsoft-com:office:office" xmlns:v="urn:schemas-microsoft-com:vml" xmlns:w10="urn:schemas-microsoft-com:office:word" xmlns:w="http://schemas.openxmlformats.org/wordprocessingml/2006/main" xmlns:w14="http://schemas.microsoft.com/office/word/2010/wordml" xmlns:w15="http://schemas.microsoft.com/office/word/2012/wordml" xmlns:w16cex="http://schemas.microsoft.com/office/word/2018/wordml/cex" xmlns:w16cid="http://schemas.microsoft.com/office/word/2016/wordml/cid" xmlns:w16="http://schemas.microsoft.com/office/word/2018/wordml" xmlns:w16sdtdh="http://schemas.microsoft.com/office/word/2020/wordml/sdtdatahash" xmlns:w16sdtfl="http://schemas.microsoft.com/office/word/2024/wordml/sdtformatlock" xmlns:w16se="http://schemas.microsoft.com/office/word/2015/wordml/symex" xmlns:w16du="http://schemas.microsoft.com/office/word/2023/wordml/word16du" xmlns:wne="http://schemas.microsoft.com/office/word/2006/wordml" mc:Ignorable="w14 w15 w16se w16cid w16 w16cex w16sdtdh w16sdtfl w16du wp14">
+<w:numbering xmlns:wpc="http://schemas.microsoft.com/office/word/2010/wordprocessingCanvas" xmlns:cx="http://schemas.microsoft.com/office/drawing/2014/chartex" xmlns:cx1="http://schemas.microsoft.com/office/drawing/2015/9/8/chartex" xmlns:cx2="http://schemas.microsoft.com/office/drawing/2015/10/21/chartex" xmlns:cx3="http://schemas.microsoft.com/office/drawing/2016/5/9/chartex" xmlns:cx4="http://schemas.microsoft.com/office/drawing/2016/5/10/chartex" xmlns:cx5="http://schemas.microsoft.com/office/drawing/2016/5/11/chartex" xmlns:cx6="http://schemas.microsoft.com/office/drawing/2016/5/12/chartex" xmlns:cx7="http://schemas.microsoft.com/office/drawing/2016/5/13/chartex" xmlns:cx8="http://schemas.microsoft.com/office/drawing/2016/5/14/chartex" xmlns:mc="http://schemas.openxmlformats.org/markup-compatibility/2006" xmlns:aink="http://schemas.microsoft.com/office/drawing/2016/ink" xmlns:am3d="http://schemas.microsoft.com/office/drawing/2017/model3d" xmlns:o="urn:schemas-microsoft-com:office:office" xmlns:oel="http://schemas.microsoft.com/office/2019/extlst" xmlns:r="http://schemas.openxmlformats.org/officeDocument/2006/relationships" xmlns:m="http://schemas.openxmlformats.org/officeDocument/2006/math" xmlns:v="urn:schemas-microsoft-com:vml" xmlns:wp14="http://schemas.microsoft.com/office/word/2010/wordprocessingDrawing" xmlns:wp="http://schemas.openxmlformats.org/drawingml/2006/wordprocessingDrawing" xmlns:w10="urn:schemas-microsoft-com:office:word" xmlns:w="http://schemas.openxmlformats.org/wordprocessingml/2006/main" xmlns:w14="http://schemas.microsoft.com/office/word/2010/wordml" xmlns:w15="http://schemas.microsoft.com/office/word/2012/wordml" xmlns:w16cex="http://schemas.microsoft.com/office/word/2018/wordml/cex" xmlns:w16cid="http://schemas.microsoft.com/office/word/2016/wordml/cid" xmlns:w16="http://schemas.microsoft.com/office/word/2018/wordml" xmlns:w16du="http://schemas.microsoft.com/office/word/2023/wordml/word16du" xmlns:w16sdtdh="http://schemas.microsoft.com/office/word/2020/wordml/sdtdatahash" xmlns:w16sdtfl="http://schemas.microsoft.com/office/word/2024/wordml/sdtformatlock" xmlns:w16se="http://schemas.microsoft.com/office/word/2015/wordml/symex" xmlns:wpg="http://schemas.microsoft.com/office/word/2010/wordprocessingGroup" xmlns:wpi="http://schemas.microsoft.com/office/word/2010/wordprocessingInk" xmlns:wne="http://schemas.microsoft.com/office/word/2006/wordml" xmlns:wps="http://schemas.microsoft.com/office/word/2010/wordprocessingShape" mc:Ignorable="w14 w15 w16se w16cid w16 w16cex w16sdtdh w16sdtfl w16du wp14">
   <w:abstractNum w:abstractNumId="0" w15:restartNumberingAfterBreak="0">
     <w:nsid w:val="035B64B7"/>
     <w:multiLevelType w:val="multilevel"/>
@@ -19084,7 +19099,7 @@
 </file>
 
 <file path=word/styles.xml><?xml version="1.0" encoding="utf-8"?>
-<w:styles xmlns:mc="http://schemas.openxmlformats.org/markup-compatibility/2006" xmlns:r="http://schemas.openxmlformats.org/officeDocument/2006/relationships" xmlns:w="http://schemas.openxmlformats.org/wordprocessingml/2006/main" xmlns:w14="http://schemas.microsoft.com/office/word/2010/wordml" xmlns:w15="http://schemas.microsoft.com/office/word/2012/wordml" xmlns:w16cex="http://schemas.microsoft.com/office/word/2018/wordml/cex" xmlns:w16cid="http://schemas.microsoft.com/office/word/2016/wordml/cid" xmlns:w16="http://schemas.microsoft.com/office/word/2018/wordml" xmlns:w16sdtdh="http://schemas.microsoft.com/office/word/2020/wordml/sdtdatahash" xmlns:w16sdtfl="http://schemas.microsoft.com/office/word/2024/wordml/sdtformatlock" xmlns:w16se="http://schemas.microsoft.com/office/word/2015/wordml/symex" xmlns:w16du="http://schemas.microsoft.com/office/word/2023/wordml/word16du" mc:Ignorable="w14 w15 w16se w16cid w16 w16cex w16sdtdh w16sdtfl w16du">
+<w:styles xmlns:mc="http://schemas.openxmlformats.org/markup-compatibility/2006" xmlns:r="http://schemas.openxmlformats.org/officeDocument/2006/relationships" xmlns:w="http://schemas.openxmlformats.org/wordprocessingml/2006/main" xmlns:w14="http://schemas.microsoft.com/office/word/2010/wordml" xmlns:w15="http://schemas.microsoft.com/office/word/2012/wordml" xmlns:w16cex="http://schemas.microsoft.com/office/word/2018/wordml/cex" xmlns:w16cid="http://schemas.microsoft.com/office/word/2016/wordml/cid" xmlns:w16="http://schemas.microsoft.com/office/word/2018/wordml" xmlns:w16du="http://schemas.microsoft.com/office/word/2023/wordml/word16du" xmlns:w16sdtdh="http://schemas.microsoft.com/office/word/2020/wordml/sdtdatahash" xmlns:w16sdtfl="http://schemas.microsoft.com/office/word/2024/wordml/sdtformatlock" xmlns:w16se="http://schemas.microsoft.com/office/word/2015/wordml/symex" mc:Ignorable="w14 w15 w16se w16cid w16 w16cex w16sdtdh w16sdtfl w16du">
   <w:docDefaults>
     <w:rPrDefault>
       <w:rPr>

--- a/Unit 3 - 2D SpriteFlight/6-Restart the game with a bang.docx
+++ b/Unit 3 - 2D SpriteFlight/6-Restart the game with a bang.docx
@@ -113,23 +113,7 @@
         </w:numPr>
       </w:pPr>
       <w:r>
-        <w:t xml:space="preserve">Rename the new </w:t>
-      </w:r>
-      <w:proofErr w:type="spellStart"/>
-      <w:r>
-        <w:t>GameObject</w:t>
-      </w:r>
-      <w:proofErr w:type="spellEnd"/>
-      <w:r>
-        <w:t xml:space="preserve"> “</w:t>
-      </w:r>
-      <w:proofErr w:type="spellStart"/>
-      <w:r>
-        <w:t>ExplosionEffect</w:t>
-      </w:r>
-      <w:proofErr w:type="spellEnd"/>
-      <w:r>
-        <w:t>”.</w:t>
+        <w:t>Rename the new GameObject “ExplosionEffect”.</w:t>
       </w:r>
     </w:p>
     <w:p>
@@ -142,7 +126,6 @@
       <w:r>
         <w:t>With the </w:t>
       </w:r>
-      <w:proofErr w:type="spellStart"/>
       <w:r>
         <w:rPr>
           <w:b/>
@@ -150,17 +133,8 @@
         </w:rPr>
         <w:t>ExplosionEffect</w:t>
       </w:r>
-      <w:proofErr w:type="spellEnd"/>
-      <w:r>
-        <w:t> </w:t>
-      </w:r>
-      <w:proofErr w:type="spellStart"/>
-      <w:r>
-        <w:t>GameObject</w:t>
-      </w:r>
-      <w:proofErr w:type="spellEnd"/>
-      <w:r>
-        <w:t xml:space="preserve"> selected, in the </w:t>
+      <w:r>
+        <w:t> GameObject selected, in the </w:t>
       </w:r>
       <w:r>
         <w:rPr>
@@ -304,7 +278,6 @@
       <w:r>
         <w:t>With the </w:t>
       </w:r>
-      <w:proofErr w:type="spellStart"/>
       <w:r>
         <w:rPr>
           <w:b/>
@@ -312,17 +285,8 @@
         </w:rPr>
         <w:t>ExplosionEffect</w:t>
       </w:r>
-      <w:proofErr w:type="spellEnd"/>
-      <w:r>
-        <w:t> </w:t>
-      </w:r>
-      <w:proofErr w:type="spellStart"/>
-      <w:r>
-        <w:t>GameObject</w:t>
-      </w:r>
-      <w:proofErr w:type="spellEnd"/>
-      <w:r>
-        <w:t xml:space="preserve"> selected in the </w:t>
+      <w:r>
+        <w:t> GameObject selected in the </w:t>
       </w:r>
       <w:r>
         <w:rPr>
@@ -535,29 +499,15 @@
         <w:lastRenderedPageBreak/>
         <w:t>With the </w:t>
       </w:r>
-      <w:proofErr w:type="spellStart"/>
-      <w:r>
-        <w:rPr>
-          <w:b/>
-          <w:bCs/>
-        </w:rPr>
-        <w:t>ExplosionEffect</w:t>
-      </w:r>
-      <w:proofErr w:type="spellEnd"/>
-      <w:r>
-        <w:rPr>
-          <w:b/>
-          <w:bCs/>
-        </w:rPr>
-        <w:t> </w:t>
-      </w:r>
-      <w:proofErr w:type="spellStart"/>
-      <w:r>
-        <w:t>GameObject</w:t>
-      </w:r>
-      <w:proofErr w:type="spellEnd"/>
-      <w:r>
-        <w:t xml:space="preserve"> selected in the </w:t>
+      <w:r>
+        <w:rPr>
+          <w:b/>
+          <w:bCs/>
+        </w:rPr>
+        <w:t>ExplosionEffect </w:t>
+      </w:r>
+      <w:r>
+        <w:t>GameObject selected in the </w:t>
       </w:r>
       <w:r>
         <w:rPr>
@@ -860,48 +810,16 @@
     </w:p>
     <w:p>
       <w:r>
-        <w:t xml:space="preserve">Now that your explosion looks the way you want, you’ll turn it into a prefab — a reusable </w:t>
-      </w:r>
-      <w:proofErr w:type="spellStart"/>
-      <w:r>
-        <w:t>GameObject</w:t>
-      </w:r>
-      <w:proofErr w:type="spellEnd"/>
-      <w:r>
-        <w:t xml:space="preserve"> template. Prefabs are essential when you want to create and reuse the same </w:t>
-      </w:r>
-      <w:proofErr w:type="spellStart"/>
-      <w:r>
-        <w:t>GameObject</w:t>
-      </w:r>
-      <w:proofErr w:type="spellEnd"/>
-      <w:r>
-        <w:t xml:space="preserve"> multiple times in your game, like spawning an explosion every time the player is destroyed.</w:t>
-      </w:r>
-    </w:p>
-    <w:p>
-      <w:r>
-        <w:rPr>
-          <w:b/>
-          <w:bCs/>
-        </w:rPr>
-        <w:t xml:space="preserve">1. Turn </w:t>
-      </w:r>
-      <w:proofErr w:type="spellStart"/>
-      <w:r>
-        <w:rPr>
-          <w:b/>
-          <w:bCs/>
-        </w:rPr>
-        <w:t>ExplosionEffect</w:t>
-      </w:r>
-      <w:proofErr w:type="spellEnd"/>
-      <w:r>
-        <w:rPr>
-          <w:b/>
-          <w:bCs/>
-        </w:rPr>
-        <w:t xml:space="preserve"> into a prefab:</w:t>
+        <w:t>Now that your explosion looks the way you want, you’ll turn it into a prefab — a reusable GameObject template. Prefabs are essential when you want to create and reuse the same GameObject multiple times in your game, like spawning an explosion every time the player is destroyed.</w:t>
+      </w:r>
+    </w:p>
+    <w:p>
+      <w:r>
+        <w:rPr>
+          <w:b/>
+          <w:bCs/>
+        </w:rPr>
+        <w:t>1. Turn ExplosionEffect into a prefab:</w:t>
       </w:r>
     </w:p>
     <w:p>
@@ -914,7 +832,6 @@
       <w:r>
         <w:t>Drag the </w:t>
       </w:r>
-      <w:proofErr w:type="spellStart"/>
       <w:r>
         <w:rPr>
           <w:b/>
@@ -922,17 +839,8 @@
         </w:rPr>
         <w:t>ExplosionEffect</w:t>
       </w:r>
-      <w:proofErr w:type="spellEnd"/>
-      <w:r>
-        <w:t> </w:t>
-      </w:r>
-      <w:proofErr w:type="spellStart"/>
-      <w:r>
-        <w:t>GameObject</w:t>
-      </w:r>
-      <w:proofErr w:type="spellEnd"/>
-      <w:r>
-        <w:t xml:space="preserve"> from the </w:t>
+      <w:r>
+        <w:t> GameObject from the </w:t>
       </w:r>
       <w:r>
         <w:rPr>
@@ -985,7 +893,6 @@
       <w:r>
         <w:t>window, indicating the </w:t>
       </w:r>
-      <w:proofErr w:type="spellStart"/>
       <w:r>
         <w:rPr>
           <w:b/>
@@ -993,17 +900,8 @@
         </w:rPr>
         <w:t>ExplosionEffect</w:t>
       </w:r>
-      <w:proofErr w:type="spellEnd"/>
-      <w:r>
-        <w:t> </w:t>
-      </w:r>
-      <w:proofErr w:type="spellStart"/>
-      <w:r>
-        <w:t>GameObject</w:t>
-      </w:r>
-      <w:proofErr w:type="spellEnd"/>
-      <w:r>
-        <w:t xml:space="preserve"> is now an instance of a prefab.</w:t>
+      <w:r>
+        <w:t> GameObject is now an instance of a prefab.</w:t>
       </w:r>
     </w:p>
     <w:p>
@@ -1025,7 +923,6 @@
       <w:r>
         <w:t>After confirming the prefab was created, delete the </w:t>
       </w:r>
-      <w:proofErr w:type="spellStart"/>
       <w:r>
         <w:rPr>
           <w:b/>
@@ -1033,17 +930,8 @@
         </w:rPr>
         <w:t>ExplosionEffect</w:t>
       </w:r>
-      <w:proofErr w:type="spellEnd"/>
-      <w:r>
-        <w:t> </w:t>
-      </w:r>
-      <w:proofErr w:type="spellStart"/>
-      <w:r>
-        <w:t>GameObject</w:t>
-      </w:r>
-      <w:proofErr w:type="spellEnd"/>
-      <w:r>
-        <w:t xml:space="preserve"> from the </w:t>
+      <w:r>
+        <w:t> GameObject from the </w:t>
       </w:r>
       <w:r>
         <w:rPr>
@@ -1065,20 +953,7 @@
         <w:t>Note:</w:t>
       </w:r>
       <w:r>
-        <w:t xml:space="preserve"> When a </w:t>
-      </w:r>
-      <w:proofErr w:type="spellStart"/>
-      <w:r>
-        <w:t>GameObject</w:t>
-      </w:r>
-      <w:proofErr w:type="spellEnd"/>
-      <w:r>
-        <w:t xml:space="preserve"> is saved as a prefab, you can safely delete it from the scene. You’ll still be able to access and instantiate it during gameplay using scripts.</w:t>
-      </w:r>
-    </w:p>
-    <w:p>
-      <w:r>
-        <w:t>Mark step complete</w:t>
+        <w:t> When a GameObject is saved as a prefab, you can safely delete it from the scene. You’ll still be able to access and instantiate it during gameplay using scripts.</w:t>
       </w:r>
     </w:p>
     <w:p>
@@ -1098,42 +973,31 @@
     </w:p>
     <w:p>
       <w:r>
+        <w:t>Now that your explosion is a prefab, you’ll trigger it from code when the player is destroyed. You’ll use Unity’s </w:t>
+      </w:r>
+      <w:r>
+        <w:rPr>
+          <w:b/>
+          <w:bCs/>
+        </w:rPr>
+        <w:t>Instantiate()</w:t>
+      </w:r>
+      <w:r>
+        <w:t> method to create a copy of the prefab at the </w:t>
+      </w:r>
+      <w:r>
+        <w:rPr>
+          <w:b/>
+          <w:bCs/>
+        </w:rPr>
+        <w:t>Player </w:t>
+      </w:r>
+      <w:r>
+        <w:t xml:space="preserve">GameObject’s position </w:t>
+      </w:r>
+      <w:r>
         <w:lastRenderedPageBreak/>
-        <w:t>Now that your explosion is a prefab, you’ll trigger it from code when the player is destroyed. You’ll use Unity’s </w:t>
-      </w:r>
-      <w:proofErr w:type="gramStart"/>
-      <w:r>
-        <w:rPr>
-          <w:b/>
-          <w:bCs/>
-        </w:rPr>
-        <w:t>Instantiate(</w:t>
-      </w:r>
-      <w:proofErr w:type="gramEnd"/>
-      <w:r>
-        <w:rPr>
-          <w:b/>
-          <w:bCs/>
-        </w:rPr>
-        <w:t>)</w:t>
-      </w:r>
-      <w:r>
-        <w:t> method to create a copy of the prefab at the </w:t>
-      </w:r>
-      <w:r>
-        <w:rPr>
-          <w:b/>
-          <w:bCs/>
-        </w:rPr>
-        <w:t>Player </w:t>
-      </w:r>
-      <w:proofErr w:type="spellStart"/>
-      <w:r>
-        <w:t>GameObject’s</w:t>
-      </w:r>
-      <w:proofErr w:type="spellEnd"/>
-      <w:r>
-        <w:t xml:space="preserve"> position right before it disappears. To do this, you'll add a reference to the prefab in your script and assign it using the </w:t>
+        <w:t>right before it disappears. To do this, you'll add a reference to the prefab in your script and assign it using the </w:t>
       </w:r>
       <w:r>
         <w:rPr>
@@ -1152,23 +1016,7 @@
           <w:b/>
           <w:bCs/>
         </w:rPr>
-        <w:t xml:space="preserve">1. Add a public reference to the </w:t>
-      </w:r>
-      <w:proofErr w:type="spellStart"/>
-      <w:r>
-        <w:rPr>
-          <w:b/>
-          <w:bCs/>
-        </w:rPr>
-        <w:t>ExplosionEffect</w:t>
-      </w:r>
-      <w:proofErr w:type="spellEnd"/>
-      <w:r>
-        <w:rPr>
-          <w:b/>
-          <w:bCs/>
-        </w:rPr>
-        <w:t xml:space="preserve"> prefab:</w:t>
+        <w:t>1. Add a public reference to the ExplosionEffect prefab:</w:t>
       </w:r>
     </w:p>
     <w:p>
@@ -1181,7 +1029,6 @@
       <w:r>
         <w:t>Open the </w:t>
       </w:r>
-      <w:proofErr w:type="spellStart"/>
       <w:r>
         <w:rPr>
           <w:b/>
@@ -1189,7 +1036,6 @@
         </w:rPr>
         <w:t>PlayerController</w:t>
       </w:r>
-      <w:proofErr w:type="spellEnd"/>
       <w:r>
         <w:t> script.</w:t>
       </w:r>
@@ -1207,23 +1053,7 @@
     </w:p>
     <w:p>
       <w:r>
-        <w:t xml:space="preserve">public </w:t>
-      </w:r>
-      <w:proofErr w:type="spellStart"/>
-      <w:r>
-        <w:t>GameObject</w:t>
-      </w:r>
-      <w:proofErr w:type="spellEnd"/>
-      <w:r>
-        <w:t xml:space="preserve"> </w:t>
-      </w:r>
-      <w:proofErr w:type="spellStart"/>
-      <w:r>
-        <w:t>explosionEffect</w:t>
-      </w:r>
-      <w:proofErr w:type="spellEnd"/>
-      <w:r>
-        <w:t>;</w:t>
+        <w:t>public GameObject explosionEffect;</w:t>
       </w:r>
     </w:p>
     <w:p>
@@ -1264,39 +1094,7 @@
           <w:b/>
           <w:bCs/>
         </w:rPr>
-        <w:t xml:space="preserve">2. Instantiate the </w:t>
-      </w:r>
-      <w:proofErr w:type="spellStart"/>
-      <w:r>
-        <w:rPr>
-          <w:b/>
-          <w:bCs/>
-        </w:rPr>
-        <w:t>ExplosionEffect</w:t>
-      </w:r>
-      <w:proofErr w:type="spellEnd"/>
-      <w:r>
-        <w:rPr>
-          <w:b/>
-          <w:bCs/>
-        </w:rPr>
-        <w:t xml:space="preserve"> prefab when the Player </w:t>
-      </w:r>
-      <w:proofErr w:type="spellStart"/>
-      <w:r>
-        <w:rPr>
-          <w:b/>
-          <w:bCs/>
-        </w:rPr>
-        <w:t>GameObject</w:t>
-      </w:r>
-      <w:proofErr w:type="spellEnd"/>
-      <w:r>
-        <w:rPr>
-          <w:b/>
-          <w:bCs/>
-        </w:rPr>
-        <w:t xml:space="preserve"> is destroyed:</w:t>
+        <w:t>2. Instantiate the ExplosionEffect prefab when the Player GameObject is destroyed:</w:t>
       </w:r>
     </w:p>
     <w:p>
@@ -1314,23 +1112,7 @@
           <w:b/>
           <w:bCs/>
         </w:rPr>
-        <w:t>OnCollisionEnter2</w:t>
-      </w:r>
-      <w:proofErr w:type="gramStart"/>
-      <w:r>
-        <w:rPr>
-          <w:b/>
-          <w:bCs/>
-        </w:rPr>
-        <w:t>D(</w:t>
-      </w:r>
-      <w:proofErr w:type="gramEnd"/>
-      <w:r>
-        <w:rPr>
-          <w:b/>
-          <w:bCs/>
-        </w:rPr>
-        <w:t>)</w:t>
+        <w:t>OnCollisionEnter2D()</w:t>
       </w:r>
       <w:r>
         <w:t> method, add the following line of code before the </w:t>
@@ -1340,61 +1122,15 @@
           <w:b/>
           <w:bCs/>
         </w:rPr>
-        <w:t>Destroy(</w:t>
-      </w:r>
-      <w:proofErr w:type="spellStart"/>
-      <w:r>
-        <w:rPr>
-          <w:b/>
-          <w:bCs/>
-        </w:rPr>
-        <w:t>gameObject</w:t>
-      </w:r>
-      <w:proofErr w:type="spellEnd"/>
-      <w:r>
-        <w:rPr>
-          <w:b/>
-          <w:bCs/>
-        </w:rPr>
-        <w:t>);</w:t>
+        <w:t>Destroy(gameObject);</w:t>
       </w:r>
       <w:r>
         <w:t> line:</w:t>
       </w:r>
     </w:p>
     <w:p>
-      <w:proofErr w:type="gramStart"/>
-      <w:r>
-        <w:t>Instantiate(</w:t>
-      </w:r>
-      <w:proofErr w:type="spellStart"/>
-      <w:proofErr w:type="gramEnd"/>
-      <w:r>
-        <w:t>explosionEffect</w:t>
-      </w:r>
-      <w:proofErr w:type="spellEnd"/>
-      <w:r>
-        <w:t xml:space="preserve">, </w:t>
-      </w:r>
-      <w:proofErr w:type="spellStart"/>
-      <w:proofErr w:type="gramStart"/>
-      <w:r>
-        <w:t>transform.position</w:t>
-      </w:r>
-      <w:proofErr w:type="spellEnd"/>
-      <w:proofErr w:type="gramEnd"/>
-      <w:r>
-        <w:t xml:space="preserve">, </w:t>
-      </w:r>
-      <w:proofErr w:type="spellStart"/>
-      <w:proofErr w:type="gramStart"/>
-      <w:r>
-        <w:t>transform.rotation</w:t>
-      </w:r>
-      <w:proofErr w:type="spellEnd"/>
-      <w:proofErr w:type="gramEnd"/>
-      <w:r>
-        <w:t>);</w:t>
+      <w:r>
+        <w:t>Instantiate(explosionEffect, transform.position, transform.rotation);</w:t>
       </w:r>
     </w:p>
     <w:p>
@@ -1413,26 +1149,16 @@
           <w:numId w:val="11"/>
         </w:numPr>
       </w:pPr>
-      <w:proofErr w:type="gramStart"/>
-      <w:r>
-        <w:rPr>
-          <w:b/>
-          <w:bCs/>
-        </w:rPr>
-        <w:t>Instantiate(</w:t>
-      </w:r>
-      <w:proofErr w:type="gramEnd"/>
-      <w:r>
-        <w:rPr>
-          <w:b/>
-          <w:bCs/>
-        </w:rPr>
-        <w:t>)</w:t>
+      <w:r>
+        <w:rPr>
+          <w:b/>
+          <w:bCs/>
+        </w:rPr>
+        <w:t>Instantiate()</w:t>
       </w:r>
       <w:r>
         <w:t> creates a copy of the </w:t>
       </w:r>
-      <w:proofErr w:type="spellStart"/>
       <w:r>
         <w:rPr>
           <w:b/>
@@ -1440,7 +1166,6 @@
         </w:rPr>
         <w:t>ExplosionEffect</w:t>
       </w:r>
-      <w:proofErr w:type="spellEnd"/>
       <w:r>
         <w:t> prefab.</w:t>
       </w:r>
@@ -1452,8 +1177,6 @@
           <w:numId w:val="11"/>
         </w:numPr>
       </w:pPr>
-      <w:proofErr w:type="spellStart"/>
-      <w:proofErr w:type="gramStart"/>
       <w:r>
         <w:rPr>
           <w:b/>
@@ -1461,26 +1184,15 @@
         </w:rPr>
         <w:t>transform.position</w:t>
       </w:r>
-      <w:proofErr w:type="spellEnd"/>
-      <w:proofErr w:type="gramEnd"/>
       <w:r>
         <w:t> places the </w:t>
       </w:r>
-      <w:proofErr w:type="spellStart"/>
-      <w:r>
-        <w:rPr>
-          <w:b/>
-          <w:bCs/>
-        </w:rPr>
-        <w:t>ExplosionEffect</w:t>
-      </w:r>
-      <w:proofErr w:type="spellEnd"/>
-      <w:r>
-        <w:rPr>
-          <w:b/>
-          <w:bCs/>
-        </w:rPr>
-        <w:t xml:space="preserve"> prefab</w:t>
+      <w:r>
+        <w:rPr>
+          <w:b/>
+          <w:bCs/>
+        </w:rPr>
+        <w:t>ExplosionEffect prefab</w:t>
       </w:r>
       <w:r>
         <w:t> where the </w:t>
@@ -1493,26 +1205,8 @@
         <w:t>Player</w:t>
       </w:r>
       <w:r>
-        <w:t> </w:t>
-      </w:r>
-      <w:proofErr w:type="spellStart"/>
-      <w:r>
-        <w:t>GameObject</w:t>
-      </w:r>
-      <w:proofErr w:type="spellEnd"/>
-      <w:r>
-        <w:t xml:space="preserve"> </w:t>
-      </w:r>
-      <w:proofErr w:type="gramStart"/>
-      <w:r>
-        <w:t>is, and</w:t>
-      </w:r>
-      <w:proofErr w:type="gramEnd"/>
-      <w:r>
-        <w:t> </w:t>
-      </w:r>
-      <w:proofErr w:type="spellStart"/>
-      <w:proofErr w:type="gramStart"/>
+        <w:t> GameObject is, and </w:t>
+      </w:r>
       <w:r>
         <w:rPr>
           <w:b/>
@@ -1520,8 +1214,6 @@
         </w:rPr>
         <w:t>transform.rotation</w:t>
       </w:r>
-      <w:proofErr w:type="spellEnd"/>
-      <w:proofErr w:type="gramEnd"/>
       <w:r>
         <w:t> sets its rotation to match the </w:t>
       </w:r>
@@ -1533,23 +1225,7 @@
         <w:t>Player</w:t>
       </w:r>
       <w:r>
-        <w:t> </w:t>
-      </w:r>
-      <w:proofErr w:type="spellStart"/>
-      <w:r>
-        <w:t>GameObject’s</w:t>
-      </w:r>
-      <w:proofErr w:type="spellEnd"/>
-      <w:r>
-        <w:t xml:space="preserve"> rotation. However, since the particle system is in the shape of the sphere, its rotation </w:t>
-      </w:r>
-      <w:proofErr w:type="gramStart"/>
-      <w:r>
-        <w:t>actually doesn’t</w:t>
-      </w:r>
-      <w:proofErr w:type="gramEnd"/>
-      <w:r>
-        <w:t xml:space="preserve"> matter.</w:t>
+        <w:t> GameObject’s rotation. However, since the particle system is in the shape of the sphere, its rotation actually doesn’t matter.</w:t>
       </w:r>
     </w:p>
     <w:p>
@@ -1589,15 +1265,7 @@
         <w:t>Player</w:t>
       </w:r>
       <w:r>
-        <w:t> </w:t>
-      </w:r>
-      <w:proofErr w:type="spellStart"/>
-      <w:r>
-        <w:t>GameObject</w:t>
-      </w:r>
-      <w:proofErr w:type="spellEnd"/>
-      <w:r>
-        <w:t>.</w:t>
+        <w:t> GameObject.</w:t>
       </w:r>
     </w:p>
     <w:p>
@@ -1620,7 +1288,6 @@
       <w:r>
         <w:t>window, locate the </w:t>
       </w:r>
-      <w:proofErr w:type="spellStart"/>
       <w:r>
         <w:rPr>
           <w:b/>
@@ -1628,7 +1295,6 @@
         </w:rPr>
         <w:t>PlayerController</w:t>
       </w:r>
-      <w:proofErr w:type="spellEnd"/>
       <w:r>
         <w:t> script component.</w:t>
       </w:r>
@@ -1643,7 +1309,6 @@
       <w:r>
         <w:t>Drag the </w:t>
       </w:r>
-      <w:proofErr w:type="spellStart"/>
       <w:r>
         <w:rPr>
           <w:b/>
@@ -1651,7 +1316,6 @@
         </w:rPr>
         <w:t>ExplosionEffect</w:t>
       </w:r>
-      <w:proofErr w:type="spellEnd"/>
       <w:r>
         <w:t> prefab from the </w:t>
       </w:r>
@@ -1711,15 +1375,7 @@
         <w:t>Player</w:t>
       </w:r>
       <w:r>
-        <w:t> </w:t>
-      </w:r>
-      <w:proofErr w:type="spellStart"/>
-      <w:r>
-        <w:t>GameObject</w:t>
-      </w:r>
-      <w:proofErr w:type="spellEnd"/>
-      <w:r>
-        <w:t xml:space="preserve"> is destroyed — giving instant visual feedback and making the collision event feel more complete.</w:t>
+        <w:t> GameObject is destroyed — giving instant visual feedback and making the collision event feel more complete.</w:t>
       </w:r>
     </w:p>
     <w:p>
@@ -1758,18 +1414,15 @@
           <w:b/>
           <w:bCs/>
         </w:rPr>
-        <w:lastRenderedPageBreak/>
-        <w:t xml:space="preserve">1. Open your </w:t>
-      </w:r>
-      <w:proofErr w:type="spellStart"/>
-      <w:r>
-        <w:rPr>
-          <w:b/>
-          <w:bCs/>
-        </w:rPr>
-        <w:t>UILayout</w:t>
-      </w:r>
-      <w:proofErr w:type="spellEnd"/>
+        <w:t>1. Open your UILayout</w:t>
+      </w:r>
+      <w:r>
+        <w:rPr>
+          <w:b/>
+          <w:bCs/>
+        </w:rPr>
+        <w:t>(NewUXMLTemplate)</w:t>
+      </w:r>
       <w:r>
         <w:rPr>
           <w:b/>
@@ -1786,6 +1439,7 @@
         </w:numPr>
       </w:pPr>
       <w:r>
+        <w:lastRenderedPageBreak/>
         <w:t>In the </w:t>
       </w:r>
       <w:r>
@@ -1798,7 +1452,6 @@
       <w:r>
         <w:t> window, double-click the </w:t>
       </w:r>
-      <w:proofErr w:type="spellStart"/>
       <w:r>
         <w:rPr>
           <w:b/>
@@ -1806,7 +1459,6 @@
         </w:rPr>
         <w:t>UILayout</w:t>
       </w:r>
-      <w:proofErr w:type="spellEnd"/>
       <w:r>
         <w:t> asset to open it in the </w:t>
       </w:r>
@@ -1960,15 +1612,7 @@
         <w:t>Name</w:t>
       </w:r>
       <w:r>
-        <w:t> to “</w:t>
-      </w:r>
-      <w:proofErr w:type="spellStart"/>
-      <w:r>
-        <w:t>RestartButton</w:t>
-      </w:r>
-      <w:proofErr w:type="spellEnd"/>
-      <w:r>
-        <w:t>”.</w:t>
+        <w:t> to “RestartButton”.</w:t>
       </w:r>
     </w:p>
     <w:p>
@@ -2001,15 +1645,7 @@
         <w:t>Note:</w:t>
       </w:r>
       <w:r>
-        <w:t> The name you assign here (</w:t>
-      </w:r>
-      <w:proofErr w:type="spellStart"/>
-      <w:r>
-        <w:t>RestartButton</w:t>
-      </w:r>
-      <w:proofErr w:type="spellEnd"/>
-      <w:r>
-        <w:t>) is what your script will use to reference this element — make sure it's spelled correctly.</w:t>
+        <w:t> The name you assign here (RestartButton) is what your script will use to reference this element — make sure it's spelled correctly.</w:t>
       </w:r>
     </w:p>
     <w:p>
@@ -2031,40 +1667,22 @@
       <w:r>
         <w:t>With the </w:t>
       </w:r>
-      <w:proofErr w:type="spellStart"/>
-      <w:r>
-        <w:rPr>
-          <w:b/>
-          <w:bCs/>
-        </w:rPr>
-        <w:t>RestartButton</w:t>
-      </w:r>
-      <w:proofErr w:type="spellEnd"/>
-      <w:r>
-        <w:rPr>
-          <w:b/>
-          <w:bCs/>
-        </w:rPr>
-        <w:t> </w:t>
+      <w:r>
+        <w:rPr>
+          <w:b/>
+          <w:bCs/>
+        </w:rPr>
+        <w:t>RestartButton </w:t>
       </w:r>
       <w:r>
         <w:t>button still selected, use the foldout (triangle) to expand the </w:t>
       </w:r>
-      <w:proofErr w:type="spellStart"/>
-      <w:r>
-        <w:rPr>
-          <w:b/>
-          <w:bCs/>
-        </w:rPr>
-        <w:t>Inlined</w:t>
-      </w:r>
-      <w:proofErr w:type="spellEnd"/>
-      <w:r>
-        <w:rPr>
-          <w:b/>
-          <w:bCs/>
-        </w:rPr>
-        <w:t xml:space="preserve"> Styles</w:t>
+      <w:r>
+        <w:rPr>
+          <w:b/>
+          <w:bCs/>
+        </w:rPr>
+        <w:t>Inlined Styles</w:t>
       </w:r>
       <w:r>
         <w:t> section in the </w:t>
@@ -2171,7 +1789,6 @@
       <w:r>
         <w:t> offset from </w:t>
       </w:r>
-      <w:proofErr w:type="spellStart"/>
       <w:r>
         <w:rPr>
           <w:b/>
@@ -2179,7 +1796,6 @@
         </w:rPr>
         <w:t>px</w:t>
       </w:r>
-      <w:proofErr w:type="spellEnd"/>
       <w:r>
         <w:t> to </w:t>
       </w:r>
@@ -2368,13 +1984,8 @@
         </w:rPr>
         <w:t>Player </w:t>
       </w:r>
-      <w:proofErr w:type="spellStart"/>
-      <w:r>
-        <w:t>GameObject</w:t>
-      </w:r>
-      <w:proofErr w:type="spellEnd"/>
-      <w:r>
-        <w:t xml:space="preserve"> explodes. In this step, you’ll reference the button in your script and hide it at the start of the game by changing its </w:t>
+      <w:r>
+        <w:t>GameObject explodes. In this step, you’ll reference the button in your script and hide it at the start of the game by changing its </w:t>
       </w:r>
       <w:r>
         <w:rPr>
@@ -2406,7 +2017,6 @@
       <w:r>
         <w:t>In your </w:t>
       </w:r>
-      <w:proofErr w:type="spellStart"/>
       <w:r>
         <w:rPr>
           <w:b/>
@@ -2414,48 +2024,22 @@
         </w:rPr>
         <w:t>PlayerController</w:t>
       </w:r>
-      <w:proofErr w:type="spellEnd"/>
       <w:r>
         <w:t> script, add the following line of code with your other UI variables:</w:t>
       </w:r>
     </w:p>
     <w:p>
       <w:r>
-        <w:t xml:space="preserve">private Button </w:t>
-      </w:r>
-      <w:proofErr w:type="spellStart"/>
-      <w:r>
-        <w:t>restartButton</w:t>
-      </w:r>
-      <w:proofErr w:type="spellEnd"/>
-      <w:r>
-        <w:t>;</w:t>
-      </w:r>
-    </w:p>
-    <w:p>
-      <w:r>
-        <w:rPr>
-          <w:b/>
-          <w:bCs/>
-        </w:rPr>
-        <w:lastRenderedPageBreak/>
-        <w:t xml:space="preserve">2. Find the button using its name in </w:t>
-      </w:r>
-      <w:proofErr w:type="gramStart"/>
-      <w:r>
-        <w:rPr>
-          <w:b/>
-          <w:bCs/>
-        </w:rPr>
-        <w:t>Start(</w:t>
-      </w:r>
-      <w:proofErr w:type="gramEnd"/>
-      <w:r>
-        <w:rPr>
-          <w:b/>
-          <w:bCs/>
-        </w:rPr>
-        <w:t>):</w:t>
+        <w:t>private Button restartButton;</w:t>
+      </w:r>
+    </w:p>
+    <w:p>
+      <w:r>
+        <w:rPr>
+          <w:b/>
+          <w:bCs/>
+        </w:rPr>
+        <w:t>2. Find the button using its name in Start():</w:t>
       </w:r>
     </w:p>
     <w:p>
@@ -2466,28 +2050,19 @@
         </w:numPr>
       </w:pPr>
       <w:r>
+        <w:lastRenderedPageBreak/>
         <w:t>Inside the </w:t>
       </w:r>
-      <w:proofErr w:type="gramStart"/>
-      <w:r>
-        <w:rPr>
-          <w:b/>
-          <w:bCs/>
-        </w:rPr>
-        <w:t>Start(</w:t>
-      </w:r>
-      <w:proofErr w:type="gramEnd"/>
-      <w:r>
-        <w:rPr>
-          <w:b/>
-          <w:bCs/>
-        </w:rPr>
-        <w:t>)</w:t>
+      <w:r>
+        <w:rPr>
+          <w:b/>
+          <w:bCs/>
+        </w:rPr>
+        <w:t>Start()</w:t>
       </w:r>
       <w:r>
         <w:t> method, add the following line of code after retrieving </w:t>
       </w:r>
-      <w:proofErr w:type="spellStart"/>
       <w:r>
         <w:rPr>
           <w:b/>
@@ -2495,37 +2070,13 @@
         </w:rPr>
         <w:t>scoreText</w:t>
       </w:r>
-      <w:proofErr w:type="spellEnd"/>
       <w:r>
         <w:t>:</w:t>
       </w:r>
     </w:p>
     <w:p>
-      <w:proofErr w:type="spellStart"/>
-      <w:r>
-        <w:t>restartButton</w:t>
-      </w:r>
-      <w:proofErr w:type="spellEnd"/>
-      <w:r>
-        <w:t xml:space="preserve"> = </w:t>
-      </w:r>
-      <w:proofErr w:type="spellStart"/>
-      <w:proofErr w:type="gramStart"/>
-      <w:r>
-        <w:t>uiDocument.rootVisualElement.Q</w:t>
-      </w:r>
-      <w:proofErr w:type="spellEnd"/>
-      <w:proofErr w:type="gramEnd"/>
-      <w:r>
-        <w:t>&lt;Button&gt;("</w:t>
-      </w:r>
-      <w:proofErr w:type="spellStart"/>
-      <w:r>
-        <w:t>RestartButton</w:t>
-      </w:r>
-      <w:proofErr w:type="spellEnd"/>
-      <w:r>
-        <w:t>");</w:t>
+      <w:r>
+        <w:t>restartButton = uiDocument.rootVisualElement.Q&lt;Button&gt;("RestartButton");</w:t>
       </w:r>
     </w:p>
     <w:p>
@@ -2567,7 +2118,6 @@
       <w:r>
         <w:t>) and name (</w:t>
       </w:r>
-      <w:proofErr w:type="spellStart"/>
       <w:r>
         <w:rPr>
           <w:b/>
@@ -2575,7 +2125,6 @@
         </w:rPr>
         <w:t>RestartButton</w:t>
       </w:r>
-      <w:proofErr w:type="spellEnd"/>
       <w:r>
         <w:t>).</w:t>
       </w:r>
@@ -2633,26 +2182,16 @@
       <w:r>
         <w:t>Still in </w:t>
       </w:r>
-      <w:proofErr w:type="gramStart"/>
-      <w:r>
-        <w:rPr>
-          <w:b/>
-          <w:bCs/>
-        </w:rPr>
-        <w:t>Start(</w:t>
-      </w:r>
-      <w:proofErr w:type="gramEnd"/>
-      <w:r>
-        <w:rPr>
-          <w:b/>
-          <w:bCs/>
-        </w:rPr>
-        <w:t>)</w:t>
+      <w:r>
+        <w:rPr>
+          <w:b/>
+          <w:bCs/>
+        </w:rPr>
+        <w:t>Start()</w:t>
       </w:r>
       <w:r>
         <w:t>, add the following line of code after assigning </w:t>
       </w:r>
-      <w:proofErr w:type="spellStart"/>
       <w:r>
         <w:rPr>
           <w:b/>
@@ -2660,29 +2199,13 @@
         </w:rPr>
         <w:t>restartButton</w:t>
       </w:r>
-      <w:proofErr w:type="spellEnd"/>
       <w:r>
         <w:t>:</w:t>
       </w:r>
     </w:p>
     <w:p>
-      <w:proofErr w:type="spellStart"/>
-      <w:proofErr w:type="gramStart"/>
-      <w:r>
-        <w:t>restartButton.style.display</w:t>
-      </w:r>
-      <w:proofErr w:type="spellEnd"/>
-      <w:proofErr w:type="gramEnd"/>
-      <w:r>
-        <w:t xml:space="preserve"> = </w:t>
-      </w:r>
-      <w:proofErr w:type="spellStart"/>
-      <w:r>
-        <w:t>DisplayStyle.None</w:t>
-      </w:r>
-      <w:proofErr w:type="spellEnd"/>
-      <w:r>
-        <w:t>;</w:t>
+      <w:r>
+        <w:t>restartButton.style.display = DisplayStyle.None;</w:t>
       </w:r>
     </w:p>
     <w:p>
@@ -2768,23 +2291,7 @@
           <w:b/>
           <w:bCs/>
         </w:rPr>
-        <w:t>1. Show the button in OnCollisionEnter2</w:t>
-      </w:r>
-      <w:proofErr w:type="gramStart"/>
-      <w:r>
-        <w:rPr>
-          <w:b/>
-          <w:bCs/>
-        </w:rPr>
-        <w:t>D(</w:t>
-      </w:r>
-      <w:proofErr w:type="gramEnd"/>
-      <w:r>
-        <w:rPr>
-          <w:b/>
-          <w:bCs/>
-        </w:rPr>
-        <w:t>):</w:t>
+        <w:t>1. Show the button in OnCollisionEnter2D():</w:t>
       </w:r>
     </w:p>
     <w:p>
@@ -2802,46 +2309,15 @@
           <w:b/>
           <w:bCs/>
         </w:rPr>
-        <w:t>OnCollisionEnter2</w:t>
-      </w:r>
-      <w:proofErr w:type="gramStart"/>
-      <w:r>
-        <w:rPr>
-          <w:b/>
-          <w:bCs/>
-        </w:rPr>
-        <w:t>D(</w:t>
-      </w:r>
-      <w:proofErr w:type="gramEnd"/>
-      <w:r>
-        <w:rPr>
-          <w:b/>
-          <w:bCs/>
-        </w:rPr>
-        <w:t>)</w:t>
+        <w:t>OnCollisionEnter2D()</w:t>
       </w:r>
       <w:r>
         <w:t> method (just after the explosion is instantiated), add the following line of code:</w:t>
       </w:r>
     </w:p>
     <w:p>
-      <w:proofErr w:type="spellStart"/>
-      <w:proofErr w:type="gramStart"/>
-      <w:r>
-        <w:t>restartButton.style.display</w:t>
-      </w:r>
-      <w:proofErr w:type="spellEnd"/>
-      <w:proofErr w:type="gramEnd"/>
-      <w:r>
-        <w:t xml:space="preserve"> = </w:t>
-      </w:r>
-      <w:proofErr w:type="spellStart"/>
-      <w:r>
-        <w:t>DisplayStyle.Flex</w:t>
-      </w:r>
-      <w:proofErr w:type="spellEnd"/>
-      <w:r>
-        <w:t>;</w:t>
+      <w:r>
+        <w:t>restartButton.style.display = DisplayStyle.Flex;</w:t>
       </w:r>
     </w:p>
     <w:p>
@@ -2860,7 +2336,6 @@
           <w:numId w:val="22"/>
         </w:numPr>
       </w:pPr>
-      <w:proofErr w:type="spellStart"/>
       <w:r>
         <w:rPr>
           <w:b/>
@@ -2868,7 +2343,6 @@
         </w:rPr>
         <w:t>DisplayStyle.Flex</w:t>
       </w:r>
-      <w:proofErr w:type="spellEnd"/>
       <w:r>
         <w:t> makes the button visible and allows it to occupy space in the UI layout.</w:t>
       </w:r>
@@ -2898,24 +2372,11 @@
           <w:b/>
           <w:bCs/>
         </w:rPr>
-        <w:t xml:space="preserve">flexbox </w:t>
-      </w:r>
-      <w:proofErr w:type="gramStart"/>
-      <w:r>
-        <w:rPr>
-          <w:b/>
-          <w:bCs/>
-        </w:rPr>
-        <w:t>layout</w:t>
-      </w:r>
-      <w:r>
-        <w:t>,</w:t>
-      </w:r>
-      <w:proofErr w:type="gramEnd"/>
-      <w:r>
-        <w:t xml:space="preserve"> a system used in UI Toolkit (and CSS) where elements are laid out in a flexible row or column — so </w:t>
-      </w:r>
-      <w:proofErr w:type="spellStart"/>
+        <w:t>flexbox layout</w:t>
+      </w:r>
+      <w:r>
+        <w:t>, a system used in UI Toolkit (and CSS) where elements are laid out in a flexible row or column — so </w:t>
+      </w:r>
       <w:r>
         <w:rPr>
           <w:b/>
@@ -2923,7 +2384,6 @@
         </w:rPr>
         <w:t>DisplayStyle.Flex</w:t>
       </w:r>
-      <w:proofErr w:type="spellEnd"/>
       <w:r>
         <w:t> simply means "display this element using standard flexible layout behavior."</w:t>
       </w:r>
@@ -3018,7 +2478,6 @@
       <w:r>
         <w:t>In your </w:t>
       </w:r>
-      <w:proofErr w:type="spellStart"/>
       <w:r>
         <w:rPr>
           <w:b/>
@@ -3026,7 +2485,6 @@
         </w:rPr>
         <w:t>PlayerController</w:t>
       </w:r>
-      <w:proofErr w:type="spellEnd"/>
       <w:r>
         <w:t> script, add the following method inside your class before the final closing curly brace (</w:t>
       </w:r>
@@ -3043,20 +2501,7 @@
     </w:p>
     <w:p>
       <w:r>
-        <w:t xml:space="preserve">void </w:t>
-      </w:r>
-      <w:proofErr w:type="spellStart"/>
-      <w:proofErr w:type="gramStart"/>
-      <w:r>
-        <w:t>ReloadScene</w:t>
-      </w:r>
-      <w:proofErr w:type="spellEnd"/>
-      <w:r>
-        <w:t>(</w:t>
-      </w:r>
-      <w:proofErr w:type="gramEnd"/>
-      <w:r>
-        <w:t>)</w:t>
+        <w:t>void ReloadScene()</w:t>
       </w:r>
     </w:p>
     <w:p>
@@ -3065,21 +2510,8 @@
       </w:r>
     </w:p>
     <w:p>
-      <w:proofErr w:type="spellStart"/>
-      <w:r>
-        <w:t>SceneManager.LoadScene</w:t>
-      </w:r>
-      <w:proofErr w:type="spellEnd"/>
-      <w:r>
-        <w:t>(</w:t>
-      </w:r>
-      <w:proofErr w:type="spellStart"/>
-      <w:r>
-        <w:t>SceneManager.GetActiveScene</w:t>
-      </w:r>
-      <w:proofErr w:type="spellEnd"/>
-      <w:r>
-        <w:t>().name);</w:t>
+      <w:r>
+        <w:t>SceneManager.LoadScene(SceneManager.GetActiveScene().name);</w:t>
       </w:r>
     </w:p>
     <w:p>
@@ -3148,7 +2580,6 @@
       <w:r>
         <w:t>The name </w:t>
       </w:r>
-      <w:proofErr w:type="spellStart"/>
       <w:r>
         <w:rPr>
           <w:b/>
@@ -3156,7 +2587,6 @@
         </w:rPr>
         <w:t>ReloadScene</w:t>
       </w:r>
-      <w:proofErr w:type="spellEnd"/>
       <w:r>
         <w:t> is something you choose — you can name it anything, but clear names help others (and future you) understand what it does.</w:t>
       </w:r>
@@ -3181,23 +2611,7 @@
           <w:b/>
           <w:bCs/>
         </w:rPr>
-        <w:t xml:space="preserve">2. Add the </w:t>
-      </w:r>
-      <w:proofErr w:type="spellStart"/>
-      <w:r>
-        <w:rPr>
-          <w:b/>
-          <w:bCs/>
-        </w:rPr>
-        <w:t>SceneManager</w:t>
-      </w:r>
-      <w:proofErr w:type="spellEnd"/>
-      <w:r>
-        <w:rPr>
-          <w:b/>
-          <w:bCs/>
-        </w:rPr>
-        <w:t xml:space="preserve"> library (if needed):</w:t>
+        <w:t>2. Add the SceneManager library (if needed):</w:t>
       </w:r>
     </w:p>
     <w:p>
@@ -3210,7 +2624,6 @@
       <w:r>
         <w:t>If </w:t>
       </w:r>
-      <w:proofErr w:type="spellStart"/>
       <w:r>
         <w:rPr>
           <w:b/>
@@ -3218,22 +2631,13 @@
         </w:rPr>
         <w:t>SceneManager</w:t>
       </w:r>
-      <w:proofErr w:type="spellEnd"/>
       <w:r>
         <w:t> is underlined or causes an error, add the following line of code to the top of your script:</w:t>
       </w:r>
     </w:p>
     <w:p>
       <w:r>
-        <w:t xml:space="preserve">using </w:t>
-      </w:r>
-      <w:proofErr w:type="spellStart"/>
-      <w:r>
-        <w:t>UnityEngine.SceneManagement</w:t>
-      </w:r>
-      <w:proofErr w:type="spellEnd"/>
-      <w:r>
-        <w:t>;</w:t>
+        <w:t>using UnityEngine.SceneManagement;</w:t>
       </w:r>
     </w:p>
     <w:p>
@@ -3267,26 +2671,16 @@
       <w:r>
         <w:t>In your </w:t>
       </w:r>
-      <w:proofErr w:type="gramStart"/>
-      <w:r>
-        <w:rPr>
-          <w:b/>
-          <w:bCs/>
-        </w:rPr>
-        <w:t>Start(</w:t>
-      </w:r>
-      <w:proofErr w:type="gramEnd"/>
-      <w:r>
-        <w:rPr>
-          <w:b/>
-          <w:bCs/>
-        </w:rPr>
-        <w:t>)</w:t>
+      <w:r>
+        <w:rPr>
+          <w:b/>
+          <w:bCs/>
+        </w:rPr>
+        <w:t>Start()</w:t>
       </w:r>
       <w:r>
         <w:t> method, after assigning </w:t>
       </w:r>
-      <w:proofErr w:type="spellStart"/>
       <w:r>
         <w:rPr>
           <w:b/>
@@ -3294,27 +2688,13 @@
         </w:rPr>
         <w:t>restartButton</w:t>
       </w:r>
-      <w:proofErr w:type="spellEnd"/>
       <w:r>
         <w:t>, add the following line of code:</w:t>
       </w:r>
     </w:p>
     <w:p>
-      <w:proofErr w:type="spellStart"/>
-      <w:r>
-        <w:t>restartButton.clicked</w:t>
-      </w:r>
-      <w:proofErr w:type="spellEnd"/>
-      <w:r>
-        <w:t xml:space="preserve"> += </w:t>
-      </w:r>
-      <w:proofErr w:type="spellStart"/>
-      <w:r>
-        <w:t>ReloadScene</w:t>
-      </w:r>
-      <w:proofErr w:type="spellEnd"/>
-      <w:r>
-        <w:t>;</w:t>
+      <w:r>
+        <w:t>restartButton.clicked += ReloadScene;</w:t>
       </w:r>
     </w:p>
     <w:p>
@@ -3346,30 +2726,12 @@
       <w:r>
         <w:t> event to your </w:t>
       </w:r>
-      <w:proofErr w:type="spellStart"/>
-      <w:proofErr w:type="gramStart"/>
-      <w:r>
-        <w:rPr>
-          <w:b/>
-          <w:bCs/>
-        </w:rPr>
-        <w:t>ReloadScene</w:t>
-      </w:r>
-      <w:proofErr w:type="spellEnd"/>
-      <w:r>
-        <w:rPr>
-          <w:b/>
-          <w:bCs/>
-        </w:rPr>
-        <w:t>(</w:t>
-      </w:r>
-      <w:proofErr w:type="gramEnd"/>
-      <w:r>
-        <w:rPr>
-          <w:b/>
-          <w:bCs/>
-        </w:rPr>
-        <w:t>)</w:t>
+      <w:r>
+        <w:rPr>
+          <w:b/>
+          <w:bCs/>
+        </w:rPr>
+        <w:t>ReloadScene()</w:t>
       </w:r>
       <w:r>
         <w:t> method, so the scene reloads when the player selects the </w:t>
@@ -3406,7 +2768,6 @@
       <w:r>
         <w:t> symbol is the same one you used earlier to increment </w:t>
       </w:r>
-      <w:proofErr w:type="spellStart"/>
       <w:r>
         <w:rPr>
           <w:b/>
@@ -3414,7 +2775,6 @@
         </w:rPr>
         <w:t>elapsedTime</w:t>
       </w:r>
-      <w:proofErr w:type="spellEnd"/>
       <w:r>
         <w:t>. Here, it means "add this method to the list of things that happen when the </w:t>
       </w:r>
@@ -3461,25 +2821,16 @@
     </w:p>
     <w:p>
       <w:r>
-        <w:t xml:space="preserve">If you have any errors in your code or </w:t>
-      </w:r>
-      <w:proofErr w:type="gramStart"/>
-      <w:r>
-        <w:t>you just want</w:t>
-      </w:r>
-      <w:proofErr w:type="gramEnd"/>
-      <w:r>
-        <w:t xml:space="preserve"> to make sure your script matches exactly what has been taught up to this point, feel free to reference or copy the final code sample below.</w:t>
-      </w:r>
-    </w:p>
-    <w:p>
-      <w:pPr>
-        <w:rPr>
-          <w:b/>
-          <w:bCs/>
-        </w:rPr>
-      </w:pPr>
-      <w:proofErr w:type="spellStart"/>
+        <w:t>If you have any errors in your code or you just want to make sure your script matches exactly what has been taught up to this point, feel free to reference or copy the final code sample below.</w:t>
+      </w:r>
+    </w:p>
+    <w:p>
+      <w:pPr>
+        <w:rPr>
+          <w:b/>
+          <w:bCs/>
+        </w:rPr>
+      </w:pPr>
       <w:r>
         <w:rPr>
           <w:b/>
@@ -3487,7 +2838,6 @@
         </w:rPr>
         <w:t>PlayerController.cs</w:t>
       </w:r>
-      <w:proofErr w:type="spellEnd"/>
     </w:p>
     <w:p>
       <w:pPr>
@@ -3588,7 +2938,6 @@
         </w:rPr>
         <w:t xml:space="preserve"> </w:t>
       </w:r>
-      <w:proofErr w:type="spellStart"/>
       <w:r>
         <w:rPr>
           <w:rFonts w:ascii="Courier New" w:eastAsia="Times New Roman" w:hAnsi="Courier New" w:cs="Courier New"/>
@@ -3601,7 +2950,6 @@
         </w:rPr>
         <w:t>UnityEngine</w:t>
       </w:r>
-      <w:proofErr w:type="spellEnd"/>
       <w:r>
         <w:rPr>
           <w:rFonts w:ascii="Courier New" w:eastAsia="Times New Roman" w:hAnsi="Courier New" w:cs="Courier New"/>
@@ -3652,7 +3000,6 @@
         </w:rPr>
         <w:t xml:space="preserve"> </w:t>
       </w:r>
-      <w:proofErr w:type="spellStart"/>
       <w:r>
         <w:rPr>
           <w:rFonts w:ascii="Courier New" w:eastAsia="Times New Roman" w:hAnsi="Courier New" w:cs="Courier New"/>
@@ -3689,7 +3036,6 @@
         </w:rPr>
         <w:t>InputSystem</w:t>
       </w:r>
-      <w:proofErr w:type="spellEnd"/>
       <w:r>
         <w:rPr>
           <w:rFonts w:ascii="Courier New" w:eastAsia="Times New Roman" w:hAnsi="Courier New" w:cs="Courier New"/>
@@ -3740,7 +3086,6 @@
         </w:rPr>
         <w:t xml:space="preserve"> </w:t>
       </w:r>
-      <w:proofErr w:type="spellStart"/>
       <w:r>
         <w:rPr>
           <w:rFonts w:ascii="Courier New" w:eastAsia="Times New Roman" w:hAnsi="Courier New" w:cs="Courier New"/>
@@ -3777,7 +3122,6 @@
         </w:rPr>
         <w:t>UIElements</w:t>
       </w:r>
-      <w:proofErr w:type="spellEnd"/>
       <w:r>
         <w:rPr>
           <w:rFonts w:ascii="Courier New" w:eastAsia="Times New Roman" w:hAnsi="Courier New" w:cs="Courier New"/>
@@ -3828,7 +3172,6 @@
         </w:rPr>
         <w:t xml:space="preserve"> </w:t>
       </w:r>
-      <w:proofErr w:type="spellStart"/>
       <w:r>
         <w:rPr>
           <w:rFonts w:ascii="Courier New" w:eastAsia="Times New Roman" w:hAnsi="Courier New" w:cs="Courier New"/>
@@ -3865,7 +3208,6 @@
         </w:rPr>
         <w:t>SceneManagement</w:t>
       </w:r>
-      <w:proofErr w:type="spellEnd"/>
       <w:r>
         <w:rPr>
           <w:rFonts w:ascii="Courier New" w:eastAsia="Times New Roman" w:hAnsi="Courier New" w:cs="Courier New"/>
@@ -3965,8 +3307,6 @@
         </w:rPr>
         <w:t xml:space="preserve"> </w:t>
       </w:r>
-      <w:proofErr w:type="spellStart"/>
-      <w:proofErr w:type="gramStart"/>
       <w:r>
         <w:rPr>
           <w:rFonts w:ascii="Courier New" w:eastAsia="Times New Roman" w:hAnsi="Courier New" w:cs="Courier New"/>
@@ -3979,33 +3319,18 @@
         </w:rPr>
         <w:t>PlayerController</w:t>
       </w:r>
-      <w:proofErr w:type="spellEnd"/>
-      <w:r>
-        <w:rPr>
-          <w:rFonts w:ascii="Courier New" w:eastAsia="Times New Roman" w:hAnsi="Courier New" w:cs="Courier New"/>
-          <w:color w:val="BBBEBF"/>
-          <w:kern w:val="0"/>
-          <w:sz w:val="18"/>
-          <w:szCs w:val="18"/>
-          <w:lang w:eastAsia="en-CA"/>
-          <w14:ligatures w14:val="none"/>
-        </w:rPr>
-        <w:t xml:space="preserve"> :</w:t>
-      </w:r>
-      <w:proofErr w:type="gramEnd"/>
-      <w:r>
-        <w:rPr>
-          <w:rFonts w:ascii="Courier New" w:eastAsia="Times New Roman" w:hAnsi="Courier New" w:cs="Courier New"/>
-          <w:color w:val="BBBEBF"/>
-          <w:kern w:val="0"/>
-          <w:sz w:val="18"/>
-          <w:szCs w:val="18"/>
-          <w:lang w:eastAsia="en-CA"/>
-          <w14:ligatures w14:val="none"/>
-        </w:rPr>
-        <w:t xml:space="preserve"> </w:t>
-      </w:r>
-      <w:proofErr w:type="spellStart"/>
+      <w:r>
+        <w:rPr>
+          <w:rFonts w:ascii="Courier New" w:eastAsia="Times New Roman" w:hAnsi="Courier New" w:cs="Courier New"/>
+          <w:color w:val="BBBEBF"/>
+          <w:kern w:val="0"/>
+          <w:sz w:val="18"/>
+          <w:szCs w:val="18"/>
+          <w:lang w:eastAsia="en-CA"/>
+          <w14:ligatures w14:val="none"/>
+        </w:rPr>
+        <w:t xml:space="preserve"> : </w:t>
+      </w:r>
       <w:r>
         <w:rPr>
           <w:rFonts w:ascii="Courier New" w:eastAsia="Times New Roman" w:hAnsi="Courier New" w:cs="Courier New"/>
@@ -4018,7 +3343,6 @@
         </w:rPr>
         <w:t>MonoBehaviour</w:t>
       </w:r>
-      <w:proofErr w:type="spellEnd"/>
     </w:p>
     <w:p>
       <w:pPr>
@@ -4071,7 +3395,6 @@
         </w:rPr>
         <w:t>[</w:t>
       </w:r>
-      <w:proofErr w:type="spellStart"/>
       <w:r>
         <w:rPr>
           <w:rFonts w:ascii="Courier New" w:eastAsia="Times New Roman" w:hAnsi="Courier New" w:cs="Courier New"/>
@@ -4084,7 +3407,6 @@
         </w:rPr>
         <w:t>SerializeField</w:t>
       </w:r>
-      <w:proofErr w:type="spellEnd"/>
       <w:r>
         <w:rPr>
           <w:rFonts w:ascii="Courier New" w:eastAsia="Times New Roman" w:hAnsi="Courier New" w:cs="Courier New"/>
@@ -4258,7 +3580,6 @@
         </w:rPr>
         <w:t xml:space="preserve"> </w:t>
       </w:r>
-      <w:proofErr w:type="spellStart"/>
       <w:r>
         <w:rPr>
           <w:rFonts w:ascii="Courier New" w:eastAsia="Times New Roman" w:hAnsi="Courier New" w:cs="Courier New"/>
@@ -4271,7 +3592,6 @@
         </w:rPr>
         <w:t>maxSpeed</w:t>
       </w:r>
-      <w:proofErr w:type="spellEnd"/>
       <w:r>
         <w:rPr>
           <w:rFonts w:ascii="Courier New" w:eastAsia="Times New Roman" w:hAnsi="Courier New" w:cs="Courier New"/>
@@ -4370,7 +3690,6 @@
         </w:rPr>
         <w:t xml:space="preserve"> </w:t>
       </w:r>
-      <w:proofErr w:type="spellStart"/>
       <w:r>
         <w:rPr>
           <w:rFonts w:ascii="Courier New" w:eastAsia="Times New Roman" w:hAnsi="Courier New" w:cs="Courier New"/>
@@ -4383,7 +3702,6 @@
         </w:rPr>
         <w:t>rb</w:t>
       </w:r>
-      <w:proofErr w:type="spellEnd"/>
       <w:r>
         <w:rPr>
           <w:rFonts w:ascii="Courier New" w:eastAsia="Times New Roman" w:hAnsi="Courier New" w:cs="Courier New"/>
@@ -4435,7 +3753,6 @@
         </w:rPr>
         <w:t>[</w:t>
       </w:r>
-      <w:proofErr w:type="spellStart"/>
       <w:r>
         <w:rPr>
           <w:rFonts w:ascii="Courier New" w:eastAsia="Times New Roman" w:hAnsi="Courier New" w:cs="Courier New"/>
@@ -4448,7 +3765,6 @@
         </w:rPr>
         <w:t>SerializeField</w:t>
       </w:r>
-      <w:proofErr w:type="spellEnd"/>
       <w:r>
         <w:rPr>
           <w:rFonts w:ascii="Courier New" w:eastAsia="Times New Roman" w:hAnsi="Courier New" w:cs="Courier New"/>
@@ -4475,7 +3791,6 @@
           <w14:ligatures w14:val="none"/>
         </w:rPr>
       </w:pPr>
-      <w:proofErr w:type="spellStart"/>
       <w:r>
         <w:rPr>
           <w:rFonts w:ascii="Courier New" w:eastAsia="Times New Roman" w:hAnsi="Courier New" w:cs="Courier New"/>
@@ -4488,7 +3803,6 @@
         </w:rPr>
         <w:t>GameObject</w:t>
       </w:r>
-      <w:proofErr w:type="spellEnd"/>
       <w:r>
         <w:rPr>
           <w:rFonts w:ascii="Courier New" w:eastAsia="Times New Roman" w:hAnsi="Courier New" w:cs="Courier New"/>
@@ -4501,7 +3815,6 @@
         </w:rPr>
         <w:t xml:space="preserve"> </w:t>
       </w:r>
-      <w:proofErr w:type="spellStart"/>
       <w:r>
         <w:rPr>
           <w:rFonts w:ascii="Courier New" w:eastAsia="Times New Roman" w:hAnsi="Courier New" w:cs="Courier New"/>
@@ -4514,7 +3827,6 @@
         </w:rPr>
         <w:t>boosterFlame</w:t>
       </w:r>
-      <w:proofErr w:type="spellEnd"/>
       <w:r>
         <w:rPr>
           <w:rFonts w:ascii="Courier New" w:eastAsia="Times New Roman" w:hAnsi="Courier New" w:cs="Courier New"/>
@@ -4566,7 +3878,6 @@
         </w:rPr>
         <w:t>[</w:t>
       </w:r>
-      <w:proofErr w:type="spellStart"/>
       <w:r>
         <w:rPr>
           <w:rFonts w:ascii="Courier New" w:eastAsia="Times New Roman" w:hAnsi="Courier New" w:cs="Courier New"/>
@@ -4579,7 +3890,6 @@
         </w:rPr>
         <w:t>SerializeField</w:t>
       </w:r>
-      <w:proofErr w:type="spellEnd"/>
       <w:r>
         <w:rPr>
           <w:rFonts w:ascii="Courier New" w:eastAsia="Times New Roman" w:hAnsi="Courier New" w:cs="Courier New"/>
@@ -4606,7 +3916,6 @@
           <w14:ligatures w14:val="none"/>
         </w:rPr>
       </w:pPr>
-      <w:proofErr w:type="spellStart"/>
       <w:r>
         <w:rPr>
           <w:rFonts w:ascii="Courier New" w:eastAsia="Times New Roman" w:hAnsi="Courier New" w:cs="Courier New"/>
@@ -4619,7 +3928,6 @@
         </w:rPr>
         <w:t>GameObject</w:t>
       </w:r>
-      <w:proofErr w:type="spellEnd"/>
       <w:r>
         <w:rPr>
           <w:rFonts w:ascii="Courier New" w:eastAsia="Times New Roman" w:hAnsi="Courier New" w:cs="Courier New"/>
@@ -4632,7 +3940,6 @@
         </w:rPr>
         <w:t xml:space="preserve"> </w:t>
       </w:r>
-      <w:proofErr w:type="spellStart"/>
       <w:r>
         <w:rPr>
           <w:rFonts w:ascii="Courier New" w:eastAsia="Times New Roman" w:hAnsi="Courier New" w:cs="Courier New"/>
@@ -4645,7 +3952,6 @@
         </w:rPr>
         <w:t>explosionEffect</w:t>
       </w:r>
-      <w:proofErr w:type="spellEnd"/>
       <w:r>
         <w:rPr>
           <w:rFonts w:ascii="Courier New" w:eastAsia="Times New Roman" w:hAnsi="Courier New" w:cs="Courier New"/>
@@ -4709,7 +4015,6 @@
         </w:rPr>
         <w:t xml:space="preserve"> </w:t>
       </w:r>
-      <w:proofErr w:type="spellStart"/>
       <w:r>
         <w:rPr>
           <w:rFonts w:ascii="Courier New" w:eastAsia="Times New Roman" w:hAnsi="Courier New" w:cs="Courier New"/>
@@ -4722,7 +4027,6 @@
         </w:rPr>
         <w:t>elapsedTime</w:t>
       </w:r>
-      <w:proofErr w:type="spellEnd"/>
       <w:r>
         <w:rPr>
           <w:rFonts w:ascii="Courier New" w:eastAsia="Times New Roman" w:hAnsi="Courier New" w:cs="Courier New"/>
@@ -4944,7 +4248,6 @@
         </w:rPr>
         <w:t xml:space="preserve"> </w:t>
       </w:r>
-      <w:proofErr w:type="spellStart"/>
       <w:r>
         <w:rPr>
           <w:rFonts w:ascii="Courier New" w:eastAsia="Times New Roman" w:hAnsi="Courier New" w:cs="Courier New"/>
@@ -4957,7 +4260,6 @@
         </w:rPr>
         <w:t>scoreMultiplier</w:t>
       </w:r>
-      <w:proofErr w:type="spellEnd"/>
       <w:r>
         <w:rPr>
           <w:rFonts w:ascii="Courier New" w:eastAsia="Times New Roman" w:hAnsi="Courier New" w:cs="Courier New"/>
@@ -5057,7 +4359,6 @@
         </w:rPr>
         <w:t>[</w:t>
       </w:r>
-      <w:proofErr w:type="spellStart"/>
       <w:r>
         <w:rPr>
           <w:rFonts w:ascii="Courier New" w:eastAsia="Times New Roman" w:hAnsi="Courier New" w:cs="Courier New"/>
@@ -5070,7 +4371,6 @@
         </w:rPr>
         <w:t>SerializeField</w:t>
       </w:r>
-      <w:proofErr w:type="spellEnd"/>
       <w:r>
         <w:rPr>
           <w:rFonts w:ascii="Courier New" w:eastAsia="Times New Roman" w:hAnsi="Courier New" w:cs="Courier New"/>
@@ -5121,7 +4421,6 @@
         </w:rPr>
         <w:t xml:space="preserve"> </w:t>
       </w:r>
-      <w:proofErr w:type="spellStart"/>
       <w:r>
         <w:rPr>
           <w:rFonts w:ascii="Courier New" w:eastAsia="Times New Roman" w:hAnsi="Courier New" w:cs="Courier New"/>
@@ -5134,7 +4433,6 @@
         </w:rPr>
         <w:t>PanelRenderer</w:t>
       </w:r>
-      <w:proofErr w:type="spellEnd"/>
       <w:r>
         <w:rPr>
           <w:rFonts w:ascii="Courier New" w:eastAsia="Times New Roman" w:hAnsi="Courier New" w:cs="Courier New"/>
@@ -5210,7 +4508,6 @@
         </w:rPr>
         <w:t>[</w:t>
       </w:r>
-      <w:proofErr w:type="spellStart"/>
       <w:r>
         <w:rPr>
           <w:rFonts w:ascii="Courier New" w:eastAsia="Times New Roman" w:hAnsi="Courier New" w:cs="Courier New"/>
@@ -5223,7 +4520,6 @@
         </w:rPr>
         <w:t>SerializeField</w:t>
       </w:r>
-      <w:proofErr w:type="spellEnd"/>
       <w:r>
         <w:rPr>
           <w:rFonts w:ascii="Courier New" w:eastAsia="Times New Roman" w:hAnsi="Courier New" w:cs="Courier New"/>
@@ -5274,7 +4570,6 @@
         </w:rPr>
         <w:t xml:space="preserve"> </w:t>
       </w:r>
-      <w:proofErr w:type="spellStart"/>
       <w:r>
         <w:rPr>
           <w:rFonts w:ascii="Courier New" w:eastAsia="Times New Roman" w:hAnsi="Courier New" w:cs="Courier New"/>
@@ -5287,7 +4582,6 @@
         </w:rPr>
         <w:t>VisualElementReference</w:t>
       </w:r>
-      <w:proofErr w:type="spellEnd"/>
       <w:r>
         <w:rPr>
           <w:rFonts w:ascii="Courier New" w:eastAsia="Times New Roman" w:hAnsi="Courier New" w:cs="Courier New"/>
@@ -5324,7 +4618,6 @@
         </w:rPr>
         <w:t xml:space="preserve">&gt; </w:t>
       </w:r>
-      <w:proofErr w:type="spellStart"/>
       <w:r>
         <w:rPr>
           <w:rFonts w:ascii="Courier New" w:eastAsia="Times New Roman" w:hAnsi="Courier New" w:cs="Courier New"/>
@@ -5337,7 +4630,6 @@
         </w:rPr>
         <w:t>labelReference</w:t>
       </w:r>
-      <w:proofErr w:type="spellEnd"/>
       <w:r>
         <w:rPr>
           <w:rFonts w:ascii="Courier New" w:eastAsia="Times New Roman" w:hAnsi="Courier New" w:cs="Courier New"/>
@@ -5376,7 +4668,6 @@
         </w:rPr>
         <w:t>[</w:t>
       </w:r>
-      <w:proofErr w:type="spellStart"/>
       <w:r>
         <w:rPr>
           <w:rFonts w:ascii="Courier New" w:eastAsia="Times New Roman" w:hAnsi="Courier New" w:cs="Courier New"/>
@@ -5389,7 +4680,6 @@
         </w:rPr>
         <w:t>SerializeField</w:t>
       </w:r>
-      <w:proofErr w:type="spellEnd"/>
       <w:r>
         <w:rPr>
           <w:rFonts w:ascii="Courier New" w:eastAsia="Times New Roman" w:hAnsi="Courier New" w:cs="Courier New"/>
@@ -5440,7 +4730,6 @@
         </w:rPr>
         <w:t xml:space="preserve"> </w:t>
       </w:r>
-      <w:proofErr w:type="spellStart"/>
       <w:r>
         <w:rPr>
           <w:rFonts w:ascii="Courier New" w:eastAsia="Times New Roman" w:hAnsi="Courier New" w:cs="Courier New"/>
@@ -5453,7 +4742,6 @@
         </w:rPr>
         <w:t>VisualElementReference</w:t>
       </w:r>
-      <w:proofErr w:type="spellEnd"/>
       <w:r>
         <w:rPr>
           <w:rFonts w:ascii="Courier New" w:eastAsia="Times New Roman" w:hAnsi="Courier New" w:cs="Courier New"/>
@@ -5490,7 +4778,6 @@
         </w:rPr>
         <w:t xml:space="preserve">&gt; </w:t>
       </w:r>
-      <w:proofErr w:type="spellStart"/>
       <w:r>
         <w:rPr>
           <w:rFonts w:ascii="Courier New" w:eastAsia="Times New Roman" w:hAnsi="Courier New" w:cs="Courier New"/>
@@ -5503,7 +4790,6 @@
         </w:rPr>
         <w:t>buttonReference</w:t>
       </w:r>
-      <w:proofErr w:type="spellEnd"/>
       <w:r>
         <w:rPr>
           <w:rFonts w:ascii="Courier New" w:eastAsia="Times New Roman" w:hAnsi="Courier New" w:cs="Courier New"/>
@@ -5591,7 +4877,6 @@
         </w:rPr>
         <w:t xml:space="preserve"> </w:t>
       </w:r>
-      <w:proofErr w:type="spellStart"/>
       <w:r>
         <w:rPr>
           <w:rFonts w:ascii="Courier New" w:eastAsia="Times New Roman" w:hAnsi="Courier New" w:cs="Courier New"/>
@@ -5604,7 +4889,6 @@
         </w:rPr>
         <w:t>scoreText</w:t>
       </w:r>
-      <w:proofErr w:type="spellEnd"/>
       <w:r>
         <w:rPr>
           <w:rFonts w:ascii="Courier New" w:eastAsia="Times New Roman" w:hAnsi="Courier New" w:cs="Courier New"/>
@@ -5679,7 +4963,6 @@
         </w:rPr>
         <w:t xml:space="preserve"> </w:t>
       </w:r>
-      <w:proofErr w:type="spellStart"/>
       <w:r>
         <w:rPr>
           <w:rFonts w:ascii="Courier New" w:eastAsia="Times New Roman" w:hAnsi="Courier New" w:cs="Courier New"/>
@@ -5692,7 +4975,6 @@
         </w:rPr>
         <w:t>restartButton</w:t>
       </w:r>
-      <w:proofErr w:type="spellEnd"/>
       <w:r>
         <w:rPr>
           <w:rFonts w:ascii="Courier New" w:eastAsia="Times New Roman" w:hAnsi="Courier New" w:cs="Courier New"/>
@@ -5780,7 +5062,6 @@
         </w:rPr>
         <w:t xml:space="preserve"> </w:t>
       </w:r>
-      <w:proofErr w:type="gramStart"/>
       <w:r>
         <w:rPr>
           <w:rFonts w:ascii="Courier New" w:eastAsia="Times New Roman" w:hAnsi="Courier New" w:cs="Courier New"/>
@@ -5803,20 +5084,119 @@
           <w:lang w:eastAsia="en-CA"/>
           <w14:ligatures w14:val="none"/>
         </w:rPr>
+        <w:t>()</w:t>
+      </w:r>
+    </w:p>
+    <w:p>
+      <w:pPr>
+        <w:spacing w:after="0" w:line="240" w:lineRule="auto"/>
+        <w:rPr>
+          <w:rFonts w:ascii="Courier New" w:eastAsia="Times New Roman" w:hAnsi="Courier New" w:cs="Courier New"/>
+          <w:color w:val="BBBEBF"/>
+          <w:kern w:val="0"/>
+          <w:sz w:val="18"/>
+          <w:szCs w:val="18"/>
+          <w:lang w:eastAsia="en-CA"/>
+          <w14:ligatures w14:val="none"/>
+        </w:rPr>
+      </w:pPr>
+      <w:r>
+        <w:rPr>
+          <w:rFonts w:ascii="Courier New" w:eastAsia="Times New Roman" w:hAnsi="Courier New" w:cs="Courier New"/>
+          <w:color w:val="BBBEBF"/>
+          <w:kern w:val="0"/>
+          <w:sz w:val="18"/>
+          <w:szCs w:val="18"/>
+          <w:lang w:eastAsia="en-CA"/>
+          <w14:ligatures w14:val="none"/>
+        </w:rPr>
+        <w:t>{</w:t>
+      </w:r>
+    </w:p>
+    <w:p>
+      <w:pPr>
+        <w:spacing w:after="0" w:line="240" w:lineRule="auto"/>
+        <w:rPr>
+          <w:rFonts w:ascii="Courier New" w:eastAsia="Times New Roman" w:hAnsi="Courier New" w:cs="Courier New"/>
+          <w:color w:val="BBBEBF"/>
+          <w:kern w:val="0"/>
+          <w:sz w:val="18"/>
+          <w:szCs w:val="18"/>
+          <w:lang w:eastAsia="en-CA"/>
+          <w14:ligatures w14:val="none"/>
+        </w:rPr>
+      </w:pPr>
+      <w:r>
+        <w:rPr>
+          <w:rFonts w:ascii="Courier New" w:eastAsia="Times New Roman" w:hAnsi="Courier New" w:cs="Courier New"/>
+          <w:color w:val="4EC9B0"/>
+          <w:kern w:val="0"/>
+          <w:sz w:val="18"/>
+          <w:szCs w:val="18"/>
+          <w:lang w:eastAsia="en-CA"/>
+          <w14:ligatures w14:val="none"/>
+        </w:rPr>
+        <w:t>Debug</w:t>
+      </w:r>
+      <w:r>
+        <w:rPr>
+          <w:rFonts w:ascii="Courier New" w:eastAsia="Times New Roman" w:hAnsi="Courier New" w:cs="Courier New"/>
+          <w:color w:val="D4D4D4"/>
+          <w:kern w:val="0"/>
+          <w:sz w:val="18"/>
+          <w:szCs w:val="18"/>
+          <w:lang w:eastAsia="en-CA"/>
+          <w14:ligatures w14:val="none"/>
+        </w:rPr>
+        <w:t>.</w:t>
+      </w:r>
+      <w:r>
+        <w:rPr>
+          <w:rFonts w:ascii="Courier New" w:eastAsia="Times New Roman" w:hAnsi="Courier New" w:cs="Courier New"/>
+          <w:color w:val="D2A8FF"/>
+          <w:kern w:val="0"/>
+          <w:sz w:val="18"/>
+          <w:szCs w:val="18"/>
+          <w:lang w:eastAsia="en-CA"/>
+          <w14:ligatures w14:val="none"/>
+        </w:rPr>
+        <w:t>Log</w:t>
+      </w:r>
+      <w:r>
+        <w:rPr>
+          <w:rFonts w:ascii="Courier New" w:eastAsia="Times New Roman" w:hAnsi="Courier New" w:cs="Courier New"/>
+          <w:color w:val="BBBEBF"/>
+          <w:kern w:val="0"/>
+          <w:sz w:val="18"/>
+          <w:szCs w:val="18"/>
+          <w:lang w:eastAsia="en-CA"/>
+          <w14:ligatures w14:val="none"/>
+        </w:rPr>
         <w:t>(</w:t>
       </w:r>
-      <w:proofErr w:type="gramEnd"/>
-      <w:r>
-        <w:rPr>
-          <w:rFonts w:ascii="Courier New" w:eastAsia="Times New Roman" w:hAnsi="Courier New" w:cs="Courier New"/>
-          <w:color w:val="BBBEBF"/>
-          <w:kern w:val="0"/>
-          <w:sz w:val="18"/>
-          <w:szCs w:val="18"/>
-          <w:lang w:eastAsia="en-CA"/>
-          <w14:ligatures w14:val="none"/>
-        </w:rPr>
-        <w:t>)</w:t>
+      <w:r>
+        <w:rPr>
+          <w:rFonts w:ascii="Courier New" w:eastAsia="Times New Roman" w:hAnsi="Courier New" w:cs="Courier New"/>
+          <w:color w:val="A5D6FF"/>
+          <w:kern w:val="0"/>
+          <w:sz w:val="18"/>
+          <w:szCs w:val="18"/>
+          <w:lang w:eastAsia="en-CA"/>
+          <w14:ligatures w14:val="none"/>
+        </w:rPr>
+        <w:t>"Awake"</w:t>
+      </w:r>
+      <w:r>
+        <w:rPr>
+          <w:rFonts w:ascii="Courier New" w:eastAsia="Times New Roman" w:hAnsi="Courier New" w:cs="Courier New"/>
+          <w:color w:val="BBBEBF"/>
+          <w:kern w:val="0"/>
+          <w:sz w:val="18"/>
+          <w:szCs w:val="18"/>
+          <w:lang w:eastAsia="en-CA"/>
+          <w14:ligatures w14:val="none"/>
+        </w:rPr>
+        <w:t>);</w:t>
       </w:r>
     </w:p>
     <w:p>
@@ -5835,41 +5215,14 @@
       <w:r>
         <w:rPr>
           <w:rFonts w:ascii="Courier New" w:eastAsia="Times New Roman" w:hAnsi="Courier New" w:cs="Courier New"/>
-          <w:color w:val="BBBEBF"/>
-          <w:kern w:val="0"/>
-          <w:sz w:val="18"/>
-          <w:szCs w:val="18"/>
-          <w:lang w:eastAsia="en-CA"/>
-          <w14:ligatures w14:val="none"/>
-        </w:rPr>
-        <w:t>{</w:t>
-      </w:r>
-    </w:p>
-    <w:p>
-      <w:pPr>
-        <w:spacing w:after="0" w:line="240" w:lineRule="auto"/>
-        <w:rPr>
-          <w:rFonts w:ascii="Courier New" w:eastAsia="Times New Roman" w:hAnsi="Courier New" w:cs="Courier New"/>
-          <w:color w:val="BBBEBF"/>
-          <w:kern w:val="0"/>
-          <w:sz w:val="18"/>
-          <w:szCs w:val="18"/>
-          <w:lang w:eastAsia="en-CA"/>
-          <w14:ligatures w14:val="none"/>
-        </w:rPr>
-      </w:pPr>
-      <w:proofErr w:type="spellStart"/>
-      <w:r>
-        <w:rPr>
-          <w:rFonts w:ascii="Courier New" w:eastAsia="Times New Roman" w:hAnsi="Courier New" w:cs="Courier New"/>
-          <w:color w:val="4EC9B0"/>
-          <w:kern w:val="0"/>
-          <w:sz w:val="18"/>
-          <w:szCs w:val="18"/>
-          <w:lang w:eastAsia="en-CA"/>
-          <w14:ligatures w14:val="none"/>
-        </w:rPr>
-        <w:t>Debug</w:t>
+          <w:color w:val="9CDCFE"/>
+          <w:kern w:val="0"/>
+          <w:sz w:val="18"/>
+          <w:szCs w:val="18"/>
+          <w:lang w:eastAsia="en-CA"/>
+          <w14:ligatures w14:val="none"/>
+        </w:rPr>
+        <w:t>panel</w:t>
       </w:r>
       <w:r>
         <w:rPr>
@@ -5893,9 +5246,8 @@
           <w:lang w:eastAsia="en-CA"/>
           <w14:ligatures w14:val="none"/>
         </w:rPr>
-        <w:t>Log</w:t>
-      </w:r>
-      <w:proofErr w:type="spellEnd"/>
+        <w:t>RegisterUIReloadCallback</w:t>
+      </w:r>
       <w:r>
         <w:rPr>
           <w:rFonts w:ascii="Courier New" w:eastAsia="Times New Roman" w:hAnsi="Courier New" w:cs="Courier New"/>
@@ -5911,70 +5263,6 @@
       <w:r>
         <w:rPr>
           <w:rFonts w:ascii="Courier New" w:eastAsia="Times New Roman" w:hAnsi="Courier New" w:cs="Courier New"/>
-          <w:color w:val="A5D6FF"/>
-          <w:kern w:val="0"/>
-          <w:sz w:val="18"/>
-          <w:szCs w:val="18"/>
-          <w:lang w:eastAsia="en-CA"/>
-          <w14:ligatures w14:val="none"/>
-        </w:rPr>
-        <w:t>"Awake"</w:t>
-      </w:r>
-      <w:r>
-        <w:rPr>
-          <w:rFonts w:ascii="Courier New" w:eastAsia="Times New Roman" w:hAnsi="Courier New" w:cs="Courier New"/>
-          <w:color w:val="BBBEBF"/>
-          <w:kern w:val="0"/>
-          <w:sz w:val="18"/>
-          <w:szCs w:val="18"/>
-          <w:lang w:eastAsia="en-CA"/>
-          <w14:ligatures w14:val="none"/>
-        </w:rPr>
-        <w:t>);</w:t>
-      </w:r>
-    </w:p>
-    <w:p>
-      <w:pPr>
-        <w:spacing w:after="0" w:line="240" w:lineRule="auto"/>
-        <w:rPr>
-          <w:rFonts w:ascii="Courier New" w:eastAsia="Times New Roman" w:hAnsi="Courier New" w:cs="Courier New"/>
-          <w:color w:val="BBBEBF"/>
-          <w:kern w:val="0"/>
-          <w:sz w:val="18"/>
-          <w:szCs w:val="18"/>
-          <w:lang w:eastAsia="en-CA"/>
-          <w14:ligatures w14:val="none"/>
-        </w:rPr>
-      </w:pPr>
-      <w:proofErr w:type="spellStart"/>
-      <w:proofErr w:type="gramStart"/>
-      <w:r>
-        <w:rPr>
-          <w:rFonts w:ascii="Courier New" w:eastAsia="Times New Roman" w:hAnsi="Courier New" w:cs="Courier New"/>
-          <w:color w:val="9CDCFE"/>
-          <w:kern w:val="0"/>
-          <w:sz w:val="18"/>
-          <w:szCs w:val="18"/>
-          <w:lang w:eastAsia="en-CA"/>
-          <w14:ligatures w14:val="none"/>
-        </w:rPr>
-        <w:t>panel</w:t>
-      </w:r>
-      <w:r>
-        <w:rPr>
-          <w:rFonts w:ascii="Courier New" w:eastAsia="Times New Roman" w:hAnsi="Courier New" w:cs="Courier New"/>
-          <w:color w:val="D4D4D4"/>
-          <w:kern w:val="0"/>
-          <w:sz w:val="18"/>
-          <w:szCs w:val="18"/>
-          <w:lang w:eastAsia="en-CA"/>
-          <w14:ligatures w14:val="none"/>
-        </w:rPr>
-        <w:t>.</w:t>
-      </w:r>
-      <w:r>
-        <w:rPr>
-          <w:rFonts w:ascii="Courier New" w:eastAsia="Times New Roman" w:hAnsi="Courier New" w:cs="Courier New"/>
           <w:color w:val="D2A8FF"/>
           <w:kern w:val="0"/>
           <w:sz w:val="18"/>
@@ -5982,36 +5270,8 @@
           <w:lang w:eastAsia="en-CA"/>
           <w14:ligatures w14:val="none"/>
         </w:rPr>
-        <w:t>RegisterUIReloadCallback</w:t>
-      </w:r>
-      <w:proofErr w:type="spellEnd"/>
-      <w:proofErr w:type="gramEnd"/>
-      <w:r>
-        <w:rPr>
-          <w:rFonts w:ascii="Courier New" w:eastAsia="Times New Roman" w:hAnsi="Courier New" w:cs="Courier New"/>
-          <w:color w:val="BBBEBF"/>
-          <w:kern w:val="0"/>
-          <w:sz w:val="18"/>
-          <w:szCs w:val="18"/>
-          <w:lang w:eastAsia="en-CA"/>
-          <w14:ligatures w14:val="none"/>
-        </w:rPr>
-        <w:t>(</w:t>
-      </w:r>
-      <w:proofErr w:type="spellStart"/>
-      <w:r>
-        <w:rPr>
-          <w:rFonts w:ascii="Courier New" w:eastAsia="Times New Roman" w:hAnsi="Courier New" w:cs="Courier New"/>
-          <w:color w:val="D2A8FF"/>
-          <w:kern w:val="0"/>
-          <w:sz w:val="18"/>
-          <w:szCs w:val="18"/>
-          <w:lang w:eastAsia="en-CA"/>
-          <w14:ligatures w14:val="none"/>
-        </w:rPr>
         <w:t>OnUIReload</w:t>
       </w:r>
-      <w:proofErr w:type="spellEnd"/>
       <w:r>
         <w:rPr>
           <w:rFonts w:ascii="Courier New" w:eastAsia="Times New Roman" w:hAnsi="Courier New" w:cs="Courier New"/>
@@ -6125,8 +5385,6 @@
         </w:rPr>
         <w:t xml:space="preserve"> </w:t>
       </w:r>
-      <w:proofErr w:type="spellStart"/>
-      <w:proofErr w:type="gramStart"/>
       <w:r>
         <w:rPr>
           <w:rFonts w:ascii="Courier New" w:eastAsia="Times New Roman" w:hAnsi="Courier New" w:cs="Courier New"/>
@@ -6139,31 +5397,17 @@
         </w:rPr>
         <w:t>OnEnable</w:t>
       </w:r>
-      <w:proofErr w:type="spellEnd"/>
-      <w:r>
-        <w:rPr>
-          <w:rFonts w:ascii="Courier New" w:eastAsia="Times New Roman" w:hAnsi="Courier New" w:cs="Courier New"/>
-          <w:color w:val="BBBEBF"/>
-          <w:kern w:val="0"/>
-          <w:sz w:val="18"/>
-          <w:szCs w:val="18"/>
-          <w:lang w:eastAsia="en-CA"/>
-          <w14:ligatures w14:val="none"/>
-        </w:rPr>
-        <w:t>(</w:t>
-      </w:r>
-      <w:proofErr w:type="gramEnd"/>
-      <w:r>
-        <w:rPr>
-          <w:rFonts w:ascii="Courier New" w:eastAsia="Times New Roman" w:hAnsi="Courier New" w:cs="Courier New"/>
-          <w:color w:val="BBBEBF"/>
-          <w:kern w:val="0"/>
-          <w:sz w:val="18"/>
-          <w:szCs w:val="18"/>
-          <w:lang w:eastAsia="en-CA"/>
-          <w14:ligatures w14:val="none"/>
-        </w:rPr>
-        <w:t>)</w:t>
+      <w:r>
+        <w:rPr>
+          <w:rFonts w:ascii="Courier New" w:eastAsia="Times New Roman" w:hAnsi="Courier New" w:cs="Courier New"/>
+          <w:color w:val="BBBEBF"/>
+          <w:kern w:val="0"/>
+          <w:sz w:val="18"/>
+          <w:szCs w:val="18"/>
+          <w:lang w:eastAsia="en-CA"/>
+          <w14:ligatures w14:val="none"/>
+        </w:rPr>
+        <w:t>()</w:t>
       </w:r>
     </w:p>
     <w:p>
@@ -6205,7 +5449,6 @@
           <w14:ligatures w14:val="none"/>
         </w:rPr>
       </w:pPr>
-      <w:proofErr w:type="spellStart"/>
       <w:r>
         <w:rPr>
           <w:rFonts w:ascii="Courier New" w:eastAsia="Times New Roman" w:hAnsi="Courier New" w:cs="Courier New"/>
@@ -6242,7 +5485,6 @@
         </w:rPr>
         <w:t>Log</w:t>
       </w:r>
-      <w:proofErr w:type="spellEnd"/>
       <w:r>
         <w:rPr>
           <w:rFonts w:ascii="Courier New" w:eastAsia="Times New Roman" w:hAnsi="Courier New" w:cs="Courier New"/>
@@ -6380,8 +5622,6 @@
         </w:rPr>
         <w:t xml:space="preserve"> </w:t>
       </w:r>
-      <w:proofErr w:type="spellStart"/>
-      <w:proofErr w:type="gramStart"/>
       <w:r>
         <w:rPr>
           <w:rFonts w:ascii="Courier New" w:eastAsia="Times New Roman" w:hAnsi="Courier New" w:cs="Courier New"/>
@@ -6394,7 +5634,94 @@
         </w:rPr>
         <w:t>OnDestroy</w:t>
       </w:r>
-      <w:proofErr w:type="spellEnd"/>
+      <w:r>
+        <w:rPr>
+          <w:rFonts w:ascii="Courier New" w:eastAsia="Times New Roman" w:hAnsi="Courier New" w:cs="Courier New"/>
+          <w:color w:val="BBBEBF"/>
+          <w:kern w:val="0"/>
+          <w:sz w:val="18"/>
+          <w:szCs w:val="18"/>
+          <w:lang w:eastAsia="en-CA"/>
+          <w14:ligatures w14:val="none"/>
+        </w:rPr>
+        <w:t>()</w:t>
+      </w:r>
+    </w:p>
+    <w:p>
+      <w:pPr>
+        <w:spacing w:after="0" w:line="240" w:lineRule="auto"/>
+        <w:rPr>
+          <w:rFonts w:ascii="Courier New" w:eastAsia="Times New Roman" w:hAnsi="Courier New" w:cs="Courier New"/>
+          <w:color w:val="BBBEBF"/>
+          <w:kern w:val="0"/>
+          <w:sz w:val="18"/>
+          <w:szCs w:val="18"/>
+          <w:lang w:eastAsia="en-CA"/>
+          <w14:ligatures w14:val="none"/>
+        </w:rPr>
+      </w:pPr>
+      <w:r>
+        <w:rPr>
+          <w:rFonts w:ascii="Courier New" w:eastAsia="Times New Roman" w:hAnsi="Courier New" w:cs="Courier New"/>
+          <w:color w:val="BBBEBF"/>
+          <w:kern w:val="0"/>
+          <w:sz w:val="18"/>
+          <w:szCs w:val="18"/>
+          <w:lang w:eastAsia="en-CA"/>
+          <w14:ligatures w14:val="none"/>
+        </w:rPr>
+        <w:t>{</w:t>
+      </w:r>
+    </w:p>
+    <w:p>
+      <w:pPr>
+        <w:spacing w:after="0" w:line="240" w:lineRule="auto"/>
+        <w:rPr>
+          <w:rFonts w:ascii="Courier New" w:eastAsia="Times New Roman" w:hAnsi="Courier New" w:cs="Courier New"/>
+          <w:color w:val="BBBEBF"/>
+          <w:kern w:val="0"/>
+          <w:sz w:val="18"/>
+          <w:szCs w:val="18"/>
+          <w:lang w:eastAsia="en-CA"/>
+          <w14:ligatures w14:val="none"/>
+        </w:rPr>
+      </w:pPr>
+      <w:r>
+        <w:rPr>
+          <w:rFonts w:ascii="Courier New" w:eastAsia="Times New Roman" w:hAnsi="Courier New" w:cs="Courier New"/>
+          <w:color w:val="9CDCFE"/>
+          <w:kern w:val="0"/>
+          <w:sz w:val="18"/>
+          <w:szCs w:val="18"/>
+          <w:lang w:eastAsia="en-CA"/>
+          <w14:ligatures w14:val="none"/>
+        </w:rPr>
+        <w:t>panel</w:t>
+      </w:r>
+      <w:r>
+        <w:rPr>
+          <w:rFonts w:ascii="Courier New" w:eastAsia="Times New Roman" w:hAnsi="Courier New" w:cs="Courier New"/>
+          <w:color w:val="D4D4D4"/>
+          <w:kern w:val="0"/>
+          <w:sz w:val="18"/>
+          <w:szCs w:val="18"/>
+          <w:lang w:eastAsia="en-CA"/>
+          <w14:ligatures w14:val="none"/>
+        </w:rPr>
+        <w:t>.</w:t>
+      </w:r>
+      <w:r>
+        <w:rPr>
+          <w:rFonts w:ascii="Courier New" w:eastAsia="Times New Roman" w:hAnsi="Courier New" w:cs="Courier New"/>
+          <w:color w:val="D2A8FF"/>
+          <w:kern w:val="0"/>
+          <w:sz w:val="18"/>
+          <w:szCs w:val="18"/>
+          <w:lang w:eastAsia="en-CA"/>
+          <w14:ligatures w14:val="none"/>
+        </w:rPr>
+        <w:t>UnregisterUIReloadCallback</w:t>
+      </w:r>
       <w:r>
         <w:rPr>
           <w:rFonts w:ascii="Courier New" w:eastAsia="Times New Roman" w:hAnsi="Courier New" w:cs="Courier New"/>
@@ -6407,85 +5734,6 @@
         </w:rPr>
         <w:t>(</w:t>
       </w:r>
-      <w:proofErr w:type="gramEnd"/>
-      <w:r>
-        <w:rPr>
-          <w:rFonts w:ascii="Courier New" w:eastAsia="Times New Roman" w:hAnsi="Courier New" w:cs="Courier New"/>
-          <w:color w:val="BBBEBF"/>
-          <w:kern w:val="0"/>
-          <w:sz w:val="18"/>
-          <w:szCs w:val="18"/>
-          <w:lang w:eastAsia="en-CA"/>
-          <w14:ligatures w14:val="none"/>
-        </w:rPr>
-        <w:t>)</w:t>
-      </w:r>
-    </w:p>
-    <w:p>
-      <w:pPr>
-        <w:spacing w:after="0" w:line="240" w:lineRule="auto"/>
-        <w:rPr>
-          <w:rFonts w:ascii="Courier New" w:eastAsia="Times New Roman" w:hAnsi="Courier New" w:cs="Courier New"/>
-          <w:color w:val="BBBEBF"/>
-          <w:kern w:val="0"/>
-          <w:sz w:val="18"/>
-          <w:szCs w:val="18"/>
-          <w:lang w:eastAsia="en-CA"/>
-          <w14:ligatures w14:val="none"/>
-        </w:rPr>
-      </w:pPr>
-      <w:r>
-        <w:rPr>
-          <w:rFonts w:ascii="Courier New" w:eastAsia="Times New Roman" w:hAnsi="Courier New" w:cs="Courier New"/>
-          <w:color w:val="BBBEBF"/>
-          <w:kern w:val="0"/>
-          <w:sz w:val="18"/>
-          <w:szCs w:val="18"/>
-          <w:lang w:eastAsia="en-CA"/>
-          <w14:ligatures w14:val="none"/>
-        </w:rPr>
-        <w:t>{</w:t>
-      </w:r>
-    </w:p>
-    <w:p>
-      <w:pPr>
-        <w:spacing w:after="0" w:line="240" w:lineRule="auto"/>
-        <w:rPr>
-          <w:rFonts w:ascii="Courier New" w:eastAsia="Times New Roman" w:hAnsi="Courier New" w:cs="Courier New"/>
-          <w:color w:val="BBBEBF"/>
-          <w:kern w:val="0"/>
-          <w:sz w:val="18"/>
-          <w:szCs w:val="18"/>
-          <w:lang w:eastAsia="en-CA"/>
-          <w14:ligatures w14:val="none"/>
-        </w:rPr>
-      </w:pPr>
-      <w:proofErr w:type="spellStart"/>
-      <w:proofErr w:type="gramStart"/>
-      <w:r>
-        <w:rPr>
-          <w:rFonts w:ascii="Courier New" w:eastAsia="Times New Roman" w:hAnsi="Courier New" w:cs="Courier New"/>
-          <w:color w:val="9CDCFE"/>
-          <w:kern w:val="0"/>
-          <w:sz w:val="18"/>
-          <w:szCs w:val="18"/>
-          <w:lang w:eastAsia="en-CA"/>
-          <w14:ligatures w14:val="none"/>
-        </w:rPr>
-        <w:t>panel</w:t>
-      </w:r>
-      <w:r>
-        <w:rPr>
-          <w:rFonts w:ascii="Courier New" w:eastAsia="Times New Roman" w:hAnsi="Courier New" w:cs="Courier New"/>
-          <w:color w:val="D4D4D4"/>
-          <w:kern w:val="0"/>
-          <w:sz w:val="18"/>
-          <w:szCs w:val="18"/>
-          <w:lang w:eastAsia="en-CA"/>
-          <w14:ligatures w14:val="none"/>
-        </w:rPr>
-        <w:t>.</w:t>
-      </w:r>
       <w:r>
         <w:rPr>
           <w:rFonts w:ascii="Courier New" w:eastAsia="Times New Roman" w:hAnsi="Courier New" w:cs="Courier New"/>
@@ -6496,36 +5744,8 @@
           <w:lang w:eastAsia="en-CA"/>
           <w14:ligatures w14:val="none"/>
         </w:rPr>
-        <w:t>UnregisterUIReloadCallback</w:t>
-      </w:r>
-      <w:proofErr w:type="spellEnd"/>
-      <w:proofErr w:type="gramEnd"/>
-      <w:r>
-        <w:rPr>
-          <w:rFonts w:ascii="Courier New" w:eastAsia="Times New Roman" w:hAnsi="Courier New" w:cs="Courier New"/>
-          <w:color w:val="BBBEBF"/>
-          <w:kern w:val="0"/>
-          <w:sz w:val="18"/>
-          <w:szCs w:val="18"/>
-          <w:lang w:eastAsia="en-CA"/>
-          <w14:ligatures w14:val="none"/>
-        </w:rPr>
-        <w:t>(</w:t>
-      </w:r>
-      <w:proofErr w:type="spellStart"/>
-      <w:r>
-        <w:rPr>
-          <w:rFonts w:ascii="Courier New" w:eastAsia="Times New Roman" w:hAnsi="Courier New" w:cs="Courier New"/>
-          <w:color w:val="D2A8FF"/>
-          <w:kern w:val="0"/>
-          <w:sz w:val="18"/>
-          <w:szCs w:val="18"/>
-          <w:lang w:eastAsia="en-CA"/>
-          <w14:ligatures w14:val="none"/>
-        </w:rPr>
         <w:t>OnUIReload</w:t>
       </w:r>
-      <w:proofErr w:type="spellEnd"/>
       <w:r>
         <w:rPr>
           <w:rFonts w:ascii="Courier New" w:eastAsia="Times New Roman" w:hAnsi="Courier New" w:cs="Courier New"/>
@@ -6811,8 +6031,6 @@
         </w:rPr>
         <w:t xml:space="preserve"> </w:t>
       </w:r>
-      <w:proofErr w:type="spellStart"/>
-      <w:proofErr w:type="gramStart"/>
       <w:r>
         <w:rPr>
           <w:rFonts w:ascii="Courier New" w:eastAsia="Times New Roman" w:hAnsi="Courier New" w:cs="Courier New"/>
@@ -6825,7 +6043,6 @@
         </w:rPr>
         <w:t>OnUIReload</w:t>
       </w:r>
-      <w:proofErr w:type="spellEnd"/>
       <w:r>
         <w:rPr>
           <w:rFonts w:ascii="Courier New" w:eastAsia="Times New Roman" w:hAnsi="Courier New" w:cs="Courier New"/>
@@ -6838,8 +6055,6 @@
         </w:rPr>
         <w:t>(</w:t>
       </w:r>
-      <w:proofErr w:type="spellStart"/>
-      <w:proofErr w:type="gramEnd"/>
       <w:r>
         <w:rPr>
           <w:rFonts w:ascii="Courier New" w:eastAsia="Times New Roman" w:hAnsi="Courier New" w:cs="Courier New"/>
@@ -6852,7 +6067,6 @@
         </w:rPr>
         <w:t>PanelRenderer</w:t>
       </w:r>
-      <w:proofErr w:type="spellEnd"/>
       <w:r>
         <w:rPr>
           <w:rFonts w:ascii="Courier New" w:eastAsia="Times New Roman" w:hAnsi="Courier New" w:cs="Courier New"/>
@@ -6889,7 +6103,6 @@
         </w:rPr>
         <w:t xml:space="preserve">, </w:t>
       </w:r>
-      <w:proofErr w:type="spellStart"/>
       <w:r>
         <w:rPr>
           <w:rFonts w:ascii="Courier New" w:eastAsia="Times New Roman" w:hAnsi="Courier New" w:cs="Courier New"/>
@@ -6902,7 +6115,6 @@
         </w:rPr>
         <w:t>VisualElement</w:t>
       </w:r>
-      <w:proofErr w:type="spellEnd"/>
       <w:r>
         <w:rPr>
           <w:rFonts w:ascii="Courier New" w:eastAsia="Times New Roman" w:hAnsi="Courier New" w:cs="Courier New"/>
@@ -6979,7 +6191,6 @@
           <w14:ligatures w14:val="none"/>
         </w:rPr>
       </w:pPr>
-      <w:proofErr w:type="spellStart"/>
       <w:r>
         <w:rPr>
           <w:rFonts w:ascii="Courier New" w:eastAsia="Times New Roman" w:hAnsi="Courier New" w:cs="Courier New"/>
@@ -7016,7 +6227,6 @@
         </w:rPr>
         <w:t>Log</w:t>
       </w:r>
-      <w:proofErr w:type="spellEnd"/>
       <w:r>
         <w:rPr>
           <w:rFonts w:ascii="Courier New" w:eastAsia="Times New Roman" w:hAnsi="Courier New" w:cs="Courier New"/>
@@ -7077,7 +6287,6 @@
         </w:rPr>
         <w:t xml:space="preserve"> </w:t>
       </w:r>
-      <w:proofErr w:type="spellStart"/>
       <w:r>
         <w:rPr>
           <w:rFonts w:ascii="Courier New" w:eastAsia="Times New Roman" w:hAnsi="Courier New" w:cs="Courier New"/>
@@ -7114,7 +6323,6 @@
         </w:rPr>
         <w:t>frameCount</w:t>
       </w:r>
-      <w:proofErr w:type="spellEnd"/>
       <w:r>
         <w:rPr>
           <w:rFonts w:ascii="Courier New" w:eastAsia="Times New Roman" w:hAnsi="Courier New" w:cs="Courier New"/>
@@ -7400,8 +6608,6 @@
         </w:rPr>
         <w:t xml:space="preserve"> </w:t>
       </w:r>
-      <w:proofErr w:type="spellStart"/>
-      <w:proofErr w:type="gramStart"/>
       <w:r>
         <w:rPr>
           <w:rFonts w:ascii="Courier New" w:eastAsia="Times New Roman" w:hAnsi="Courier New" w:cs="Courier New"/>
@@ -7414,7 +6620,6 @@
         </w:rPr>
         <w:t>HandleLabelReferenceCallback</w:t>
       </w:r>
-      <w:proofErr w:type="spellEnd"/>
       <w:r>
         <w:rPr>
           <w:rFonts w:ascii="Courier New" w:eastAsia="Times New Roman" w:hAnsi="Courier New" w:cs="Courier New"/>
@@ -7427,7 +6632,6 @@
         </w:rPr>
         <w:t>(</w:t>
       </w:r>
-      <w:proofErr w:type="gramEnd"/>
       <w:r>
         <w:rPr>
           <w:rFonts w:ascii="Courier New" w:eastAsia="Times New Roman" w:hAnsi="Courier New" w:cs="Courier New"/>
@@ -7516,7 +6720,6 @@
           <w14:ligatures w14:val="none"/>
         </w:rPr>
       </w:pPr>
-      <w:proofErr w:type="spellStart"/>
       <w:r>
         <w:rPr>
           <w:rFonts w:ascii="Courier New" w:eastAsia="Times New Roman" w:hAnsi="Courier New" w:cs="Courier New"/>
@@ -7553,7 +6756,6 @@
         </w:rPr>
         <w:t>Log</w:t>
       </w:r>
-      <w:proofErr w:type="spellEnd"/>
       <w:r>
         <w:rPr>
           <w:rFonts w:ascii="Courier New" w:eastAsia="Times New Roman" w:hAnsi="Courier New" w:cs="Courier New"/>
@@ -7604,7 +6806,6 @@
           <w14:ligatures w14:val="none"/>
         </w:rPr>
       </w:pPr>
-      <w:proofErr w:type="spellStart"/>
       <w:r>
         <w:rPr>
           <w:rFonts w:ascii="Courier New" w:eastAsia="Times New Roman" w:hAnsi="Courier New" w:cs="Courier New"/>
@@ -7617,7 +6818,6 @@
         </w:rPr>
         <w:t>scoreText</w:t>
       </w:r>
-      <w:proofErr w:type="spellEnd"/>
       <w:r>
         <w:rPr>
           <w:rFonts w:ascii="Courier New" w:eastAsia="Times New Roman" w:hAnsi="Courier New" w:cs="Courier New"/>
@@ -7692,7 +6892,6 @@
           <w14:ligatures w14:val="none"/>
         </w:rPr>
       </w:pPr>
-      <w:proofErr w:type="spellStart"/>
       <w:r>
         <w:rPr>
           <w:rFonts w:ascii="Courier New" w:eastAsia="Times New Roman" w:hAnsi="Courier New" w:cs="Courier New"/>
@@ -7729,7 +6928,6 @@
         </w:rPr>
         <w:t>text</w:t>
       </w:r>
-      <w:proofErr w:type="spellEnd"/>
       <w:r>
         <w:rPr>
           <w:rFonts w:ascii="Courier New" w:eastAsia="Times New Roman" w:hAnsi="Courier New" w:cs="Courier New"/>
@@ -7891,8 +7089,6 @@
         </w:rPr>
         <w:t xml:space="preserve"> </w:t>
       </w:r>
-      <w:proofErr w:type="spellStart"/>
-      <w:proofErr w:type="gramStart"/>
       <w:r>
         <w:rPr>
           <w:rFonts w:ascii="Courier New" w:eastAsia="Times New Roman" w:hAnsi="Courier New" w:cs="Courier New"/>
@@ -7905,7 +7101,6 @@
         </w:rPr>
         <w:t>HandleButtonReferenceCallback</w:t>
       </w:r>
-      <w:proofErr w:type="spellEnd"/>
       <w:r>
         <w:rPr>
           <w:rFonts w:ascii="Courier New" w:eastAsia="Times New Roman" w:hAnsi="Courier New" w:cs="Courier New"/>
@@ -7918,7 +7113,6 @@
         </w:rPr>
         <w:t>(</w:t>
       </w:r>
-      <w:proofErr w:type="gramEnd"/>
       <w:r>
         <w:rPr>
           <w:rFonts w:ascii="Courier New" w:eastAsia="Times New Roman" w:hAnsi="Courier New" w:cs="Courier New"/>
@@ -8007,7 +7201,6 @@
           <w14:ligatures w14:val="none"/>
         </w:rPr>
       </w:pPr>
-      <w:proofErr w:type="spellStart"/>
       <w:r>
         <w:rPr>
           <w:rFonts w:ascii="Courier New" w:eastAsia="Times New Roman" w:hAnsi="Courier New" w:cs="Courier New"/>
@@ -8044,7 +7237,6 @@
         </w:rPr>
         <w:t>Log</w:t>
       </w:r>
-      <w:proofErr w:type="spellEnd"/>
       <w:r>
         <w:rPr>
           <w:rFonts w:ascii="Courier New" w:eastAsia="Times New Roman" w:hAnsi="Courier New" w:cs="Courier New"/>
@@ -8095,7 +7287,6 @@
           <w14:ligatures w14:val="none"/>
         </w:rPr>
       </w:pPr>
-      <w:proofErr w:type="spellStart"/>
       <w:r>
         <w:rPr>
           <w:rFonts w:ascii="Courier New" w:eastAsia="Times New Roman" w:hAnsi="Courier New" w:cs="Courier New"/>
@@ -8108,7 +7299,6 @@
         </w:rPr>
         <w:t>restartButton</w:t>
       </w:r>
-      <w:proofErr w:type="spellEnd"/>
       <w:r>
         <w:rPr>
           <w:rFonts w:ascii="Courier New" w:eastAsia="Times New Roman" w:hAnsi="Courier New" w:cs="Courier New"/>
@@ -8183,8 +7373,6 @@
           <w14:ligatures w14:val="none"/>
         </w:rPr>
       </w:pPr>
-      <w:proofErr w:type="spellStart"/>
-      <w:proofErr w:type="gramStart"/>
       <w:r>
         <w:rPr>
           <w:rFonts w:ascii="Courier New" w:eastAsia="Times New Roman" w:hAnsi="Courier New" w:cs="Courier New"/>
@@ -8245,8 +7433,6 @@
         </w:rPr>
         <w:t>display</w:t>
       </w:r>
-      <w:proofErr w:type="spellEnd"/>
-      <w:proofErr w:type="gramEnd"/>
       <w:r>
         <w:rPr>
           <w:rFonts w:ascii="Courier New" w:eastAsia="Times New Roman" w:hAnsi="Courier New" w:cs="Courier New"/>
@@ -8283,7 +7469,6 @@
         </w:rPr>
         <w:t xml:space="preserve"> </w:t>
       </w:r>
-      <w:proofErr w:type="spellStart"/>
       <w:r>
         <w:rPr>
           <w:rFonts w:ascii="Courier New" w:eastAsia="Times New Roman" w:hAnsi="Courier New" w:cs="Courier New"/>
@@ -8320,7 +7505,6 @@
         </w:rPr>
         <w:t>None</w:t>
       </w:r>
-      <w:proofErr w:type="spellEnd"/>
       <w:r>
         <w:rPr>
           <w:rFonts w:ascii="Courier New" w:eastAsia="Times New Roman" w:hAnsi="Courier New" w:cs="Courier New"/>
@@ -8347,7 +7531,6 @@
           <w14:ligatures w14:val="none"/>
         </w:rPr>
       </w:pPr>
-      <w:proofErr w:type="spellStart"/>
       <w:r>
         <w:rPr>
           <w:rFonts w:ascii="Courier New" w:eastAsia="Times New Roman" w:hAnsi="Courier New" w:cs="Courier New"/>
@@ -8384,7 +7567,6 @@
         </w:rPr>
         <w:t>clicked</w:t>
       </w:r>
-      <w:proofErr w:type="spellEnd"/>
       <w:r>
         <w:rPr>
           <w:rFonts w:ascii="Courier New" w:eastAsia="Times New Roman" w:hAnsi="Courier New" w:cs="Courier New"/>
@@ -8421,7 +7603,6 @@
         </w:rPr>
         <w:t xml:space="preserve"> </w:t>
       </w:r>
-      <w:proofErr w:type="spellStart"/>
       <w:r>
         <w:rPr>
           <w:rFonts w:ascii="Courier New" w:eastAsia="Times New Roman" w:hAnsi="Courier New" w:cs="Courier New"/>
@@ -8434,7 +7615,6 @@
         </w:rPr>
         <w:t>ReloadScene</w:t>
       </w:r>
-      <w:proofErr w:type="spellEnd"/>
       <w:r>
         <w:rPr>
           <w:rFonts w:ascii="Courier New" w:eastAsia="Times New Roman" w:hAnsi="Courier New" w:cs="Courier New"/>
@@ -8534,33 +7714,7 @@
           <w:lang w:eastAsia="en-CA"/>
           <w14:ligatures w14:val="none"/>
         </w:rPr>
-        <w:t xml:space="preserve">// Start is called once before the first execution of Update after the </w:t>
-      </w:r>
-      <w:proofErr w:type="spellStart"/>
-      <w:r>
-        <w:rPr>
-          <w:rFonts w:ascii="Courier New" w:eastAsia="Times New Roman" w:hAnsi="Courier New" w:cs="Courier New"/>
-          <w:color w:val="8B949E"/>
-          <w:kern w:val="0"/>
-          <w:sz w:val="18"/>
-          <w:szCs w:val="18"/>
-          <w:lang w:eastAsia="en-CA"/>
-          <w14:ligatures w14:val="none"/>
-        </w:rPr>
-        <w:t>MonoBehaviour</w:t>
-      </w:r>
-      <w:proofErr w:type="spellEnd"/>
-      <w:r>
-        <w:rPr>
-          <w:rFonts w:ascii="Courier New" w:eastAsia="Times New Roman" w:hAnsi="Courier New" w:cs="Courier New"/>
-          <w:color w:val="8B949E"/>
-          <w:kern w:val="0"/>
-          <w:sz w:val="18"/>
-          <w:szCs w:val="18"/>
-          <w:lang w:eastAsia="en-CA"/>
-          <w14:ligatures w14:val="none"/>
-        </w:rPr>
-        <w:t xml:space="preserve"> is created</w:t>
+        <w:t>// Start is called once before the first execution of Update after the MonoBehaviour is created</w:t>
       </w:r>
     </w:p>
     <w:p>
@@ -8600,7 +7754,6 @@
         </w:rPr>
         <w:t xml:space="preserve"> </w:t>
       </w:r>
-      <w:proofErr w:type="gramStart"/>
       <w:r>
         <w:rPr>
           <w:rFonts w:ascii="Courier New" w:eastAsia="Times New Roman" w:hAnsi="Courier New" w:cs="Courier New"/>
@@ -8623,20 +7776,7 @@
           <w:lang w:eastAsia="en-CA"/>
           <w14:ligatures w14:val="none"/>
         </w:rPr>
-        <w:t>(</w:t>
-      </w:r>
-      <w:proofErr w:type="gramEnd"/>
-      <w:r>
-        <w:rPr>
-          <w:rFonts w:ascii="Courier New" w:eastAsia="Times New Roman" w:hAnsi="Courier New" w:cs="Courier New"/>
-          <w:color w:val="BBBEBF"/>
-          <w:kern w:val="0"/>
-          <w:sz w:val="18"/>
-          <w:szCs w:val="18"/>
-          <w:lang w:eastAsia="en-CA"/>
-          <w14:ligatures w14:val="none"/>
-        </w:rPr>
-        <w:t>)</w:t>
+        <w:t>()</w:t>
       </w:r>
     </w:p>
     <w:p>
@@ -8678,7 +7818,6 @@
           <w14:ligatures w14:val="none"/>
         </w:rPr>
       </w:pPr>
-      <w:proofErr w:type="spellStart"/>
       <w:r>
         <w:rPr>
           <w:rFonts w:ascii="Courier New" w:eastAsia="Times New Roman" w:hAnsi="Courier New" w:cs="Courier New"/>
@@ -8691,7 +7830,6 @@
         </w:rPr>
         <w:t>rb</w:t>
       </w:r>
-      <w:proofErr w:type="spellEnd"/>
       <w:r>
         <w:rPr>
           <w:rFonts w:ascii="Courier New" w:eastAsia="Times New Roman" w:hAnsi="Courier New" w:cs="Courier New"/>
@@ -8728,7 +7866,6 @@
         </w:rPr>
         <w:t xml:space="preserve"> </w:t>
       </w:r>
-      <w:proofErr w:type="spellStart"/>
       <w:r>
         <w:rPr>
           <w:rFonts w:ascii="Courier New" w:eastAsia="Times New Roman" w:hAnsi="Courier New" w:cs="Courier New"/>
@@ -8741,7 +7878,6 @@
         </w:rPr>
         <w:t>GetComponent</w:t>
       </w:r>
-      <w:proofErr w:type="spellEnd"/>
       <w:r>
         <w:rPr>
           <w:rFonts w:ascii="Courier New" w:eastAsia="Times New Roman" w:hAnsi="Courier New" w:cs="Courier New"/>
@@ -8766,31 +7902,17 @@
         </w:rPr>
         <w:t>Rigidbody2D</w:t>
       </w:r>
-      <w:proofErr w:type="gramStart"/>
-      <w:r>
-        <w:rPr>
-          <w:rFonts w:ascii="Courier New" w:eastAsia="Times New Roman" w:hAnsi="Courier New" w:cs="Courier New"/>
-          <w:color w:val="BBBEBF"/>
-          <w:kern w:val="0"/>
-          <w:sz w:val="18"/>
-          <w:szCs w:val="18"/>
-          <w:lang w:eastAsia="en-CA"/>
-          <w14:ligatures w14:val="none"/>
-        </w:rPr>
-        <w:t>&gt;(</w:t>
-      </w:r>
-      <w:proofErr w:type="gramEnd"/>
-      <w:r>
-        <w:rPr>
-          <w:rFonts w:ascii="Courier New" w:eastAsia="Times New Roman" w:hAnsi="Courier New" w:cs="Courier New"/>
-          <w:color w:val="BBBEBF"/>
-          <w:kern w:val="0"/>
-          <w:sz w:val="18"/>
-          <w:szCs w:val="18"/>
-          <w:lang w:eastAsia="en-CA"/>
-          <w14:ligatures w14:val="none"/>
-        </w:rPr>
-        <w:t>);</w:t>
+      <w:r>
+        <w:rPr>
+          <w:rFonts w:ascii="Courier New" w:eastAsia="Times New Roman" w:hAnsi="Courier New" w:cs="Courier New"/>
+          <w:color w:val="BBBEBF"/>
+          <w:kern w:val="0"/>
+          <w:sz w:val="18"/>
+          <w:szCs w:val="18"/>
+          <w:lang w:eastAsia="en-CA"/>
+          <w14:ligatures w14:val="none"/>
+        </w:rPr>
+        <w:t>&gt;();</w:t>
       </w:r>
     </w:p>
     <w:p>
@@ -8895,7 +8017,6 @@
         </w:rPr>
         <w:t xml:space="preserve"> </w:t>
       </w:r>
-      <w:proofErr w:type="gramStart"/>
       <w:r>
         <w:rPr>
           <w:rFonts w:ascii="Courier New" w:eastAsia="Times New Roman" w:hAnsi="Courier New" w:cs="Courier New"/>
@@ -8918,9 +8039,476 @@
           <w:lang w:eastAsia="en-CA"/>
           <w14:ligatures w14:val="none"/>
         </w:rPr>
+        <w:t>()</w:t>
+      </w:r>
+    </w:p>
+    <w:p>
+      <w:pPr>
+        <w:spacing w:after="0" w:line="240" w:lineRule="auto"/>
+        <w:rPr>
+          <w:rFonts w:ascii="Courier New" w:eastAsia="Times New Roman" w:hAnsi="Courier New" w:cs="Courier New"/>
+          <w:color w:val="BBBEBF"/>
+          <w:kern w:val="0"/>
+          <w:sz w:val="18"/>
+          <w:szCs w:val="18"/>
+          <w:lang w:eastAsia="en-CA"/>
+          <w14:ligatures w14:val="none"/>
+        </w:rPr>
+      </w:pPr>
+      <w:r>
+        <w:rPr>
+          <w:rFonts w:ascii="Courier New" w:eastAsia="Times New Roman" w:hAnsi="Courier New" w:cs="Courier New"/>
+          <w:color w:val="BBBEBF"/>
+          <w:kern w:val="0"/>
+          <w:sz w:val="18"/>
+          <w:szCs w:val="18"/>
+          <w:lang w:eastAsia="en-CA"/>
+          <w14:ligatures w14:val="none"/>
+        </w:rPr>
+        <w:t>{</w:t>
+      </w:r>
+    </w:p>
+    <w:p>
+      <w:pPr>
+        <w:spacing w:after="0" w:line="240" w:lineRule="auto"/>
+        <w:rPr>
+          <w:rFonts w:ascii="Courier New" w:eastAsia="Times New Roman" w:hAnsi="Courier New" w:cs="Courier New"/>
+          <w:color w:val="BBBEBF"/>
+          <w:kern w:val="0"/>
+          <w:sz w:val="18"/>
+          <w:szCs w:val="18"/>
+          <w:lang w:eastAsia="en-CA"/>
+          <w14:ligatures w14:val="none"/>
+        </w:rPr>
+      </w:pPr>
+      <w:r>
+        <w:rPr>
+          <w:rFonts w:ascii="Courier New" w:eastAsia="Times New Roman" w:hAnsi="Courier New" w:cs="Courier New"/>
+          <w:color w:val="9CDCFE"/>
+          <w:kern w:val="0"/>
+          <w:sz w:val="18"/>
+          <w:szCs w:val="18"/>
+          <w:lang w:eastAsia="en-CA"/>
+          <w14:ligatures w14:val="none"/>
+        </w:rPr>
+        <w:t>elapsedTime</w:t>
+      </w:r>
+      <w:r>
+        <w:rPr>
+          <w:rFonts w:ascii="Courier New" w:eastAsia="Times New Roman" w:hAnsi="Courier New" w:cs="Courier New"/>
+          <w:color w:val="BBBEBF"/>
+          <w:kern w:val="0"/>
+          <w:sz w:val="18"/>
+          <w:szCs w:val="18"/>
+          <w:lang w:eastAsia="en-CA"/>
+          <w14:ligatures w14:val="none"/>
+        </w:rPr>
+        <w:t xml:space="preserve"> </w:t>
+      </w:r>
+      <w:r>
+        <w:rPr>
+          <w:rFonts w:ascii="Courier New" w:eastAsia="Times New Roman" w:hAnsi="Courier New" w:cs="Courier New"/>
+          <w:color w:val="D4D4D4"/>
+          <w:kern w:val="0"/>
+          <w:sz w:val="18"/>
+          <w:szCs w:val="18"/>
+          <w:lang w:eastAsia="en-CA"/>
+          <w14:ligatures w14:val="none"/>
+        </w:rPr>
+        <w:t>+=</w:t>
+      </w:r>
+      <w:r>
+        <w:rPr>
+          <w:rFonts w:ascii="Courier New" w:eastAsia="Times New Roman" w:hAnsi="Courier New" w:cs="Courier New"/>
+          <w:color w:val="BBBEBF"/>
+          <w:kern w:val="0"/>
+          <w:sz w:val="18"/>
+          <w:szCs w:val="18"/>
+          <w:lang w:eastAsia="en-CA"/>
+          <w14:ligatures w14:val="none"/>
+        </w:rPr>
+        <w:t xml:space="preserve"> </w:t>
+      </w:r>
+      <w:r>
+        <w:rPr>
+          <w:rFonts w:ascii="Courier New" w:eastAsia="Times New Roman" w:hAnsi="Courier New" w:cs="Courier New"/>
+          <w:color w:val="4EC9B0"/>
+          <w:kern w:val="0"/>
+          <w:sz w:val="18"/>
+          <w:szCs w:val="18"/>
+          <w:lang w:eastAsia="en-CA"/>
+          <w14:ligatures w14:val="none"/>
+        </w:rPr>
+        <w:t>Time</w:t>
+      </w:r>
+      <w:r>
+        <w:rPr>
+          <w:rFonts w:ascii="Courier New" w:eastAsia="Times New Roman" w:hAnsi="Courier New" w:cs="Courier New"/>
+          <w:color w:val="D4D4D4"/>
+          <w:kern w:val="0"/>
+          <w:sz w:val="18"/>
+          <w:szCs w:val="18"/>
+          <w:lang w:eastAsia="en-CA"/>
+          <w14:ligatures w14:val="none"/>
+        </w:rPr>
+        <w:t>.</w:t>
+      </w:r>
+      <w:r>
+        <w:rPr>
+          <w:rFonts w:ascii="Courier New" w:eastAsia="Times New Roman" w:hAnsi="Courier New" w:cs="Courier New"/>
+          <w:color w:val="C9D1D9"/>
+          <w:kern w:val="0"/>
+          <w:sz w:val="18"/>
+          <w:szCs w:val="18"/>
+          <w:lang w:eastAsia="en-CA"/>
+          <w14:ligatures w14:val="none"/>
+        </w:rPr>
+        <w:t>deltaTime</w:t>
+      </w:r>
+      <w:r>
+        <w:rPr>
+          <w:rFonts w:ascii="Courier New" w:eastAsia="Times New Roman" w:hAnsi="Courier New" w:cs="Courier New"/>
+          <w:color w:val="BBBEBF"/>
+          <w:kern w:val="0"/>
+          <w:sz w:val="18"/>
+          <w:szCs w:val="18"/>
+          <w:lang w:eastAsia="en-CA"/>
+          <w14:ligatures w14:val="none"/>
+        </w:rPr>
+        <w:t>;</w:t>
+      </w:r>
+    </w:p>
+    <w:p>
+      <w:pPr>
+        <w:spacing w:after="0" w:line="240" w:lineRule="auto"/>
+        <w:rPr>
+          <w:rFonts w:ascii="Courier New" w:eastAsia="Times New Roman" w:hAnsi="Courier New" w:cs="Courier New"/>
+          <w:color w:val="BBBEBF"/>
+          <w:kern w:val="0"/>
+          <w:sz w:val="18"/>
+          <w:szCs w:val="18"/>
+          <w:lang w:eastAsia="en-CA"/>
+          <w14:ligatures w14:val="none"/>
+        </w:rPr>
+      </w:pPr>
+      <w:r>
+        <w:rPr>
+          <w:rFonts w:ascii="Courier New" w:eastAsia="Times New Roman" w:hAnsi="Courier New" w:cs="Courier New"/>
+          <w:color w:val="9CDCFE"/>
+          <w:kern w:val="0"/>
+          <w:sz w:val="18"/>
+          <w:szCs w:val="18"/>
+          <w:lang w:eastAsia="en-CA"/>
+          <w14:ligatures w14:val="none"/>
+        </w:rPr>
+        <w:t>score</w:t>
+      </w:r>
+      <w:r>
+        <w:rPr>
+          <w:rFonts w:ascii="Courier New" w:eastAsia="Times New Roman" w:hAnsi="Courier New" w:cs="Courier New"/>
+          <w:color w:val="BBBEBF"/>
+          <w:kern w:val="0"/>
+          <w:sz w:val="18"/>
+          <w:szCs w:val="18"/>
+          <w:lang w:eastAsia="en-CA"/>
+          <w14:ligatures w14:val="none"/>
+        </w:rPr>
+        <w:t xml:space="preserve"> </w:t>
+      </w:r>
+      <w:r>
+        <w:rPr>
+          <w:rFonts w:ascii="Courier New" w:eastAsia="Times New Roman" w:hAnsi="Courier New" w:cs="Courier New"/>
+          <w:color w:val="D4D4D4"/>
+          <w:kern w:val="0"/>
+          <w:sz w:val="18"/>
+          <w:szCs w:val="18"/>
+          <w:lang w:eastAsia="en-CA"/>
+          <w14:ligatures w14:val="none"/>
+        </w:rPr>
+        <w:t>=</w:t>
+      </w:r>
+      <w:r>
+        <w:rPr>
+          <w:rFonts w:ascii="Courier New" w:eastAsia="Times New Roman" w:hAnsi="Courier New" w:cs="Courier New"/>
+          <w:color w:val="BBBEBF"/>
+          <w:kern w:val="0"/>
+          <w:sz w:val="18"/>
+          <w:szCs w:val="18"/>
+          <w:lang w:eastAsia="en-CA"/>
+          <w14:ligatures w14:val="none"/>
+        </w:rPr>
+        <w:t xml:space="preserve"> </w:t>
+      </w:r>
+      <w:r>
+        <w:rPr>
+          <w:rFonts w:ascii="Courier New" w:eastAsia="Times New Roman" w:hAnsi="Courier New" w:cs="Courier New"/>
+          <w:color w:val="4EC9B0"/>
+          <w:kern w:val="0"/>
+          <w:sz w:val="18"/>
+          <w:szCs w:val="18"/>
+          <w:lang w:eastAsia="en-CA"/>
+          <w14:ligatures w14:val="none"/>
+        </w:rPr>
+        <w:t>Mathf</w:t>
+      </w:r>
+      <w:r>
+        <w:rPr>
+          <w:rFonts w:ascii="Courier New" w:eastAsia="Times New Roman" w:hAnsi="Courier New" w:cs="Courier New"/>
+          <w:color w:val="D4D4D4"/>
+          <w:kern w:val="0"/>
+          <w:sz w:val="18"/>
+          <w:szCs w:val="18"/>
+          <w:lang w:eastAsia="en-CA"/>
+          <w14:ligatures w14:val="none"/>
+        </w:rPr>
+        <w:t>.</w:t>
+      </w:r>
+      <w:r>
+        <w:rPr>
+          <w:rFonts w:ascii="Courier New" w:eastAsia="Times New Roman" w:hAnsi="Courier New" w:cs="Courier New"/>
+          <w:color w:val="D2A8FF"/>
+          <w:kern w:val="0"/>
+          <w:sz w:val="18"/>
+          <w:szCs w:val="18"/>
+          <w:lang w:eastAsia="en-CA"/>
+          <w14:ligatures w14:val="none"/>
+        </w:rPr>
+        <w:t>FloorToInt</w:t>
+      </w:r>
+      <w:r>
+        <w:rPr>
+          <w:rFonts w:ascii="Courier New" w:eastAsia="Times New Roman" w:hAnsi="Courier New" w:cs="Courier New"/>
+          <w:color w:val="BBBEBF"/>
+          <w:kern w:val="0"/>
+          <w:sz w:val="18"/>
+          <w:szCs w:val="18"/>
+          <w:lang w:eastAsia="en-CA"/>
+          <w14:ligatures w14:val="none"/>
+        </w:rPr>
         <w:t>(</w:t>
       </w:r>
-      <w:proofErr w:type="gramEnd"/>
+      <w:r>
+        <w:rPr>
+          <w:rFonts w:ascii="Courier New" w:eastAsia="Times New Roman" w:hAnsi="Courier New" w:cs="Courier New"/>
+          <w:color w:val="9CDCFE"/>
+          <w:kern w:val="0"/>
+          <w:sz w:val="18"/>
+          <w:szCs w:val="18"/>
+          <w:lang w:eastAsia="en-CA"/>
+          <w14:ligatures w14:val="none"/>
+        </w:rPr>
+        <w:t>elapsedTime</w:t>
+      </w:r>
+      <w:r>
+        <w:rPr>
+          <w:rFonts w:ascii="Courier New" w:eastAsia="Times New Roman" w:hAnsi="Courier New" w:cs="Courier New"/>
+          <w:color w:val="BBBEBF"/>
+          <w:kern w:val="0"/>
+          <w:sz w:val="18"/>
+          <w:szCs w:val="18"/>
+          <w:lang w:eastAsia="en-CA"/>
+          <w14:ligatures w14:val="none"/>
+        </w:rPr>
+        <w:t xml:space="preserve"> </w:t>
+      </w:r>
+      <w:r>
+        <w:rPr>
+          <w:rFonts w:ascii="Courier New" w:eastAsia="Times New Roman" w:hAnsi="Courier New" w:cs="Courier New"/>
+          <w:color w:val="D4D4D4"/>
+          <w:kern w:val="0"/>
+          <w:sz w:val="18"/>
+          <w:szCs w:val="18"/>
+          <w:lang w:eastAsia="en-CA"/>
+          <w14:ligatures w14:val="none"/>
+        </w:rPr>
+        <w:t>*</w:t>
+      </w:r>
+      <w:r>
+        <w:rPr>
+          <w:rFonts w:ascii="Courier New" w:eastAsia="Times New Roman" w:hAnsi="Courier New" w:cs="Courier New"/>
+          <w:color w:val="BBBEBF"/>
+          <w:kern w:val="0"/>
+          <w:sz w:val="18"/>
+          <w:szCs w:val="18"/>
+          <w:lang w:eastAsia="en-CA"/>
+          <w14:ligatures w14:val="none"/>
+        </w:rPr>
+        <w:t xml:space="preserve"> </w:t>
+      </w:r>
+      <w:r>
+        <w:rPr>
+          <w:rFonts w:ascii="Courier New" w:eastAsia="Times New Roman" w:hAnsi="Courier New" w:cs="Courier New"/>
+          <w:color w:val="9CDCFE"/>
+          <w:kern w:val="0"/>
+          <w:sz w:val="18"/>
+          <w:szCs w:val="18"/>
+          <w:lang w:eastAsia="en-CA"/>
+          <w14:ligatures w14:val="none"/>
+        </w:rPr>
+        <w:t>scoreMultiplier</w:t>
+      </w:r>
+      <w:r>
+        <w:rPr>
+          <w:rFonts w:ascii="Courier New" w:eastAsia="Times New Roman" w:hAnsi="Courier New" w:cs="Courier New"/>
+          <w:color w:val="BBBEBF"/>
+          <w:kern w:val="0"/>
+          <w:sz w:val="18"/>
+          <w:szCs w:val="18"/>
+          <w:lang w:eastAsia="en-CA"/>
+          <w14:ligatures w14:val="none"/>
+        </w:rPr>
+        <w:t>);</w:t>
+      </w:r>
+    </w:p>
+    <w:p>
+      <w:pPr>
+        <w:spacing w:after="0" w:line="240" w:lineRule="auto"/>
+        <w:rPr>
+          <w:rFonts w:ascii="Courier New" w:eastAsia="Times New Roman" w:hAnsi="Courier New" w:cs="Courier New"/>
+          <w:color w:val="BBBEBF"/>
+          <w:kern w:val="0"/>
+          <w:sz w:val="18"/>
+          <w:szCs w:val="18"/>
+          <w:lang w:eastAsia="en-CA"/>
+          <w14:ligatures w14:val="none"/>
+        </w:rPr>
+      </w:pPr>
+      <w:r>
+        <w:rPr>
+          <w:rFonts w:ascii="Courier New" w:eastAsia="Times New Roman" w:hAnsi="Courier New" w:cs="Courier New"/>
+          <w:color w:val="8B949E"/>
+          <w:kern w:val="0"/>
+          <w:sz w:val="18"/>
+          <w:szCs w:val="18"/>
+          <w:lang w:eastAsia="en-CA"/>
+          <w14:ligatures w14:val="none"/>
+        </w:rPr>
+        <w:t xml:space="preserve">//Debug.Log("Elapsed Time: " + elapsedTime + " seconds"); </w:t>
+      </w:r>
+    </w:p>
+    <w:p>
+      <w:pPr>
+        <w:spacing w:after="0" w:line="240" w:lineRule="auto"/>
+        <w:rPr>
+          <w:rFonts w:ascii="Courier New" w:eastAsia="Times New Roman" w:hAnsi="Courier New" w:cs="Courier New"/>
+          <w:color w:val="BBBEBF"/>
+          <w:kern w:val="0"/>
+          <w:sz w:val="18"/>
+          <w:szCs w:val="18"/>
+          <w:lang w:eastAsia="en-CA"/>
+          <w14:ligatures w14:val="none"/>
+        </w:rPr>
+      </w:pPr>
+      <w:r>
+        <w:rPr>
+          <w:rFonts w:ascii="Courier New" w:eastAsia="Times New Roman" w:hAnsi="Courier New" w:cs="Courier New"/>
+          <w:color w:val="8B949E"/>
+          <w:kern w:val="0"/>
+          <w:sz w:val="18"/>
+          <w:szCs w:val="18"/>
+          <w:lang w:eastAsia="en-CA"/>
+          <w14:ligatures w14:val="none"/>
+        </w:rPr>
+        <w:t>//Debug.Log("Score: " + score);</w:t>
+      </w:r>
+    </w:p>
+    <w:p>
+      <w:pPr>
+        <w:spacing w:after="0" w:line="240" w:lineRule="auto"/>
+        <w:rPr>
+          <w:rFonts w:ascii="Courier New" w:eastAsia="Times New Roman" w:hAnsi="Courier New" w:cs="Courier New"/>
+          <w:color w:val="BBBEBF"/>
+          <w:kern w:val="0"/>
+          <w:sz w:val="18"/>
+          <w:szCs w:val="18"/>
+          <w:lang w:eastAsia="en-CA"/>
+          <w14:ligatures w14:val="none"/>
+        </w:rPr>
+      </w:pPr>
+      <w:r>
+        <w:rPr>
+          <w:rFonts w:ascii="Courier New" w:eastAsia="Times New Roman" w:hAnsi="Courier New" w:cs="Courier New"/>
+          <w:color w:val="C586C0"/>
+          <w:kern w:val="0"/>
+          <w:sz w:val="18"/>
+          <w:szCs w:val="18"/>
+          <w:lang w:eastAsia="en-CA"/>
+          <w14:ligatures w14:val="none"/>
+        </w:rPr>
+        <w:t>if</w:t>
+      </w:r>
+      <w:r>
+        <w:rPr>
+          <w:rFonts w:ascii="Courier New" w:eastAsia="Times New Roman" w:hAnsi="Courier New" w:cs="Courier New"/>
+          <w:color w:val="BBBEBF"/>
+          <w:kern w:val="0"/>
+          <w:sz w:val="18"/>
+          <w:szCs w:val="18"/>
+          <w:lang w:eastAsia="en-CA"/>
+          <w14:ligatures w14:val="none"/>
+        </w:rPr>
+        <w:t xml:space="preserve"> (</w:t>
+      </w:r>
+      <w:r>
+        <w:rPr>
+          <w:rFonts w:ascii="Courier New" w:eastAsia="Times New Roman" w:hAnsi="Courier New" w:cs="Courier New"/>
+          <w:color w:val="9CDCFE"/>
+          <w:kern w:val="0"/>
+          <w:sz w:val="18"/>
+          <w:szCs w:val="18"/>
+          <w:lang w:eastAsia="en-CA"/>
+          <w14:ligatures w14:val="none"/>
+        </w:rPr>
+        <w:t>scoreText</w:t>
+      </w:r>
+      <w:r>
+        <w:rPr>
+          <w:rFonts w:ascii="Courier New" w:eastAsia="Times New Roman" w:hAnsi="Courier New" w:cs="Courier New"/>
+          <w:color w:val="BBBEBF"/>
+          <w:kern w:val="0"/>
+          <w:sz w:val="18"/>
+          <w:szCs w:val="18"/>
+          <w:lang w:eastAsia="en-CA"/>
+          <w14:ligatures w14:val="none"/>
+        </w:rPr>
+        <w:t xml:space="preserve"> </w:t>
+      </w:r>
+      <w:r>
+        <w:rPr>
+          <w:rFonts w:ascii="Courier New" w:eastAsia="Times New Roman" w:hAnsi="Courier New" w:cs="Courier New"/>
+          <w:color w:val="D4D4D4"/>
+          <w:kern w:val="0"/>
+          <w:sz w:val="18"/>
+          <w:szCs w:val="18"/>
+          <w:lang w:eastAsia="en-CA"/>
+          <w14:ligatures w14:val="none"/>
+        </w:rPr>
+        <w:t>!=</w:t>
+      </w:r>
+      <w:r>
+        <w:rPr>
+          <w:rFonts w:ascii="Courier New" w:eastAsia="Times New Roman" w:hAnsi="Courier New" w:cs="Courier New"/>
+          <w:color w:val="BBBEBF"/>
+          <w:kern w:val="0"/>
+          <w:sz w:val="18"/>
+          <w:szCs w:val="18"/>
+          <w:lang w:eastAsia="en-CA"/>
+          <w14:ligatures w14:val="none"/>
+        </w:rPr>
+        <w:t xml:space="preserve"> </w:t>
+      </w:r>
+      <w:r>
+        <w:rPr>
+          <w:rFonts w:ascii="Courier New" w:eastAsia="Times New Roman" w:hAnsi="Courier New" w:cs="Courier New"/>
+          <w:color w:val="FF7B72"/>
+          <w:kern w:val="0"/>
+          <w:sz w:val="18"/>
+          <w:szCs w:val="18"/>
+          <w:lang w:eastAsia="en-CA"/>
+          <w14:ligatures w14:val="none"/>
+        </w:rPr>
+        <w:t>null</w:t>
+      </w:r>
       <w:r>
         <w:rPr>
           <w:rFonts w:ascii="Courier New" w:eastAsia="Times New Roman" w:hAnsi="Courier New" w:cs="Courier New"/>
@@ -8973,7 +8561,6 @@
           <w14:ligatures w14:val="none"/>
         </w:rPr>
       </w:pPr>
-      <w:proofErr w:type="spellStart"/>
       <w:r>
         <w:rPr>
           <w:rFonts w:ascii="Courier New" w:eastAsia="Times New Roman" w:hAnsi="Courier New" w:cs="Courier New"/>
@@ -8984,9 +8571,32 @@
           <w:lang w:eastAsia="en-CA"/>
           <w14:ligatures w14:val="none"/>
         </w:rPr>
-        <w:t>elapsedTime</w:t>
-      </w:r>
-      <w:proofErr w:type="spellEnd"/>
+        <w:t>scoreText</w:t>
+      </w:r>
+      <w:r>
+        <w:rPr>
+          <w:rFonts w:ascii="Courier New" w:eastAsia="Times New Roman" w:hAnsi="Courier New" w:cs="Courier New"/>
+          <w:color w:val="D4D4D4"/>
+          <w:kern w:val="0"/>
+          <w:sz w:val="18"/>
+          <w:szCs w:val="18"/>
+          <w:lang w:eastAsia="en-CA"/>
+          <w14:ligatures w14:val="none"/>
+        </w:rPr>
+        <w:t>.</w:t>
+      </w:r>
+      <w:r>
+        <w:rPr>
+          <w:rFonts w:ascii="Courier New" w:eastAsia="Times New Roman" w:hAnsi="Courier New" w:cs="Courier New"/>
+          <w:color w:val="C9D1D9"/>
+          <w:kern w:val="0"/>
+          <w:sz w:val="18"/>
+          <w:szCs w:val="18"/>
+          <w:lang w:eastAsia="en-CA"/>
+          <w14:ligatures w14:val="none"/>
+        </w:rPr>
+        <w:t>text</w:t>
+      </w:r>
       <w:r>
         <w:rPr>
           <w:rFonts w:ascii="Courier New" w:eastAsia="Times New Roman" w:hAnsi="Courier New" w:cs="Courier New"/>
@@ -9009,7 +8619,7 @@
           <w:lang w:eastAsia="en-CA"/>
           <w14:ligatures w14:val="none"/>
         </w:rPr>
-        <w:t>+=</w:t>
+        <w:t>=</w:t>
       </w:r>
       <w:r>
         <w:rPr>
@@ -9023,18 +8633,29 @@
         </w:rPr>
         <w:t xml:space="preserve"> </w:t>
       </w:r>
-      <w:proofErr w:type="spellStart"/>
-      <w:r>
-        <w:rPr>
-          <w:rFonts w:ascii="Courier New" w:eastAsia="Times New Roman" w:hAnsi="Courier New" w:cs="Courier New"/>
-          <w:color w:val="4EC9B0"/>
-          <w:kern w:val="0"/>
-          <w:sz w:val="18"/>
-          <w:szCs w:val="18"/>
-          <w:lang w:eastAsia="en-CA"/>
-          <w14:ligatures w14:val="none"/>
-        </w:rPr>
-        <w:t>Time</w:t>
+      <w:r>
+        <w:rPr>
+          <w:rFonts w:ascii="Courier New" w:eastAsia="Times New Roman" w:hAnsi="Courier New" w:cs="Courier New"/>
+          <w:color w:val="A5D6FF"/>
+          <w:kern w:val="0"/>
+          <w:sz w:val="18"/>
+          <w:szCs w:val="18"/>
+          <w:lang w:eastAsia="en-CA"/>
+          <w14:ligatures w14:val="none"/>
+        </w:rPr>
+        <w:t>"Score: "</w:t>
+      </w:r>
+      <w:r>
+        <w:rPr>
+          <w:rFonts w:ascii="Courier New" w:eastAsia="Times New Roman" w:hAnsi="Courier New" w:cs="Courier New"/>
+          <w:color w:val="BBBEBF"/>
+          <w:kern w:val="0"/>
+          <w:sz w:val="18"/>
+          <w:szCs w:val="18"/>
+          <w:lang w:eastAsia="en-CA"/>
+          <w14:ligatures w14:val="none"/>
+        </w:rPr>
+        <w:t xml:space="preserve"> </w:t>
       </w:r>
       <w:r>
         <w:rPr>
@@ -9046,123 +8667,47 @@
           <w:lang w:eastAsia="en-CA"/>
           <w14:ligatures w14:val="none"/>
         </w:rPr>
+        <w:t>+</w:t>
+      </w:r>
+      <w:r>
+        <w:rPr>
+          <w:rFonts w:ascii="Courier New" w:eastAsia="Times New Roman" w:hAnsi="Courier New" w:cs="Courier New"/>
+          <w:color w:val="BBBEBF"/>
+          <w:kern w:val="0"/>
+          <w:sz w:val="18"/>
+          <w:szCs w:val="18"/>
+          <w:lang w:eastAsia="en-CA"/>
+          <w14:ligatures w14:val="none"/>
+        </w:rPr>
+        <w:t xml:space="preserve"> </w:t>
+      </w:r>
+      <w:r>
+        <w:rPr>
+          <w:rFonts w:ascii="Courier New" w:eastAsia="Times New Roman" w:hAnsi="Courier New" w:cs="Courier New"/>
+          <w:color w:val="9CDCFE"/>
+          <w:kern w:val="0"/>
+          <w:sz w:val="18"/>
+          <w:szCs w:val="18"/>
+          <w:lang w:eastAsia="en-CA"/>
+          <w14:ligatures w14:val="none"/>
+        </w:rPr>
+        <w:t>score</w:t>
+      </w:r>
+      <w:r>
+        <w:rPr>
+          <w:rFonts w:ascii="Courier New" w:eastAsia="Times New Roman" w:hAnsi="Courier New" w:cs="Courier New"/>
+          <w:color w:val="D4D4D4"/>
+          <w:kern w:val="0"/>
+          <w:sz w:val="18"/>
+          <w:szCs w:val="18"/>
+          <w:lang w:eastAsia="en-CA"/>
+          <w14:ligatures w14:val="none"/>
+        </w:rPr>
         <w:t>.</w:t>
       </w:r>
       <w:r>
         <w:rPr>
           <w:rFonts w:ascii="Courier New" w:eastAsia="Times New Roman" w:hAnsi="Courier New" w:cs="Courier New"/>
-          <w:color w:val="C9D1D9"/>
-          <w:kern w:val="0"/>
-          <w:sz w:val="18"/>
-          <w:szCs w:val="18"/>
-          <w:lang w:eastAsia="en-CA"/>
-          <w14:ligatures w14:val="none"/>
-        </w:rPr>
-        <w:t>deltaTime</w:t>
-      </w:r>
-      <w:proofErr w:type="spellEnd"/>
-      <w:r>
-        <w:rPr>
-          <w:rFonts w:ascii="Courier New" w:eastAsia="Times New Roman" w:hAnsi="Courier New" w:cs="Courier New"/>
-          <w:color w:val="BBBEBF"/>
-          <w:kern w:val="0"/>
-          <w:sz w:val="18"/>
-          <w:szCs w:val="18"/>
-          <w:lang w:eastAsia="en-CA"/>
-          <w14:ligatures w14:val="none"/>
-        </w:rPr>
-        <w:t>;</w:t>
-      </w:r>
-    </w:p>
-    <w:p>
-      <w:pPr>
-        <w:spacing w:after="0" w:line="240" w:lineRule="auto"/>
-        <w:rPr>
-          <w:rFonts w:ascii="Courier New" w:eastAsia="Times New Roman" w:hAnsi="Courier New" w:cs="Courier New"/>
-          <w:color w:val="BBBEBF"/>
-          <w:kern w:val="0"/>
-          <w:sz w:val="18"/>
-          <w:szCs w:val="18"/>
-          <w:lang w:eastAsia="en-CA"/>
-          <w14:ligatures w14:val="none"/>
-        </w:rPr>
-      </w:pPr>
-      <w:r>
-        <w:rPr>
-          <w:rFonts w:ascii="Courier New" w:eastAsia="Times New Roman" w:hAnsi="Courier New" w:cs="Courier New"/>
-          <w:color w:val="9CDCFE"/>
-          <w:kern w:val="0"/>
-          <w:sz w:val="18"/>
-          <w:szCs w:val="18"/>
-          <w:lang w:eastAsia="en-CA"/>
-          <w14:ligatures w14:val="none"/>
-        </w:rPr>
-        <w:t>score</w:t>
-      </w:r>
-      <w:r>
-        <w:rPr>
-          <w:rFonts w:ascii="Courier New" w:eastAsia="Times New Roman" w:hAnsi="Courier New" w:cs="Courier New"/>
-          <w:color w:val="BBBEBF"/>
-          <w:kern w:val="0"/>
-          <w:sz w:val="18"/>
-          <w:szCs w:val="18"/>
-          <w:lang w:eastAsia="en-CA"/>
-          <w14:ligatures w14:val="none"/>
-        </w:rPr>
-        <w:t xml:space="preserve"> </w:t>
-      </w:r>
-      <w:r>
-        <w:rPr>
-          <w:rFonts w:ascii="Courier New" w:eastAsia="Times New Roman" w:hAnsi="Courier New" w:cs="Courier New"/>
-          <w:color w:val="D4D4D4"/>
-          <w:kern w:val="0"/>
-          <w:sz w:val="18"/>
-          <w:szCs w:val="18"/>
-          <w:lang w:eastAsia="en-CA"/>
-          <w14:ligatures w14:val="none"/>
-        </w:rPr>
-        <w:t>=</w:t>
-      </w:r>
-      <w:r>
-        <w:rPr>
-          <w:rFonts w:ascii="Courier New" w:eastAsia="Times New Roman" w:hAnsi="Courier New" w:cs="Courier New"/>
-          <w:color w:val="BBBEBF"/>
-          <w:kern w:val="0"/>
-          <w:sz w:val="18"/>
-          <w:szCs w:val="18"/>
-          <w:lang w:eastAsia="en-CA"/>
-          <w14:ligatures w14:val="none"/>
-        </w:rPr>
-        <w:t xml:space="preserve"> </w:t>
-      </w:r>
-      <w:proofErr w:type="spellStart"/>
-      <w:r>
-        <w:rPr>
-          <w:rFonts w:ascii="Courier New" w:eastAsia="Times New Roman" w:hAnsi="Courier New" w:cs="Courier New"/>
-          <w:color w:val="4EC9B0"/>
-          <w:kern w:val="0"/>
-          <w:sz w:val="18"/>
-          <w:szCs w:val="18"/>
-          <w:lang w:eastAsia="en-CA"/>
-          <w14:ligatures w14:val="none"/>
-        </w:rPr>
-        <w:t>Mathf</w:t>
-      </w:r>
-      <w:r>
-        <w:rPr>
-          <w:rFonts w:ascii="Courier New" w:eastAsia="Times New Roman" w:hAnsi="Courier New" w:cs="Courier New"/>
-          <w:color w:val="D4D4D4"/>
-          <w:kern w:val="0"/>
-          <w:sz w:val="18"/>
-          <w:szCs w:val="18"/>
-          <w:lang w:eastAsia="en-CA"/>
-          <w14:ligatures w14:val="none"/>
-        </w:rPr>
-        <w:t>.</w:t>
-      </w:r>
-      <w:r>
-        <w:rPr>
-          <w:rFonts w:ascii="Courier New" w:eastAsia="Times New Roman" w:hAnsi="Courier New" w:cs="Courier New"/>
           <w:color w:val="D2A8FF"/>
           <w:kern w:val="0"/>
           <w:sz w:val="18"/>
@@ -9170,555 +8715,8 @@
           <w:lang w:eastAsia="en-CA"/>
           <w14:ligatures w14:val="none"/>
         </w:rPr>
-        <w:t>FloorToInt</w:t>
-      </w:r>
-      <w:proofErr w:type="spellEnd"/>
-      <w:r>
-        <w:rPr>
-          <w:rFonts w:ascii="Courier New" w:eastAsia="Times New Roman" w:hAnsi="Courier New" w:cs="Courier New"/>
-          <w:color w:val="BBBEBF"/>
-          <w:kern w:val="0"/>
-          <w:sz w:val="18"/>
-          <w:szCs w:val="18"/>
-          <w:lang w:eastAsia="en-CA"/>
-          <w14:ligatures w14:val="none"/>
-        </w:rPr>
-        <w:t>(</w:t>
-      </w:r>
-      <w:proofErr w:type="spellStart"/>
-      <w:r>
-        <w:rPr>
-          <w:rFonts w:ascii="Courier New" w:eastAsia="Times New Roman" w:hAnsi="Courier New" w:cs="Courier New"/>
-          <w:color w:val="9CDCFE"/>
-          <w:kern w:val="0"/>
-          <w:sz w:val="18"/>
-          <w:szCs w:val="18"/>
-          <w:lang w:eastAsia="en-CA"/>
-          <w14:ligatures w14:val="none"/>
-        </w:rPr>
-        <w:t>elapsedTime</w:t>
-      </w:r>
-      <w:proofErr w:type="spellEnd"/>
-      <w:r>
-        <w:rPr>
-          <w:rFonts w:ascii="Courier New" w:eastAsia="Times New Roman" w:hAnsi="Courier New" w:cs="Courier New"/>
-          <w:color w:val="BBBEBF"/>
-          <w:kern w:val="0"/>
-          <w:sz w:val="18"/>
-          <w:szCs w:val="18"/>
-          <w:lang w:eastAsia="en-CA"/>
-          <w14:ligatures w14:val="none"/>
-        </w:rPr>
-        <w:t xml:space="preserve"> </w:t>
-      </w:r>
-      <w:r>
-        <w:rPr>
-          <w:rFonts w:ascii="Courier New" w:eastAsia="Times New Roman" w:hAnsi="Courier New" w:cs="Courier New"/>
-          <w:color w:val="D4D4D4"/>
-          <w:kern w:val="0"/>
-          <w:sz w:val="18"/>
-          <w:szCs w:val="18"/>
-          <w:lang w:eastAsia="en-CA"/>
-          <w14:ligatures w14:val="none"/>
-        </w:rPr>
-        <w:t>*</w:t>
-      </w:r>
-      <w:r>
-        <w:rPr>
-          <w:rFonts w:ascii="Courier New" w:eastAsia="Times New Roman" w:hAnsi="Courier New" w:cs="Courier New"/>
-          <w:color w:val="BBBEBF"/>
-          <w:kern w:val="0"/>
-          <w:sz w:val="18"/>
-          <w:szCs w:val="18"/>
-          <w:lang w:eastAsia="en-CA"/>
-          <w14:ligatures w14:val="none"/>
-        </w:rPr>
-        <w:t xml:space="preserve"> </w:t>
-      </w:r>
-      <w:proofErr w:type="spellStart"/>
-      <w:r>
-        <w:rPr>
-          <w:rFonts w:ascii="Courier New" w:eastAsia="Times New Roman" w:hAnsi="Courier New" w:cs="Courier New"/>
-          <w:color w:val="9CDCFE"/>
-          <w:kern w:val="0"/>
-          <w:sz w:val="18"/>
-          <w:szCs w:val="18"/>
-          <w:lang w:eastAsia="en-CA"/>
-          <w14:ligatures w14:val="none"/>
-        </w:rPr>
-        <w:t>scoreMultiplier</w:t>
-      </w:r>
-      <w:proofErr w:type="spellEnd"/>
-      <w:r>
-        <w:rPr>
-          <w:rFonts w:ascii="Courier New" w:eastAsia="Times New Roman" w:hAnsi="Courier New" w:cs="Courier New"/>
-          <w:color w:val="BBBEBF"/>
-          <w:kern w:val="0"/>
-          <w:sz w:val="18"/>
-          <w:szCs w:val="18"/>
-          <w:lang w:eastAsia="en-CA"/>
-          <w14:ligatures w14:val="none"/>
-        </w:rPr>
-        <w:t>);</w:t>
-      </w:r>
-    </w:p>
-    <w:p>
-      <w:pPr>
-        <w:spacing w:after="0" w:line="240" w:lineRule="auto"/>
-        <w:rPr>
-          <w:rFonts w:ascii="Courier New" w:eastAsia="Times New Roman" w:hAnsi="Courier New" w:cs="Courier New"/>
-          <w:color w:val="BBBEBF"/>
-          <w:kern w:val="0"/>
-          <w:sz w:val="18"/>
-          <w:szCs w:val="18"/>
-          <w:lang w:eastAsia="en-CA"/>
-          <w14:ligatures w14:val="none"/>
-        </w:rPr>
-      </w:pPr>
-      <w:r>
-        <w:rPr>
-          <w:rFonts w:ascii="Courier New" w:eastAsia="Times New Roman" w:hAnsi="Courier New" w:cs="Courier New"/>
-          <w:color w:val="8B949E"/>
-          <w:kern w:val="0"/>
-          <w:sz w:val="18"/>
-          <w:szCs w:val="18"/>
-          <w:lang w:eastAsia="en-CA"/>
-          <w14:ligatures w14:val="none"/>
-        </w:rPr>
-        <w:t>//</w:t>
-      </w:r>
-      <w:proofErr w:type="spellStart"/>
-      <w:r>
-        <w:rPr>
-          <w:rFonts w:ascii="Courier New" w:eastAsia="Times New Roman" w:hAnsi="Courier New" w:cs="Courier New"/>
-          <w:color w:val="8B949E"/>
-          <w:kern w:val="0"/>
-          <w:sz w:val="18"/>
-          <w:szCs w:val="18"/>
-          <w:lang w:eastAsia="en-CA"/>
-          <w14:ligatures w14:val="none"/>
-        </w:rPr>
-        <w:t>Debug.Log</w:t>
-      </w:r>
-      <w:proofErr w:type="spellEnd"/>
-      <w:r>
-        <w:rPr>
-          <w:rFonts w:ascii="Courier New" w:eastAsia="Times New Roman" w:hAnsi="Courier New" w:cs="Courier New"/>
-          <w:color w:val="8B949E"/>
-          <w:kern w:val="0"/>
-          <w:sz w:val="18"/>
-          <w:szCs w:val="18"/>
-          <w:lang w:eastAsia="en-CA"/>
-          <w14:ligatures w14:val="none"/>
-        </w:rPr>
-        <w:t xml:space="preserve">("Elapsed Time: " + </w:t>
-      </w:r>
-      <w:proofErr w:type="spellStart"/>
-      <w:r>
-        <w:rPr>
-          <w:rFonts w:ascii="Courier New" w:eastAsia="Times New Roman" w:hAnsi="Courier New" w:cs="Courier New"/>
-          <w:color w:val="8B949E"/>
-          <w:kern w:val="0"/>
-          <w:sz w:val="18"/>
-          <w:szCs w:val="18"/>
-          <w:lang w:eastAsia="en-CA"/>
-          <w14:ligatures w14:val="none"/>
-        </w:rPr>
-        <w:t>elapsedTime</w:t>
-      </w:r>
-      <w:proofErr w:type="spellEnd"/>
-      <w:r>
-        <w:rPr>
-          <w:rFonts w:ascii="Courier New" w:eastAsia="Times New Roman" w:hAnsi="Courier New" w:cs="Courier New"/>
-          <w:color w:val="8B949E"/>
-          <w:kern w:val="0"/>
-          <w:sz w:val="18"/>
-          <w:szCs w:val="18"/>
-          <w:lang w:eastAsia="en-CA"/>
-          <w14:ligatures w14:val="none"/>
-        </w:rPr>
-        <w:t xml:space="preserve"> + " seconds"); </w:t>
-      </w:r>
-    </w:p>
-    <w:p>
-      <w:pPr>
-        <w:spacing w:after="0" w:line="240" w:lineRule="auto"/>
-        <w:rPr>
-          <w:rFonts w:ascii="Courier New" w:eastAsia="Times New Roman" w:hAnsi="Courier New" w:cs="Courier New"/>
-          <w:color w:val="BBBEBF"/>
-          <w:kern w:val="0"/>
-          <w:sz w:val="18"/>
-          <w:szCs w:val="18"/>
-          <w:lang w:eastAsia="en-CA"/>
-          <w14:ligatures w14:val="none"/>
-        </w:rPr>
-      </w:pPr>
-      <w:r>
-        <w:rPr>
-          <w:rFonts w:ascii="Courier New" w:eastAsia="Times New Roman" w:hAnsi="Courier New" w:cs="Courier New"/>
-          <w:color w:val="8B949E"/>
-          <w:kern w:val="0"/>
-          <w:sz w:val="18"/>
-          <w:szCs w:val="18"/>
-          <w:lang w:eastAsia="en-CA"/>
-          <w14:ligatures w14:val="none"/>
-        </w:rPr>
-        <w:t>//</w:t>
-      </w:r>
-      <w:proofErr w:type="spellStart"/>
-      <w:r>
-        <w:rPr>
-          <w:rFonts w:ascii="Courier New" w:eastAsia="Times New Roman" w:hAnsi="Courier New" w:cs="Courier New"/>
-          <w:color w:val="8B949E"/>
-          <w:kern w:val="0"/>
-          <w:sz w:val="18"/>
-          <w:szCs w:val="18"/>
-          <w:lang w:eastAsia="en-CA"/>
-          <w14:ligatures w14:val="none"/>
-        </w:rPr>
-        <w:t>Debug.Log</w:t>
-      </w:r>
-      <w:proofErr w:type="spellEnd"/>
-      <w:r>
-        <w:rPr>
-          <w:rFonts w:ascii="Courier New" w:eastAsia="Times New Roman" w:hAnsi="Courier New" w:cs="Courier New"/>
-          <w:color w:val="8B949E"/>
-          <w:kern w:val="0"/>
-          <w:sz w:val="18"/>
-          <w:szCs w:val="18"/>
-          <w:lang w:eastAsia="en-CA"/>
-          <w14:ligatures w14:val="none"/>
-        </w:rPr>
-        <w:t>("Score: " + score);</w:t>
-      </w:r>
-    </w:p>
-    <w:p>
-      <w:pPr>
-        <w:spacing w:after="0" w:line="240" w:lineRule="auto"/>
-        <w:rPr>
-          <w:rFonts w:ascii="Courier New" w:eastAsia="Times New Roman" w:hAnsi="Courier New" w:cs="Courier New"/>
-          <w:color w:val="BBBEBF"/>
-          <w:kern w:val="0"/>
-          <w:sz w:val="18"/>
-          <w:szCs w:val="18"/>
-          <w:lang w:eastAsia="en-CA"/>
-          <w14:ligatures w14:val="none"/>
-        </w:rPr>
-      </w:pPr>
-      <w:r>
-        <w:rPr>
-          <w:rFonts w:ascii="Courier New" w:eastAsia="Times New Roman" w:hAnsi="Courier New" w:cs="Courier New"/>
-          <w:color w:val="C586C0"/>
-          <w:kern w:val="0"/>
-          <w:sz w:val="18"/>
-          <w:szCs w:val="18"/>
-          <w:lang w:eastAsia="en-CA"/>
-          <w14:ligatures w14:val="none"/>
-        </w:rPr>
-        <w:t>if</w:t>
-      </w:r>
-      <w:r>
-        <w:rPr>
-          <w:rFonts w:ascii="Courier New" w:eastAsia="Times New Roman" w:hAnsi="Courier New" w:cs="Courier New"/>
-          <w:color w:val="BBBEBF"/>
-          <w:kern w:val="0"/>
-          <w:sz w:val="18"/>
-          <w:szCs w:val="18"/>
-          <w:lang w:eastAsia="en-CA"/>
-          <w14:ligatures w14:val="none"/>
-        </w:rPr>
-        <w:t xml:space="preserve"> (</w:t>
-      </w:r>
-      <w:proofErr w:type="spellStart"/>
-      <w:proofErr w:type="gramStart"/>
-      <w:r>
-        <w:rPr>
-          <w:rFonts w:ascii="Courier New" w:eastAsia="Times New Roman" w:hAnsi="Courier New" w:cs="Courier New"/>
-          <w:color w:val="9CDCFE"/>
-          <w:kern w:val="0"/>
-          <w:sz w:val="18"/>
-          <w:szCs w:val="18"/>
-          <w:lang w:eastAsia="en-CA"/>
-          <w14:ligatures w14:val="none"/>
-        </w:rPr>
-        <w:t>scoreText</w:t>
-      </w:r>
-      <w:proofErr w:type="spellEnd"/>
-      <w:r>
-        <w:rPr>
-          <w:rFonts w:ascii="Courier New" w:eastAsia="Times New Roman" w:hAnsi="Courier New" w:cs="Courier New"/>
-          <w:color w:val="BBBEBF"/>
-          <w:kern w:val="0"/>
-          <w:sz w:val="18"/>
-          <w:szCs w:val="18"/>
-          <w:lang w:eastAsia="en-CA"/>
-          <w14:ligatures w14:val="none"/>
-        </w:rPr>
-        <w:t xml:space="preserve"> </w:t>
-      </w:r>
-      <w:r>
-        <w:rPr>
-          <w:rFonts w:ascii="Courier New" w:eastAsia="Times New Roman" w:hAnsi="Courier New" w:cs="Courier New"/>
-          <w:color w:val="D4D4D4"/>
-          <w:kern w:val="0"/>
-          <w:sz w:val="18"/>
-          <w:szCs w:val="18"/>
-          <w:lang w:eastAsia="en-CA"/>
-          <w14:ligatures w14:val="none"/>
-        </w:rPr>
-        <w:t>!</w:t>
-      </w:r>
-      <w:proofErr w:type="gramEnd"/>
-      <w:r>
-        <w:rPr>
-          <w:rFonts w:ascii="Courier New" w:eastAsia="Times New Roman" w:hAnsi="Courier New" w:cs="Courier New"/>
-          <w:color w:val="D4D4D4"/>
-          <w:kern w:val="0"/>
-          <w:sz w:val="18"/>
-          <w:szCs w:val="18"/>
-          <w:lang w:eastAsia="en-CA"/>
-          <w14:ligatures w14:val="none"/>
-        </w:rPr>
-        <w:t>=</w:t>
-      </w:r>
-      <w:r>
-        <w:rPr>
-          <w:rFonts w:ascii="Courier New" w:eastAsia="Times New Roman" w:hAnsi="Courier New" w:cs="Courier New"/>
-          <w:color w:val="BBBEBF"/>
-          <w:kern w:val="0"/>
-          <w:sz w:val="18"/>
-          <w:szCs w:val="18"/>
-          <w:lang w:eastAsia="en-CA"/>
-          <w14:ligatures w14:val="none"/>
-        </w:rPr>
-        <w:t xml:space="preserve"> </w:t>
-      </w:r>
-      <w:r>
-        <w:rPr>
-          <w:rFonts w:ascii="Courier New" w:eastAsia="Times New Roman" w:hAnsi="Courier New" w:cs="Courier New"/>
-          <w:color w:val="FF7B72"/>
-          <w:kern w:val="0"/>
-          <w:sz w:val="18"/>
-          <w:szCs w:val="18"/>
-          <w:lang w:eastAsia="en-CA"/>
-          <w14:ligatures w14:val="none"/>
-        </w:rPr>
-        <w:t>null</w:t>
-      </w:r>
-      <w:r>
-        <w:rPr>
-          <w:rFonts w:ascii="Courier New" w:eastAsia="Times New Roman" w:hAnsi="Courier New" w:cs="Courier New"/>
-          <w:color w:val="BBBEBF"/>
-          <w:kern w:val="0"/>
-          <w:sz w:val="18"/>
-          <w:szCs w:val="18"/>
-          <w:lang w:eastAsia="en-CA"/>
-          <w14:ligatures w14:val="none"/>
-        </w:rPr>
-        <w:t>)</w:t>
-      </w:r>
-    </w:p>
-    <w:p>
-      <w:pPr>
-        <w:spacing w:after="0" w:line="240" w:lineRule="auto"/>
-        <w:rPr>
-          <w:rFonts w:ascii="Courier New" w:eastAsia="Times New Roman" w:hAnsi="Courier New" w:cs="Courier New"/>
-          <w:color w:val="BBBEBF"/>
-          <w:kern w:val="0"/>
-          <w:sz w:val="18"/>
-          <w:szCs w:val="18"/>
-          <w:lang w:eastAsia="en-CA"/>
-          <w14:ligatures w14:val="none"/>
-        </w:rPr>
-      </w:pPr>
-      <w:r>
-        <w:rPr>
-          <w:rFonts w:ascii="Courier New" w:eastAsia="Times New Roman" w:hAnsi="Courier New" w:cs="Courier New"/>
-          <w:color w:val="BBBEBF"/>
-          <w:kern w:val="0"/>
-          <w:sz w:val="18"/>
-          <w:szCs w:val="18"/>
-          <w:lang w:eastAsia="en-CA"/>
-          <w14:ligatures w14:val="none"/>
-        </w:rPr>
-        <w:t>{</w:t>
-      </w:r>
-    </w:p>
-    <w:p>
-      <w:pPr>
-        <w:spacing w:after="0" w:line="240" w:lineRule="auto"/>
-        <w:rPr>
-          <w:rFonts w:ascii="Courier New" w:eastAsia="Times New Roman" w:hAnsi="Courier New" w:cs="Courier New"/>
-          <w:color w:val="BBBEBF"/>
-          <w:kern w:val="0"/>
-          <w:sz w:val="18"/>
-          <w:szCs w:val="18"/>
-          <w:lang w:eastAsia="en-CA"/>
-          <w14:ligatures w14:val="none"/>
-        </w:rPr>
-      </w:pPr>
-      <w:proofErr w:type="spellStart"/>
-      <w:r>
-        <w:rPr>
-          <w:rFonts w:ascii="Courier New" w:eastAsia="Times New Roman" w:hAnsi="Courier New" w:cs="Courier New"/>
-          <w:color w:val="9CDCFE"/>
-          <w:kern w:val="0"/>
-          <w:sz w:val="18"/>
-          <w:szCs w:val="18"/>
-          <w:lang w:eastAsia="en-CA"/>
-          <w14:ligatures w14:val="none"/>
-        </w:rPr>
-        <w:t>scoreText</w:t>
-      </w:r>
-      <w:r>
-        <w:rPr>
-          <w:rFonts w:ascii="Courier New" w:eastAsia="Times New Roman" w:hAnsi="Courier New" w:cs="Courier New"/>
-          <w:color w:val="D4D4D4"/>
-          <w:kern w:val="0"/>
-          <w:sz w:val="18"/>
-          <w:szCs w:val="18"/>
-          <w:lang w:eastAsia="en-CA"/>
-          <w14:ligatures w14:val="none"/>
-        </w:rPr>
-        <w:t>.</w:t>
-      </w:r>
-      <w:r>
-        <w:rPr>
-          <w:rFonts w:ascii="Courier New" w:eastAsia="Times New Roman" w:hAnsi="Courier New" w:cs="Courier New"/>
-          <w:color w:val="C9D1D9"/>
-          <w:kern w:val="0"/>
-          <w:sz w:val="18"/>
-          <w:szCs w:val="18"/>
-          <w:lang w:eastAsia="en-CA"/>
-          <w14:ligatures w14:val="none"/>
-        </w:rPr>
-        <w:t>text</w:t>
-      </w:r>
-      <w:proofErr w:type="spellEnd"/>
-      <w:r>
-        <w:rPr>
-          <w:rFonts w:ascii="Courier New" w:eastAsia="Times New Roman" w:hAnsi="Courier New" w:cs="Courier New"/>
-          <w:color w:val="BBBEBF"/>
-          <w:kern w:val="0"/>
-          <w:sz w:val="18"/>
-          <w:szCs w:val="18"/>
-          <w:lang w:eastAsia="en-CA"/>
-          <w14:ligatures w14:val="none"/>
-        </w:rPr>
-        <w:t xml:space="preserve"> </w:t>
-      </w:r>
-      <w:r>
-        <w:rPr>
-          <w:rFonts w:ascii="Courier New" w:eastAsia="Times New Roman" w:hAnsi="Courier New" w:cs="Courier New"/>
-          <w:color w:val="D4D4D4"/>
-          <w:kern w:val="0"/>
-          <w:sz w:val="18"/>
-          <w:szCs w:val="18"/>
-          <w:lang w:eastAsia="en-CA"/>
-          <w14:ligatures w14:val="none"/>
-        </w:rPr>
-        <w:t>=</w:t>
-      </w:r>
-      <w:r>
-        <w:rPr>
-          <w:rFonts w:ascii="Courier New" w:eastAsia="Times New Roman" w:hAnsi="Courier New" w:cs="Courier New"/>
-          <w:color w:val="BBBEBF"/>
-          <w:kern w:val="0"/>
-          <w:sz w:val="18"/>
-          <w:szCs w:val="18"/>
-          <w:lang w:eastAsia="en-CA"/>
-          <w14:ligatures w14:val="none"/>
-        </w:rPr>
-        <w:t xml:space="preserve"> </w:t>
-      </w:r>
-      <w:r>
-        <w:rPr>
-          <w:rFonts w:ascii="Courier New" w:eastAsia="Times New Roman" w:hAnsi="Courier New" w:cs="Courier New"/>
-          <w:color w:val="A5D6FF"/>
-          <w:kern w:val="0"/>
-          <w:sz w:val="18"/>
-          <w:szCs w:val="18"/>
-          <w:lang w:eastAsia="en-CA"/>
-          <w14:ligatures w14:val="none"/>
-        </w:rPr>
-        <w:t>"Score: "</w:t>
-      </w:r>
-      <w:r>
-        <w:rPr>
-          <w:rFonts w:ascii="Courier New" w:eastAsia="Times New Roman" w:hAnsi="Courier New" w:cs="Courier New"/>
-          <w:color w:val="BBBEBF"/>
-          <w:kern w:val="0"/>
-          <w:sz w:val="18"/>
-          <w:szCs w:val="18"/>
-          <w:lang w:eastAsia="en-CA"/>
-          <w14:ligatures w14:val="none"/>
-        </w:rPr>
-        <w:t xml:space="preserve"> </w:t>
-      </w:r>
-      <w:r>
-        <w:rPr>
-          <w:rFonts w:ascii="Courier New" w:eastAsia="Times New Roman" w:hAnsi="Courier New" w:cs="Courier New"/>
-          <w:color w:val="D4D4D4"/>
-          <w:kern w:val="0"/>
-          <w:sz w:val="18"/>
-          <w:szCs w:val="18"/>
-          <w:lang w:eastAsia="en-CA"/>
-          <w14:ligatures w14:val="none"/>
-        </w:rPr>
-        <w:t>+</w:t>
-      </w:r>
-      <w:r>
-        <w:rPr>
-          <w:rFonts w:ascii="Courier New" w:eastAsia="Times New Roman" w:hAnsi="Courier New" w:cs="Courier New"/>
-          <w:color w:val="BBBEBF"/>
-          <w:kern w:val="0"/>
-          <w:sz w:val="18"/>
-          <w:szCs w:val="18"/>
-          <w:lang w:eastAsia="en-CA"/>
-          <w14:ligatures w14:val="none"/>
-        </w:rPr>
-        <w:t xml:space="preserve"> </w:t>
-      </w:r>
-      <w:proofErr w:type="spellStart"/>
-      <w:proofErr w:type="gramStart"/>
-      <w:r>
-        <w:rPr>
-          <w:rFonts w:ascii="Courier New" w:eastAsia="Times New Roman" w:hAnsi="Courier New" w:cs="Courier New"/>
-          <w:color w:val="9CDCFE"/>
-          <w:kern w:val="0"/>
-          <w:sz w:val="18"/>
-          <w:szCs w:val="18"/>
-          <w:lang w:eastAsia="en-CA"/>
-          <w14:ligatures w14:val="none"/>
-        </w:rPr>
-        <w:t>score</w:t>
-      </w:r>
-      <w:r>
-        <w:rPr>
-          <w:rFonts w:ascii="Courier New" w:eastAsia="Times New Roman" w:hAnsi="Courier New" w:cs="Courier New"/>
-          <w:color w:val="D4D4D4"/>
-          <w:kern w:val="0"/>
-          <w:sz w:val="18"/>
-          <w:szCs w:val="18"/>
-          <w:lang w:eastAsia="en-CA"/>
-          <w14:ligatures w14:val="none"/>
-        </w:rPr>
-        <w:t>.</w:t>
-      </w:r>
-      <w:r>
-        <w:rPr>
-          <w:rFonts w:ascii="Courier New" w:eastAsia="Times New Roman" w:hAnsi="Courier New" w:cs="Courier New"/>
-          <w:color w:val="D2A8FF"/>
-          <w:kern w:val="0"/>
-          <w:sz w:val="18"/>
-          <w:szCs w:val="18"/>
-          <w:lang w:eastAsia="en-CA"/>
-          <w14:ligatures w14:val="none"/>
-        </w:rPr>
         <w:t>ToString</w:t>
       </w:r>
-      <w:proofErr w:type="spellEnd"/>
-      <w:proofErr w:type="gramEnd"/>
       <w:r>
         <w:rPr>
           <w:rFonts w:ascii="Courier New" w:eastAsia="Times New Roman" w:hAnsi="Courier New" w:cs="Courier New"/>
@@ -9808,8 +8806,6 @@
         </w:rPr>
         <w:t xml:space="preserve"> (</w:t>
       </w:r>
-      <w:proofErr w:type="spellStart"/>
-      <w:proofErr w:type="gramStart"/>
       <w:r>
         <w:rPr>
           <w:rFonts w:ascii="Courier New" w:eastAsia="Times New Roman" w:hAnsi="Courier New" w:cs="Courier New"/>
@@ -9894,8 +8890,6 @@
         </w:rPr>
         <w:t>isPressed</w:t>
       </w:r>
-      <w:proofErr w:type="spellEnd"/>
-      <w:proofErr w:type="gramEnd"/>
       <w:r>
         <w:rPr>
           <w:rFonts w:ascii="Courier New" w:eastAsia="Times New Roman" w:hAnsi="Courier New" w:cs="Courier New"/>
@@ -10011,7 +9005,6 @@
         </w:rPr>
         <w:t xml:space="preserve"> </w:t>
       </w:r>
-      <w:proofErr w:type="spellStart"/>
       <w:r>
         <w:rPr>
           <w:rFonts w:ascii="Courier New" w:eastAsia="Times New Roman" w:hAnsi="Courier New" w:cs="Courier New"/>
@@ -10024,7 +9017,6 @@
         </w:rPr>
         <w:t>mousePosition</w:t>
       </w:r>
-      <w:proofErr w:type="spellEnd"/>
       <w:r>
         <w:rPr>
           <w:rFonts w:ascii="Courier New" w:eastAsia="Times New Roman" w:hAnsi="Courier New" w:cs="Courier New"/>
@@ -10061,8 +9053,6 @@
         </w:rPr>
         <w:t xml:space="preserve"> </w:t>
       </w:r>
-      <w:proofErr w:type="spellStart"/>
-      <w:proofErr w:type="gramStart"/>
       <w:r>
         <w:rPr>
           <w:rFonts w:ascii="Courier New" w:eastAsia="Times New Roman" w:hAnsi="Courier New" w:cs="Courier New"/>
@@ -10123,7 +9113,6 @@
         </w:rPr>
         <w:t>position</w:t>
       </w:r>
-      <w:proofErr w:type="gramEnd"/>
       <w:r>
         <w:rPr>
           <w:rFonts w:ascii="Courier New" w:eastAsia="Times New Roman" w:hAnsi="Courier New" w:cs="Courier New"/>
@@ -10136,7 +9125,6 @@
         </w:rPr>
         <w:t>.</w:t>
       </w:r>
-      <w:proofErr w:type="gramStart"/>
       <w:r>
         <w:rPr>
           <w:rFonts w:ascii="Courier New" w:eastAsia="Times New Roman" w:hAnsi="Courier New" w:cs="Courier New"/>
@@ -10149,7 +9137,164 @@
         </w:rPr>
         <w:t>ReadValue</w:t>
       </w:r>
-      <w:proofErr w:type="spellEnd"/>
+      <w:r>
+        <w:rPr>
+          <w:rFonts w:ascii="Courier New" w:eastAsia="Times New Roman" w:hAnsi="Courier New" w:cs="Courier New"/>
+          <w:color w:val="BBBEBF"/>
+          <w:kern w:val="0"/>
+          <w:sz w:val="18"/>
+          <w:szCs w:val="18"/>
+          <w:lang w:eastAsia="en-CA"/>
+          <w14:ligatures w14:val="none"/>
+        </w:rPr>
+        <w:t>();</w:t>
+      </w:r>
+    </w:p>
+    <w:p>
+      <w:pPr>
+        <w:spacing w:after="0" w:line="240" w:lineRule="auto"/>
+        <w:rPr>
+          <w:rFonts w:ascii="Courier New" w:eastAsia="Times New Roman" w:hAnsi="Courier New" w:cs="Courier New"/>
+          <w:color w:val="BBBEBF"/>
+          <w:kern w:val="0"/>
+          <w:sz w:val="18"/>
+          <w:szCs w:val="18"/>
+          <w:lang w:eastAsia="en-CA"/>
+          <w14:ligatures w14:val="none"/>
+        </w:rPr>
+      </w:pPr>
+      <w:r>
+        <w:rPr>
+          <w:rFonts w:ascii="Courier New" w:eastAsia="Times New Roman" w:hAnsi="Courier New" w:cs="Courier New"/>
+          <w:color w:val="4EC9B0"/>
+          <w:kern w:val="0"/>
+          <w:sz w:val="18"/>
+          <w:szCs w:val="18"/>
+          <w:lang w:eastAsia="en-CA"/>
+          <w14:ligatures w14:val="none"/>
+        </w:rPr>
+        <w:t>Vector3</w:t>
+      </w:r>
+      <w:r>
+        <w:rPr>
+          <w:rFonts w:ascii="Courier New" w:eastAsia="Times New Roman" w:hAnsi="Courier New" w:cs="Courier New"/>
+          <w:color w:val="BBBEBF"/>
+          <w:kern w:val="0"/>
+          <w:sz w:val="18"/>
+          <w:szCs w:val="18"/>
+          <w:lang w:eastAsia="en-CA"/>
+          <w14:ligatures w14:val="none"/>
+        </w:rPr>
+        <w:t xml:space="preserve"> </w:t>
+      </w:r>
+      <w:r>
+        <w:rPr>
+          <w:rFonts w:ascii="Courier New" w:eastAsia="Times New Roman" w:hAnsi="Courier New" w:cs="Courier New"/>
+          <w:color w:val="C9D1D9"/>
+          <w:kern w:val="0"/>
+          <w:sz w:val="18"/>
+          <w:szCs w:val="18"/>
+          <w:lang w:eastAsia="en-CA"/>
+          <w14:ligatures w14:val="none"/>
+        </w:rPr>
+        <w:t>worldPosition</w:t>
+      </w:r>
+      <w:r>
+        <w:rPr>
+          <w:rFonts w:ascii="Courier New" w:eastAsia="Times New Roman" w:hAnsi="Courier New" w:cs="Courier New"/>
+          <w:color w:val="BBBEBF"/>
+          <w:kern w:val="0"/>
+          <w:sz w:val="18"/>
+          <w:szCs w:val="18"/>
+          <w:lang w:eastAsia="en-CA"/>
+          <w14:ligatures w14:val="none"/>
+        </w:rPr>
+        <w:t xml:space="preserve"> </w:t>
+      </w:r>
+      <w:r>
+        <w:rPr>
+          <w:rFonts w:ascii="Courier New" w:eastAsia="Times New Roman" w:hAnsi="Courier New" w:cs="Courier New"/>
+          <w:color w:val="D4D4D4"/>
+          <w:kern w:val="0"/>
+          <w:sz w:val="18"/>
+          <w:szCs w:val="18"/>
+          <w:lang w:eastAsia="en-CA"/>
+          <w14:ligatures w14:val="none"/>
+        </w:rPr>
+        <w:t>=</w:t>
+      </w:r>
+      <w:r>
+        <w:rPr>
+          <w:rFonts w:ascii="Courier New" w:eastAsia="Times New Roman" w:hAnsi="Courier New" w:cs="Courier New"/>
+          <w:color w:val="BBBEBF"/>
+          <w:kern w:val="0"/>
+          <w:sz w:val="18"/>
+          <w:szCs w:val="18"/>
+          <w:lang w:eastAsia="en-CA"/>
+          <w14:ligatures w14:val="none"/>
+        </w:rPr>
+        <w:t xml:space="preserve"> </w:t>
+      </w:r>
+      <w:r>
+        <w:rPr>
+          <w:rFonts w:ascii="Courier New" w:eastAsia="Times New Roman" w:hAnsi="Courier New" w:cs="Courier New"/>
+          <w:color w:val="4EC9B0"/>
+          <w:kern w:val="0"/>
+          <w:sz w:val="18"/>
+          <w:szCs w:val="18"/>
+          <w:lang w:eastAsia="en-CA"/>
+          <w14:ligatures w14:val="none"/>
+        </w:rPr>
+        <w:t>Camera</w:t>
+      </w:r>
+      <w:r>
+        <w:rPr>
+          <w:rFonts w:ascii="Courier New" w:eastAsia="Times New Roman" w:hAnsi="Courier New" w:cs="Courier New"/>
+          <w:color w:val="D4D4D4"/>
+          <w:kern w:val="0"/>
+          <w:sz w:val="18"/>
+          <w:szCs w:val="18"/>
+          <w:lang w:eastAsia="en-CA"/>
+          <w14:ligatures w14:val="none"/>
+        </w:rPr>
+        <w:t>.</w:t>
+      </w:r>
+      <w:r>
+        <w:rPr>
+          <w:rFonts w:ascii="Courier New" w:eastAsia="Times New Roman" w:hAnsi="Courier New" w:cs="Courier New"/>
+          <w:color w:val="C9D1D9"/>
+          <w:kern w:val="0"/>
+          <w:sz w:val="18"/>
+          <w:szCs w:val="18"/>
+          <w:lang w:eastAsia="en-CA"/>
+          <w14:ligatures w14:val="none"/>
+        </w:rPr>
+        <w:t>main</w:t>
+      </w:r>
+      <w:r>
+        <w:rPr>
+          <w:rFonts w:ascii="Courier New" w:eastAsia="Times New Roman" w:hAnsi="Courier New" w:cs="Courier New"/>
+          <w:color w:val="D4D4D4"/>
+          <w:kern w:val="0"/>
+          <w:sz w:val="18"/>
+          <w:szCs w:val="18"/>
+          <w:lang w:eastAsia="en-CA"/>
+          <w14:ligatures w14:val="none"/>
+        </w:rPr>
+        <w:t>.</w:t>
+      </w:r>
+      <w:r>
+        <w:rPr>
+          <w:rFonts w:ascii="Courier New" w:eastAsia="Times New Roman" w:hAnsi="Courier New" w:cs="Courier New"/>
+          <w:color w:val="D2A8FF"/>
+          <w:kern w:val="0"/>
+          <w:sz w:val="18"/>
+          <w:szCs w:val="18"/>
+          <w:lang w:eastAsia="en-CA"/>
+          <w14:ligatures w14:val="none"/>
+        </w:rPr>
+        <w:t>ScreenToWorldPoint</w:t>
+      </w:r>
       <w:r>
         <w:rPr>
           <w:rFonts w:ascii="Courier New" w:eastAsia="Times New Roman" w:hAnsi="Courier New" w:cs="Courier New"/>
@@ -10162,7 +9307,18 @@
         </w:rPr>
         <w:t>(</w:t>
       </w:r>
-      <w:proofErr w:type="gramEnd"/>
+      <w:r>
+        <w:rPr>
+          <w:rFonts w:ascii="Courier New" w:eastAsia="Times New Roman" w:hAnsi="Courier New" w:cs="Courier New"/>
+          <w:color w:val="C9D1D9"/>
+          <w:kern w:val="0"/>
+          <w:sz w:val="18"/>
+          <w:szCs w:val="18"/>
+          <w:lang w:eastAsia="en-CA"/>
+          <w14:ligatures w14:val="none"/>
+        </w:rPr>
+        <w:t>mousePosition</w:t>
+      </w:r>
       <w:r>
         <w:rPr>
           <w:rFonts w:ascii="Courier New" w:eastAsia="Times New Roman" w:hAnsi="Courier New" w:cs="Courier New"/>
@@ -10192,196 +9348,6 @@
       <w:r>
         <w:rPr>
           <w:rFonts w:ascii="Courier New" w:eastAsia="Times New Roman" w:hAnsi="Courier New" w:cs="Courier New"/>
-          <w:color w:val="4EC9B0"/>
-          <w:kern w:val="0"/>
-          <w:sz w:val="18"/>
-          <w:szCs w:val="18"/>
-          <w:lang w:eastAsia="en-CA"/>
-          <w14:ligatures w14:val="none"/>
-        </w:rPr>
-        <w:t>Vector3</w:t>
-      </w:r>
-      <w:r>
-        <w:rPr>
-          <w:rFonts w:ascii="Courier New" w:eastAsia="Times New Roman" w:hAnsi="Courier New" w:cs="Courier New"/>
-          <w:color w:val="BBBEBF"/>
-          <w:kern w:val="0"/>
-          <w:sz w:val="18"/>
-          <w:szCs w:val="18"/>
-          <w:lang w:eastAsia="en-CA"/>
-          <w14:ligatures w14:val="none"/>
-        </w:rPr>
-        <w:t xml:space="preserve"> </w:t>
-      </w:r>
-      <w:proofErr w:type="spellStart"/>
-      <w:r>
-        <w:rPr>
-          <w:rFonts w:ascii="Courier New" w:eastAsia="Times New Roman" w:hAnsi="Courier New" w:cs="Courier New"/>
-          <w:color w:val="C9D1D9"/>
-          <w:kern w:val="0"/>
-          <w:sz w:val="18"/>
-          <w:szCs w:val="18"/>
-          <w:lang w:eastAsia="en-CA"/>
-          <w14:ligatures w14:val="none"/>
-        </w:rPr>
-        <w:t>worldPosition</w:t>
-      </w:r>
-      <w:proofErr w:type="spellEnd"/>
-      <w:r>
-        <w:rPr>
-          <w:rFonts w:ascii="Courier New" w:eastAsia="Times New Roman" w:hAnsi="Courier New" w:cs="Courier New"/>
-          <w:color w:val="BBBEBF"/>
-          <w:kern w:val="0"/>
-          <w:sz w:val="18"/>
-          <w:szCs w:val="18"/>
-          <w:lang w:eastAsia="en-CA"/>
-          <w14:ligatures w14:val="none"/>
-        </w:rPr>
-        <w:t xml:space="preserve"> </w:t>
-      </w:r>
-      <w:r>
-        <w:rPr>
-          <w:rFonts w:ascii="Courier New" w:eastAsia="Times New Roman" w:hAnsi="Courier New" w:cs="Courier New"/>
-          <w:color w:val="D4D4D4"/>
-          <w:kern w:val="0"/>
-          <w:sz w:val="18"/>
-          <w:szCs w:val="18"/>
-          <w:lang w:eastAsia="en-CA"/>
-          <w14:ligatures w14:val="none"/>
-        </w:rPr>
-        <w:t>=</w:t>
-      </w:r>
-      <w:r>
-        <w:rPr>
-          <w:rFonts w:ascii="Courier New" w:eastAsia="Times New Roman" w:hAnsi="Courier New" w:cs="Courier New"/>
-          <w:color w:val="BBBEBF"/>
-          <w:kern w:val="0"/>
-          <w:sz w:val="18"/>
-          <w:szCs w:val="18"/>
-          <w:lang w:eastAsia="en-CA"/>
-          <w14:ligatures w14:val="none"/>
-        </w:rPr>
-        <w:t xml:space="preserve"> </w:t>
-      </w:r>
-      <w:proofErr w:type="spellStart"/>
-      <w:proofErr w:type="gramStart"/>
-      <w:r>
-        <w:rPr>
-          <w:rFonts w:ascii="Courier New" w:eastAsia="Times New Roman" w:hAnsi="Courier New" w:cs="Courier New"/>
-          <w:color w:val="4EC9B0"/>
-          <w:kern w:val="0"/>
-          <w:sz w:val="18"/>
-          <w:szCs w:val="18"/>
-          <w:lang w:eastAsia="en-CA"/>
-          <w14:ligatures w14:val="none"/>
-        </w:rPr>
-        <w:t>Camera</w:t>
-      </w:r>
-      <w:r>
-        <w:rPr>
-          <w:rFonts w:ascii="Courier New" w:eastAsia="Times New Roman" w:hAnsi="Courier New" w:cs="Courier New"/>
-          <w:color w:val="D4D4D4"/>
-          <w:kern w:val="0"/>
-          <w:sz w:val="18"/>
-          <w:szCs w:val="18"/>
-          <w:lang w:eastAsia="en-CA"/>
-          <w14:ligatures w14:val="none"/>
-        </w:rPr>
-        <w:t>.</w:t>
-      </w:r>
-      <w:r>
-        <w:rPr>
-          <w:rFonts w:ascii="Courier New" w:eastAsia="Times New Roman" w:hAnsi="Courier New" w:cs="Courier New"/>
-          <w:color w:val="C9D1D9"/>
-          <w:kern w:val="0"/>
-          <w:sz w:val="18"/>
-          <w:szCs w:val="18"/>
-          <w:lang w:eastAsia="en-CA"/>
-          <w14:ligatures w14:val="none"/>
-        </w:rPr>
-        <w:t>main</w:t>
-      </w:r>
-      <w:r>
-        <w:rPr>
-          <w:rFonts w:ascii="Courier New" w:eastAsia="Times New Roman" w:hAnsi="Courier New" w:cs="Courier New"/>
-          <w:color w:val="D4D4D4"/>
-          <w:kern w:val="0"/>
-          <w:sz w:val="18"/>
-          <w:szCs w:val="18"/>
-          <w:lang w:eastAsia="en-CA"/>
-          <w14:ligatures w14:val="none"/>
-        </w:rPr>
-        <w:t>.</w:t>
-      </w:r>
-      <w:r>
-        <w:rPr>
-          <w:rFonts w:ascii="Courier New" w:eastAsia="Times New Roman" w:hAnsi="Courier New" w:cs="Courier New"/>
-          <w:color w:val="D2A8FF"/>
-          <w:kern w:val="0"/>
-          <w:sz w:val="18"/>
-          <w:szCs w:val="18"/>
-          <w:lang w:eastAsia="en-CA"/>
-          <w14:ligatures w14:val="none"/>
-        </w:rPr>
-        <w:t>ScreenToWorldPoint</w:t>
-      </w:r>
-      <w:proofErr w:type="spellEnd"/>
-      <w:proofErr w:type="gramEnd"/>
-      <w:r>
-        <w:rPr>
-          <w:rFonts w:ascii="Courier New" w:eastAsia="Times New Roman" w:hAnsi="Courier New" w:cs="Courier New"/>
-          <w:color w:val="BBBEBF"/>
-          <w:kern w:val="0"/>
-          <w:sz w:val="18"/>
-          <w:szCs w:val="18"/>
-          <w:lang w:eastAsia="en-CA"/>
-          <w14:ligatures w14:val="none"/>
-        </w:rPr>
-        <w:t>(</w:t>
-      </w:r>
-      <w:proofErr w:type="spellStart"/>
-      <w:r>
-        <w:rPr>
-          <w:rFonts w:ascii="Courier New" w:eastAsia="Times New Roman" w:hAnsi="Courier New" w:cs="Courier New"/>
-          <w:color w:val="C9D1D9"/>
-          <w:kern w:val="0"/>
-          <w:sz w:val="18"/>
-          <w:szCs w:val="18"/>
-          <w:lang w:eastAsia="en-CA"/>
-          <w14:ligatures w14:val="none"/>
-        </w:rPr>
-        <w:t>mousePosition</w:t>
-      </w:r>
-      <w:proofErr w:type="spellEnd"/>
-      <w:r>
-        <w:rPr>
-          <w:rFonts w:ascii="Courier New" w:eastAsia="Times New Roman" w:hAnsi="Courier New" w:cs="Courier New"/>
-          <w:color w:val="BBBEBF"/>
-          <w:kern w:val="0"/>
-          <w:sz w:val="18"/>
-          <w:szCs w:val="18"/>
-          <w:lang w:eastAsia="en-CA"/>
-          <w14:ligatures w14:val="none"/>
-        </w:rPr>
-        <w:t>);</w:t>
-      </w:r>
-    </w:p>
-    <w:p>
-      <w:pPr>
-        <w:spacing w:after="0" w:line="240" w:lineRule="auto"/>
-        <w:rPr>
-          <w:rFonts w:ascii="Courier New" w:eastAsia="Times New Roman" w:hAnsi="Courier New" w:cs="Courier New"/>
-          <w:color w:val="BBBEBF"/>
-          <w:kern w:val="0"/>
-          <w:sz w:val="18"/>
-          <w:szCs w:val="18"/>
-          <w:lang w:eastAsia="en-CA"/>
-          <w14:ligatures w14:val="none"/>
-        </w:rPr>
-      </w:pPr>
-      <w:r>
-        <w:rPr>
-          <w:rFonts w:ascii="Courier New" w:eastAsia="Times New Roman" w:hAnsi="Courier New" w:cs="Courier New"/>
           <w:color w:val="8B949E"/>
           <w:kern w:val="0"/>
           <w:sz w:val="18"/>
@@ -10389,59 +9355,7 @@
           <w:lang w:eastAsia="en-CA"/>
           <w14:ligatures w14:val="none"/>
         </w:rPr>
-        <w:t>//</w:t>
-      </w:r>
-      <w:proofErr w:type="spellStart"/>
-      <w:r>
-        <w:rPr>
-          <w:rFonts w:ascii="Courier New" w:eastAsia="Times New Roman" w:hAnsi="Courier New" w:cs="Courier New"/>
-          <w:color w:val="8B949E"/>
-          <w:kern w:val="0"/>
-          <w:sz w:val="18"/>
-          <w:szCs w:val="18"/>
-          <w:lang w:eastAsia="en-CA"/>
-          <w14:ligatures w14:val="none"/>
-        </w:rPr>
-        <w:t>Debug.Log</w:t>
-      </w:r>
-      <w:proofErr w:type="spellEnd"/>
-      <w:r>
-        <w:rPr>
-          <w:rFonts w:ascii="Courier New" w:eastAsia="Times New Roman" w:hAnsi="Courier New" w:cs="Courier New"/>
-          <w:color w:val="8B949E"/>
-          <w:kern w:val="0"/>
-          <w:sz w:val="18"/>
-          <w:szCs w:val="18"/>
-          <w:lang w:eastAsia="en-CA"/>
-          <w14:ligatures w14:val="none"/>
-        </w:rPr>
-        <w:t xml:space="preserve">("Left mouse button is pressed @ " + </w:t>
-      </w:r>
-      <w:proofErr w:type="spellStart"/>
-      <w:r>
-        <w:rPr>
-          <w:rFonts w:ascii="Courier New" w:eastAsia="Times New Roman" w:hAnsi="Courier New" w:cs="Courier New"/>
-          <w:color w:val="8B949E"/>
-          <w:kern w:val="0"/>
-          <w:sz w:val="18"/>
-          <w:szCs w:val="18"/>
-          <w:lang w:eastAsia="en-CA"/>
-          <w14:ligatures w14:val="none"/>
-        </w:rPr>
-        <w:t>worldPosition</w:t>
-      </w:r>
-      <w:proofErr w:type="spellEnd"/>
-      <w:r>
-        <w:rPr>
-          <w:rFonts w:ascii="Courier New" w:eastAsia="Times New Roman" w:hAnsi="Courier New" w:cs="Courier New"/>
-          <w:color w:val="8B949E"/>
-          <w:kern w:val="0"/>
-          <w:sz w:val="18"/>
-          <w:szCs w:val="18"/>
-          <w:lang w:eastAsia="en-CA"/>
-          <w14:ligatures w14:val="none"/>
-        </w:rPr>
-        <w:t>);</w:t>
+        <w:t>//Debug.Log("Left mouse button is pressed @ " + worldPosition);</w:t>
       </w:r>
     </w:p>
     <w:p>
@@ -10542,7 +9456,6 @@
         </w:rPr>
         <w:t xml:space="preserve"> </w:t>
       </w:r>
-      <w:proofErr w:type="spellStart"/>
       <w:r>
         <w:rPr>
           <w:rFonts w:ascii="Courier New" w:eastAsia="Times New Roman" w:hAnsi="Courier New" w:cs="Courier New"/>
@@ -10555,7 +9468,6 @@
         </w:rPr>
         <w:t>worldPosition</w:t>
       </w:r>
-      <w:proofErr w:type="spellEnd"/>
       <w:r>
         <w:rPr>
           <w:rFonts w:ascii="Courier New" w:eastAsia="Times New Roman" w:hAnsi="Courier New" w:cs="Courier New"/>
@@ -10592,8 +9504,6 @@
         </w:rPr>
         <w:t xml:space="preserve"> </w:t>
       </w:r>
-      <w:proofErr w:type="spellStart"/>
-      <w:proofErr w:type="gramStart"/>
       <w:r>
         <w:rPr>
           <w:rFonts w:ascii="Courier New" w:eastAsia="Times New Roman" w:hAnsi="Courier New" w:cs="Courier New"/>
@@ -10630,8 +9540,6 @@
         </w:rPr>
         <w:t>position</w:t>
       </w:r>
-      <w:proofErr w:type="spellEnd"/>
-      <w:proofErr w:type="gramEnd"/>
       <w:r>
         <w:rPr>
           <w:rFonts w:ascii="Courier New" w:eastAsia="Times New Roman" w:hAnsi="Courier New" w:cs="Courier New"/>
@@ -10658,8 +9566,6 @@
           <w14:ligatures w14:val="none"/>
         </w:rPr>
       </w:pPr>
-      <w:proofErr w:type="spellStart"/>
-      <w:proofErr w:type="gramStart"/>
       <w:r>
         <w:rPr>
           <w:rFonts w:ascii="Courier New" w:eastAsia="Times New Roman" w:hAnsi="Courier New" w:cs="Courier New"/>
@@ -10696,8 +9602,6 @@
         </w:rPr>
         <w:t>z</w:t>
       </w:r>
-      <w:proofErr w:type="spellEnd"/>
-      <w:proofErr w:type="gramEnd"/>
       <w:r>
         <w:rPr>
           <w:rFonts w:ascii="Courier New" w:eastAsia="Times New Roman" w:hAnsi="Courier New" w:cs="Courier New"/>
@@ -10784,8 +9688,6 @@
           <w14:ligatures w14:val="none"/>
         </w:rPr>
       </w:pPr>
-      <w:proofErr w:type="spellStart"/>
-      <w:proofErr w:type="gramStart"/>
       <w:r>
         <w:rPr>
           <w:rFonts w:ascii="Courier New" w:eastAsia="Times New Roman" w:hAnsi="Courier New" w:cs="Courier New"/>
@@ -10822,8 +9724,6 @@
         </w:rPr>
         <w:t>up</w:t>
       </w:r>
-      <w:proofErr w:type="spellEnd"/>
-      <w:proofErr w:type="gramEnd"/>
       <w:r>
         <w:rPr>
           <w:rFonts w:ascii="Courier New" w:eastAsia="Times New Roman" w:hAnsi="Courier New" w:cs="Courier New"/>
@@ -10860,8 +9760,6 @@
         </w:rPr>
         <w:t xml:space="preserve"> </w:t>
       </w:r>
-      <w:proofErr w:type="spellStart"/>
-      <w:proofErr w:type="gramStart"/>
       <w:r>
         <w:rPr>
           <w:rFonts w:ascii="Courier New" w:eastAsia="Times New Roman" w:hAnsi="Courier New" w:cs="Courier New"/>
@@ -10898,8 +9796,6 @@
         </w:rPr>
         <w:t>normalized</w:t>
       </w:r>
-      <w:proofErr w:type="spellEnd"/>
-      <w:proofErr w:type="gramEnd"/>
       <w:r>
         <w:rPr>
           <w:rFonts w:ascii="Courier New" w:eastAsia="Times New Roman" w:hAnsi="Courier New" w:cs="Courier New"/>
@@ -10938,8 +9834,6 @@
           <w14:ligatures w14:val="none"/>
         </w:rPr>
       </w:pPr>
-      <w:proofErr w:type="spellStart"/>
-      <w:proofErr w:type="gramStart"/>
       <w:r>
         <w:rPr>
           <w:rFonts w:ascii="Courier New" w:eastAsia="Times New Roman" w:hAnsi="Courier New" w:cs="Courier New"/>
@@ -10976,8 +9870,6 @@
         </w:rPr>
         <w:t>AddForce</w:t>
       </w:r>
-      <w:proofErr w:type="spellEnd"/>
-      <w:proofErr w:type="gramEnd"/>
       <w:r>
         <w:rPr>
           <w:rFonts w:ascii="Courier New" w:eastAsia="Times New Roman" w:hAnsi="Courier New" w:cs="Courier New"/>
@@ -10990,8 +9882,6 @@
         </w:rPr>
         <w:t>(</w:t>
       </w:r>
-      <w:proofErr w:type="spellStart"/>
-      <w:proofErr w:type="gramStart"/>
       <w:r>
         <w:rPr>
           <w:rFonts w:ascii="Courier New" w:eastAsia="Times New Roman" w:hAnsi="Courier New" w:cs="Courier New"/>
@@ -11028,8 +9918,6 @@
         </w:rPr>
         <w:t>up</w:t>
       </w:r>
-      <w:proofErr w:type="spellEnd"/>
-      <w:proofErr w:type="gramEnd"/>
       <w:r>
         <w:rPr>
           <w:rFonts w:ascii="Courier New" w:eastAsia="Times New Roman" w:hAnsi="Courier New" w:cs="Courier New"/>
@@ -11140,8 +10028,6 @@
         </w:rPr>
         <w:t xml:space="preserve"> (</w:t>
       </w:r>
-      <w:proofErr w:type="spellStart"/>
-      <w:proofErr w:type="gramStart"/>
       <w:r>
         <w:rPr>
           <w:rFonts w:ascii="Courier New" w:eastAsia="Times New Roman" w:hAnsi="Courier New" w:cs="Courier New"/>
@@ -11202,8 +10088,6 @@
         </w:rPr>
         <w:t>magnitude</w:t>
       </w:r>
-      <w:proofErr w:type="spellEnd"/>
-      <w:proofErr w:type="gramEnd"/>
       <w:r>
         <w:rPr>
           <w:rFonts w:ascii="Courier New" w:eastAsia="Times New Roman" w:hAnsi="Courier New" w:cs="Courier New"/>
@@ -11240,7 +10124,6 @@
         </w:rPr>
         <w:t xml:space="preserve"> </w:t>
       </w:r>
-      <w:proofErr w:type="spellStart"/>
       <w:r>
         <w:rPr>
           <w:rFonts w:ascii="Courier New" w:eastAsia="Times New Roman" w:hAnsi="Courier New" w:cs="Courier New"/>
@@ -11253,7 +10136,6 @@
         </w:rPr>
         <w:t>maxSpeed</w:t>
       </w:r>
-      <w:proofErr w:type="spellEnd"/>
       <w:r>
         <w:rPr>
           <w:rFonts w:ascii="Courier New" w:eastAsia="Times New Roman" w:hAnsi="Courier New" w:cs="Courier New"/>
@@ -11306,8 +10188,6 @@
           <w14:ligatures w14:val="none"/>
         </w:rPr>
       </w:pPr>
-      <w:proofErr w:type="spellStart"/>
-      <w:proofErr w:type="gramStart"/>
       <w:r>
         <w:rPr>
           <w:rFonts w:ascii="Courier New" w:eastAsia="Times New Roman" w:hAnsi="Courier New" w:cs="Courier New"/>
@@ -11344,8 +10224,6 @@
         </w:rPr>
         <w:t>linearVelocity</w:t>
       </w:r>
-      <w:proofErr w:type="spellEnd"/>
-      <w:proofErr w:type="gramEnd"/>
       <w:r>
         <w:rPr>
           <w:rFonts w:ascii="Courier New" w:eastAsia="Times New Roman" w:hAnsi="Courier New" w:cs="Courier New"/>
@@ -11382,8 +10260,6 @@
         </w:rPr>
         <w:t xml:space="preserve"> </w:t>
       </w:r>
-      <w:proofErr w:type="spellStart"/>
-      <w:proofErr w:type="gramStart"/>
       <w:r>
         <w:rPr>
           <w:rFonts w:ascii="Courier New" w:eastAsia="Times New Roman" w:hAnsi="Courier New" w:cs="Courier New"/>
@@ -11444,8 +10320,6 @@
         </w:rPr>
         <w:t>normalized</w:t>
       </w:r>
-      <w:proofErr w:type="spellEnd"/>
-      <w:proofErr w:type="gramEnd"/>
       <w:r>
         <w:rPr>
           <w:rFonts w:ascii="Courier New" w:eastAsia="Times New Roman" w:hAnsi="Courier New" w:cs="Courier New"/>
@@ -11482,7 +10356,6 @@
         </w:rPr>
         <w:t xml:space="preserve"> </w:t>
       </w:r>
-      <w:proofErr w:type="spellStart"/>
       <w:r>
         <w:rPr>
           <w:rFonts w:ascii="Courier New" w:eastAsia="Times New Roman" w:hAnsi="Courier New" w:cs="Courier New"/>
@@ -11495,7 +10368,6 @@
         </w:rPr>
         <w:t>maxSpeed</w:t>
       </w:r>
-      <w:proofErr w:type="spellEnd"/>
       <w:r>
         <w:rPr>
           <w:rFonts w:ascii="Courier New" w:eastAsia="Times New Roman" w:hAnsi="Courier New" w:cs="Courier New"/>
@@ -11518,22 +10390,8 @@
           <w:lang w:eastAsia="en-CA"/>
           <w14:ligatures w14:val="none"/>
         </w:rPr>
-        <w:t xml:space="preserve">// Limit the player's speed to </w:t>
-      </w:r>
-      <w:proofErr w:type="spellStart"/>
-      <w:r>
-        <w:rPr>
-          <w:rFonts w:ascii="Courier New" w:eastAsia="Times New Roman" w:hAnsi="Courier New" w:cs="Courier New"/>
-          <w:color w:val="8B949E"/>
-          <w:kern w:val="0"/>
-          <w:sz w:val="18"/>
-          <w:szCs w:val="18"/>
-          <w:lang w:eastAsia="en-CA"/>
-          <w14:ligatures w14:val="none"/>
-        </w:rPr>
-        <w:t>maxSpeed</w:t>
-      </w:r>
-      <w:proofErr w:type="spellEnd"/>
+        <w:t>// Limit the player's speed to maxSpeed</w:t>
+      </w:r>
     </w:p>
     <w:p>
       <w:pPr>
@@ -11650,8 +10508,6 @@
         </w:rPr>
         <w:t xml:space="preserve"> (</w:t>
       </w:r>
-      <w:proofErr w:type="spellStart"/>
-      <w:proofErr w:type="gramStart"/>
       <w:r>
         <w:rPr>
           <w:rFonts w:ascii="Courier New" w:eastAsia="Times New Roman" w:hAnsi="Courier New" w:cs="Courier New"/>
@@ -11736,8 +10592,6 @@
         </w:rPr>
         <w:t>wasPressedThisFrame</w:t>
       </w:r>
-      <w:proofErr w:type="spellEnd"/>
-      <w:proofErr w:type="gramEnd"/>
       <w:r>
         <w:rPr>
           <w:rFonts w:ascii="Courier New" w:eastAsia="Times New Roman" w:hAnsi="Courier New" w:cs="Courier New"/>
@@ -11790,7 +10644,6 @@
           <w14:ligatures w14:val="none"/>
         </w:rPr>
       </w:pPr>
-      <w:proofErr w:type="spellStart"/>
       <w:r>
         <w:rPr>
           <w:rFonts w:ascii="Courier New" w:eastAsia="Times New Roman" w:hAnsi="Courier New" w:cs="Courier New"/>
@@ -11827,7 +10680,6 @@
         </w:rPr>
         <w:t>SetActive</w:t>
       </w:r>
-      <w:proofErr w:type="spellEnd"/>
       <w:r>
         <w:rPr>
           <w:rFonts w:ascii="Courier New" w:eastAsia="Times New Roman" w:hAnsi="Courier New" w:cs="Courier New"/>
@@ -11952,8 +10804,6 @@
         </w:rPr>
         <w:t xml:space="preserve"> (</w:t>
       </w:r>
-      <w:proofErr w:type="spellStart"/>
-      <w:proofErr w:type="gramStart"/>
       <w:r>
         <w:rPr>
           <w:rFonts w:ascii="Courier New" w:eastAsia="Times New Roman" w:hAnsi="Courier New" w:cs="Courier New"/>
@@ -12038,8 +10888,6 @@
         </w:rPr>
         <w:t>wasReleasedThisFrame</w:t>
       </w:r>
-      <w:proofErr w:type="spellEnd"/>
-      <w:proofErr w:type="gramEnd"/>
       <w:r>
         <w:rPr>
           <w:rFonts w:ascii="Courier New" w:eastAsia="Times New Roman" w:hAnsi="Courier New" w:cs="Courier New"/>
@@ -12092,7 +10940,6 @@
           <w14:ligatures w14:val="none"/>
         </w:rPr>
       </w:pPr>
-      <w:proofErr w:type="spellStart"/>
       <w:r>
         <w:rPr>
           <w:rFonts w:ascii="Courier New" w:eastAsia="Times New Roman" w:hAnsi="Courier New" w:cs="Courier New"/>
@@ -12129,7 +10976,6 @@
         </w:rPr>
         <w:t>SetActive</w:t>
       </w:r>
-      <w:proofErr w:type="spellEnd"/>
       <w:r>
         <w:rPr>
           <w:rFonts w:ascii="Courier New" w:eastAsia="Times New Roman" w:hAnsi="Courier New" w:cs="Courier New"/>
@@ -12292,9 +11138,180 @@
           <w:lang w:eastAsia="en-CA"/>
           <w14:ligatures w14:val="none"/>
         </w:rPr>
-        <w:t>OnCollisionEnter2</w:t>
-      </w:r>
-      <w:proofErr w:type="gramStart"/>
+        <w:t>OnCollisionEnter2D</w:t>
+      </w:r>
+      <w:r>
+        <w:rPr>
+          <w:rFonts w:ascii="Courier New" w:eastAsia="Times New Roman" w:hAnsi="Courier New" w:cs="Courier New"/>
+          <w:color w:val="BBBEBF"/>
+          <w:kern w:val="0"/>
+          <w:sz w:val="18"/>
+          <w:szCs w:val="18"/>
+          <w:lang w:eastAsia="en-CA"/>
+          <w14:ligatures w14:val="none"/>
+        </w:rPr>
+        <w:t>(</w:t>
+      </w:r>
+      <w:r>
+        <w:rPr>
+          <w:rFonts w:ascii="Courier New" w:eastAsia="Times New Roman" w:hAnsi="Courier New" w:cs="Courier New"/>
+          <w:color w:val="4EC9B0"/>
+          <w:kern w:val="0"/>
+          <w:sz w:val="18"/>
+          <w:szCs w:val="18"/>
+          <w:lang w:eastAsia="en-CA"/>
+          <w14:ligatures w14:val="none"/>
+        </w:rPr>
+        <w:t>Collision2D</w:t>
+      </w:r>
+      <w:r>
+        <w:rPr>
+          <w:rFonts w:ascii="Courier New" w:eastAsia="Times New Roman" w:hAnsi="Courier New" w:cs="Courier New"/>
+          <w:color w:val="BBBEBF"/>
+          <w:kern w:val="0"/>
+          <w:sz w:val="18"/>
+          <w:szCs w:val="18"/>
+          <w:lang w:eastAsia="en-CA"/>
+          <w14:ligatures w14:val="none"/>
+        </w:rPr>
+        <w:t xml:space="preserve"> </w:t>
+      </w:r>
+      <w:r>
+        <w:rPr>
+          <w:rFonts w:ascii="Courier New" w:eastAsia="Times New Roman" w:hAnsi="Courier New" w:cs="Courier New"/>
+          <w:color w:val="FFA657"/>
+          <w:kern w:val="0"/>
+          <w:sz w:val="18"/>
+          <w:szCs w:val="18"/>
+          <w:lang w:eastAsia="en-CA"/>
+          <w14:ligatures w14:val="none"/>
+        </w:rPr>
+        <w:t>collision</w:t>
+      </w:r>
+      <w:r>
+        <w:rPr>
+          <w:rFonts w:ascii="Courier New" w:eastAsia="Times New Roman" w:hAnsi="Courier New" w:cs="Courier New"/>
+          <w:color w:val="BBBEBF"/>
+          <w:kern w:val="0"/>
+          <w:sz w:val="18"/>
+          <w:szCs w:val="18"/>
+          <w:lang w:eastAsia="en-CA"/>
+          <w14:ligatures w14:val="none"/>
+        </w:rPr>
+        <w:t>)</w:t>
+      </w:r>
+    </w:p>
+    <w:p>
+      <w:pPr>
+        <w:spacing w:after="0" w:line="240" w:lineRule="auto"/>
+        <w:rPr>
+          <w:rFonts w:ascii="Courier New" w:eastAsia="Times New Roman" w:hAnsi="Courier New" w:cs="Courier New"/>
+          <w:color w:val="BBBEBF"/>
+          <w:kern w:val="0"/>
+          <w:sz w:val="18"/>
+          <w:szCs w:val="18"/>
+          <w:lang w:eastAsia="en-CA"/>
+          <w14:ligatures w14:val="none"/>
+        </w:rPr>
+      </w:pPr>
+      <w:r>
+        <w:rPr>
+          <w:rFonts w:ascii="Courier New" w:eastAsia="Times New Roman" w:hAnsi="Courier New" w:cs="Courier New"/>
+          <w:color w:val="BBBEBF"/>
+          <w:kern w:val="0"/>
+          <w:sz w:val="18"/>
+          <w:szCs w:val="18"/>
+          <w:lang w:eastAsia="en-CA"/>
+          <w14:ligatures w14:val="none"/>
+        </w:rPr>
+        <w:t>{</w:t>
+      </w:r>
+    </w:p>
+    <w:p>
+      <w:pPr>
+        <w:spacing w:after="0" w:line="240" w:lineRule="auto"/>
+        <w:rPr>
+          <w:rFonts w:ascii="Courier New" w:eastAsia="Times New Roman" w:hAnsi="Courier New" w:cs="Courier New"/>
+          <w:color w:val="BBBEBF"/>
+          <w:kern w:val="0"/>
+          <w:sz w:val="18"/>
+          <w:szCs w:val="18"/>
+          <w:lang w:eastAsia="en-CA"/>
+          <w14:ligatures w14:val="none"/>
+        </w:rPr>
+      </w:pPr>
+      <w:r>
+        <w:rPr>
+          <w:rFonts w:ascii="Courier New" w:eastAsia="Times New Roman" w:hAnsi="Courier New" w:cs="Courier New"/>
+          <w:color w:val="C586C0"/>
+          <w:kern w:val="0"/>
+          <w:sz w:val="18"/>
+          <w:szCs w:val="18"/>
+          <w:lang w:eastAsia="en-CA"/>
+          <w14:ligatures w14:val="none"/>
+        </w:rPr>
+        <w:t>if</w:t>
+      </w:r>
+      <w:r>
+        <w:rPr>
+          <w:rFonts w:ascii="Courier New" w:eastAsia="Times New Roman" w:hAnsi="Courier New" w:cs="Courier New"/>
+          <w:color w:val="BBBEBF"/>
+          <w:kern w:val="0"/>
+          <w:sz w:val="18"/>
+          <w:szCs w:val="18"/>
+          <w:lang w:eastAsia="en-CA"/>
+          <w14:ligatures w14:val="none"/>
+        </w:rPr>
+        <w:t xml:space="preserve"> (</w:t>
+      </w:r>
+      <w:r>
+        <w:rPr>
+          <w:rFonts w:ascii="Courier New" w:eastAsia="Times New Roman" w:hAnsi="Courier New" w:cs="Courier New"/>
+          <w:color w:val="FFA657"/>
+          <w:kern w:val="0"/>
+          <w:sz w:val="18"/>
+          <w:szCs w:val="18"/>
+          <w:lang w:eastAsia="en-CA"/>
+          <w14:ligatures w14:val="none"/>
+        </w:rPr>
+        <w:t>collision</w:t>
+      </w:r>
+      <w:r>
+        <w:rPr>
+          <w:rFonts w:ascii="Courier New" w:eastAsia="Times New Roman" w:hAnsi="Courier New" w:cs="Courier New"/>
+          <w:color w:val="D4D4D4"/>
+          <w:kern w:val="0"/>
+          <w:sz w:val="18"/>
+          <w:szCs w:val="18"/>
+          <w:lang w:eastAsia="en-CA"/>
+          <w14:ligatures w14:val="none"/>
+        </w:rPr>
+        <w:t>.</w:t>
+      </w:r>
+      <w:r>
+        <w:rPr>
+          <w:rFonts w:ascii="Courier New" w:eastAsia="Times New Roman" w:hAnsi="Courier New" w:cs="Courier New"/>
+          <w:color w:val="C9D1D9"/>
+          <w:kern w:val="0"/>
+          <w:sz w:val="18"/>
+          <w:szCs w:val="18"/>
+          <w:lang w:eastAsia="en-CA"/>
+          <w14:ligatures w14:val="none"/>
+        </w:rPr>
+        <w:t>gameObject</w:t>
+      </w:r>
+      <w:r>
+        <w:rPr>
+          <w:rFonts w:ascii="Courier New" w:eastAsia="Times New Roman" w:hAnsi="Courier New" w:cs="Courier New"/>
+          <w:color w:val="D4D4D4"/>
+          <w:kern w:val="0"/>
+          <w:sz w:val="18"/>
+          <w:szCs w:val="18"/>
+          <w:lang w:eastAsia="en-CA"/>
+          <w14:ligatures w14:val="none"/>
+        </w:rPr>
+        <w:t>.</w:t>
+      </w:r>
       <w:r>
         <w:rPr>
           <w:rFonts w:ascii="Courier New" w:eastAsia="Times New Roman" w:hAnsi="Courier New" w:cs="Courier New"/>
@@ -12305,7 +11322,7 @@
           <w:lang w:eastAsia="en-CA"/>
           <w14:ligatures w14:val="none"/>
         </w:rPr>
-        <w:t>D</w:t>
+        <w:t>CompareTag</w:t>
       </w:r>
       <w:r>
         <w:rPr>
@@ -12319,7 +11336,70 @@
         </w:rPr>
         <w:t>(</w:t>
       </w:r>
-      <w:proofErr w:type="gramEnd"/>
+      <w:r>
+        <w:rPr>
+          <w:rFonts w:ascii="Courier New" w:eastAsia="Times New Roman" w:hAnsi="Courier New" w:cs="Courier New"/>
+          <w:color w:val="A5D6FF"/>
+          <w:kern w:val="0"/>
+          <w:sz w:val="18"/>
+          <w:szCs w:val="18"/>
+          <w:lang w:eastAsia="en-CA"/>
+          <w14:ligatures w14:val="none"/>
+        </w:rPr>
+        <w:t>"Obstacle"</w:t>
+      </w:r>
+      <w:r>
+        <w:rPr>
+          <w:rFonts w:ascii="Courier New" w:eastAsia="Times New Roman" w:hAnsi="Courier New" w:cs="Courier New"/>
+          <w:color w:val="BBBEBF"/>
+          <w:kern w:val="0"/>
+          <w:sz w:val="18"/>
+          <w:szCs w:val="18"/>
+          <w:lang w:eastAsia="en-CA"/>
+          <w14:ligatures w14:val="none"/>
+        </w:rPr>
+        <w:t>))</w:t>
+      </w:r>
+    </w:p>
+    <w:p>
+      <w:pPr>
+        <w:spacing w:after="0" w:line="240" w:lineRule="auto"/>
+        <w:rPr>
+          <w:rFonts w:ascii="Courier New" w:eastAsia="Times New Roman" w:hAnsi="Courier New" w:cs="Courier New"/>
+          <w:color w:val="BBBEBF"/>
+          <w:kern w:val="0"/>
+          <w:sz w:val="18"/>
+          <w:szCs w:val="18"/>
+          <w:lang w:eastAsia="en-CA"/>
+          <w14:ligatures w14:val="none"/>
+        </w:rPr>
+      </w:pPr>
+      <w:r>
+        <w:rPr>
+          <w:rFonts w:ascii="Courier New" w:eastAsia="Times New Roman" w:hAnsi="Courier New" w:cs="Courier New"/>
+          <w:color w:val="BBBEBF"/>
+          <w:kern w:val="0"/>
+          <w:sz w:val="18"/>
+          <w:szCs w:val="18"/>
+          <w:lang w:eastAsia="en-CA"/>
+          <w14:ligatures w14:val="none"/>
+        </w:rPr>
+        <w:t>{</w:t>
+      </w:r>
+    </w:p>
+    <w:p>
+      <w:pPr>
+        <w:spacing w:after="0" w:line="240" w:lineRule="auto"/>
+        <w:rPr>
+          <w:rFonts w:ascii="Courier New" w:eastAsia="Times New Roman" w:hAnsi="Courier New" w:cs="Courier New"/>
+          <w:color w:val="BBBEBF"/>
+          <w:kern w:val="0"/>
+          <w:sz w:val="18"/>
+          <w:szCs w:val="18"/>
+          <w:lang w:eastAsia="en-CA"/>
+          <w14:ligatures w14:val="none"/>
+        </w:rPr>
+      </w:pPr>
       <w:r>
         <w:rPr>
           <w:rFonts w:ascii="Courier New" w:eastAsia="Times New Roman" w:hAnsi="Courier New" w:cs="Courier New"/>
@@ -12330,43 +11410,67 @@
           <w:lang w:eastAsia="en-CA"/>
           <w14:ligatures w14:val="none"/>
         </w:rPr>
-        <w:t>Collision2D</w:t>
-      </w:r>
-      <w:r>
-        <w:rPr>
-          <w:rFonts w:ascii="Courier New" w:eastAsia="Times New Roman" w:hAnsi="Courier New" w:cs="Courier New"/>
-          <w:color w:val="BBBEBF"/>
-          <w:kern w:val="0"/>
-          <w:sz w:val="18"/>
-          <w:szCs w:val="18"/>
-          <w:lang w:eastAsia="en-CA"/>
-          <w14:ligatures w14:val="none"/>
-        </w:rPr>
-        <w:t xml:space="preserve"> </w:t>
-      </w:r>
-      <w:r>
-        <w:rPr>
-          <w:rFonts w:ascii="Courier New" w:eastAsia="Times New Roman" w:hAnsi="Courier New" w:cs="Courier New"/>
-          <w:color w:val="FFA657"/>
-          <w:kern w:val="0"/>
-          <w:sz w:val="18"/>
-          <w:szCs w:val="18"/>
-          <w:lang w:eastAsia="en-CA"/>
-          <w14:ligatures w14:val="none"/>
-        </w:rPr>
-        <w:t>collision</w:t>
-      </w:r>
-      <w:r>
-        <w:rPr>
-          <w:rFonts w:ascii="Courier New" w:eastAsia="Times New Roman" w:hAnsi="Courier New" w:cs="Courier New"/>
-          <w:color w:val="BBBEBF"/>
-          <w:kern w:val="0"/>
-          <w:sz w:val="18"/>
-          <w:szCs w:val="18"/>
-          <w:lang w:eastAsia="en-CA"/>
-          <w14:ligatures w14:val="none"/>
-        </w:rPr>
-        <w:t>)</w:t>
+        <w:t>Debug</w:t>
+      </w:r>
+      <w:r>
+        <w:rPr>
+          <w:rFonts w:ascii="Courier New" w:eastAsia="Times New Roman" w:hAnsi="Courier New" w:cs="Courier New"/>
+          <w:color w:val="D4D4D4"/>
+          <w:kern w:val="0"/>
+          <w:sz w:val="18"/>
+          <w:szCs w:val="18"/>
+          <w:lang w:eastAsia="en-CA"/>
+          <w14:ligatures w14:val="none"/>
+        </w:rPr>
+        <w:t>.</w:t>
+      </w:r>
+      <w:r>
+        <w:rPr>
+          <w:rFonts w:ascii="Courier New" w:eastAsia="Times New Roman" w:hAnsi="Courier New" w:cs="Courier New"/>
+          <w:color w:val="D2A8FF"/>
+          <w:kern w:val="0"/>
+          <w:sz w:val="18"/>
+          <w:szCs w:val="18"/>
+          <w:lang w:eastAsia="en-CA"/>
+          <w14:ligatures w14:val="none"/>
+        </w:rPr>
+        <w:t>Log</w:t>
+      </w:r>
+      <w:r>
+        <w:rPr>
+          <w:rFonts w:ascii="Courier New" w:eastAsia="Times New Roman" w:hAnsi="Courier New" w:cs="Courier New"/>
+          <w:color w:val="BBBEBF"/>
+          <w:kern w:val="0"/>
+          <w:sz w:val="18"/>
+          <w:szCs w:val="18"/>
+          <w:lang w:eastAsia="en-CA"/>
+          <w14:ligatures w14:val="none"/>
+        </w:rPr>
+        <w:t>(</w:t>
+      </w:r>
+      <w:r>
+        <w:rPr>
+          <w:rFonts w:ascii="Courier New" w:eastAsia="Times New Roman" w:hAnsi="Courier New" w:cs="Courier New"/>
+          <w:color w:val="A5D6FF"/>
+          <w:kern w:val="0"/>
+          <w:sz w:val="18"/>
+          <w:szCs w:val="18"/>
+          <w:lang w:eastAsia="en-CA"/>
+          <w14:ligatures w14:val="none"/>
+        </w:rPr>
+        <w:t>"Player collided with an obstacle!"</w:t>
+      </w:r>
+      <w:r>
+        <w:rPr>
+          <w:rFonts w:ascii="Courier New" w:eastAsia="Times New Roman" w:hAnsi="Courier New" w:cs="Courier New"/>
+          <w:color w:val="BBBEBF"/>
+          <w:kern w:val="0"/>
+          <w:sz w:val="18"/>
+          <w:szCs w:val="18"/>
+          <w:lang w:eastAsia="en-CA"/>
+          <w14:ligatures w14:val="none"/>
+        </w:rPr>
+        <w:t>);</w:t>
       </w:r>
     </w:p>
     <w:p>
@@ -12385,14 +11489,14 @@
       <w:r>
         <w:rPr>
           <w:rFonts w:ascii="Courier New" w:eastAsia="Times New Roman" w:hAnsi="Courier New" w:cs="Courier New"/>
-          <w:color w:val="BBBEBF"/>
-          <w:kern w:val="0"/>
-          <w:sz w:val="18"/>
-          <w:szCs w:val="18"/>
-          <w:lang w:eastAsia="en-CA"/>
-          <w14:ligatures w14:val="none"/>
-        </w:rPr>
-        <w:t>{</w:t>
+          <w:color w:val="8B949E"/>
+          <w:kern w:val="0"/>
+          <w:sz w:val="18"/>
+          <w:szCs w:val="18"/>
+          <w:lang w:eastAsia="en-CA"/>
+          <w14:ligatures w14:val="none"/>
+        </w:rPr>
+        <w:t>// Handle collision logic here (e.g., reduce health, play sound, etc.)</w:t>
       </w:r>
     </w:p>
     <w:p>
@@ -12411,52 +11515,26 @@
       <w:r>
         <w:rPr>
           <w:rFonts w:ascii="Courier New" w:eastAsia="Times New Roman" w:hAnsi="Courier New" w:cs="Courier New"/>
-          <w:color w:val="C586C0"/>
-          <w:kern w:val="0"/>
-          <w:sz w:val="18"/>
-          <w:szCs w:val="18"/>
-          <w:lang w:eastAsia="en-CA"/>
-          <w14:ligatures w14:val="none"/>
-        </w:rPr>
-        <w:t>if</w:t>
-      </w:r>
-      <w:r>
-        <w:rPr>
-          <w:rFonts w:ascii="Courier New" w:eastAsia="Times New Roman" w:hAnsi="Courier New" w:cs="Courier New"/>
-          <w:color w:val="BBBEBF"/>
-          <w:kern w:val="0"/>
-          <w:sz w:val="18"/>
-          <w:szCs w:val="18"/>
-          <w:lang w:eastAsia="en-CA"/>
-          <w14:ligatures w14:val="none"/>
-        </w:rPr>
-        <w:t xml:space="preserve"> (</w:t>
-      </w:r>
-      <w:proofErr w:type="spellStart"/>
-      <w:proofErr w:type="gramStart"/>
-      <w:r>
-        <w:rPr>
-          <w:rFonts w:ascii="Courier New" w:eastAsia="Times New Roman" w:hAnsi="Courier New" w:cs="Courier New"/>
-          <w:color w:val="FFA657"/>
-          <w:kern w:val="0"/>
-          <w:sz w:val="18"/>
-          <w:szCs w:val="18"/>
-          <w:lang w:eastAsia="en-CA"/>
-          <w14:ligatures w14:val="none"/>
-        </w:rPr>
-        <w:t>collision</w:t>
-      </w:r>
-      <w:r>
-        <w:rPr>
-          <w:rFonts w:ascii="Courier New" w:eastAsia="Times New Roman" w:hAnsi="Courier New" w:cs="Courier New"/>
-          <w:color w:val="D4D4D4"/>
-          <w:kern w:val="0"/>
-          <w:sz w:val="18"/>
-          <w:szCs w:val="18"/>
-          <w:lang w:eastAsia="en-CA"/>
-          <w14:ligatures w14:val="none"/>
-        </w:rPr>
-        <w:t>.</w:t>
+          <w:color w:val="D2A8FF"/>
+          <w:kern w:val="0"/>
+          <w:sz w:val="18"/>
+          <w:szCs w:val="18"/>
+          <w:lang w:eastAsia="en-CA"/>
+          <w14:ligatures w14:val="none"/>
+        </w:rPr>
+        <w:t>Destroy</w:t>
+      </w:r>
+      <w:r>
+        <w:rPr>
+          <w:rFonts w:ascii="Courier New" w:eastAsia="Times New Roman" w:hAnsi="Courier New" w:cs="Courier New"/>
+          <w:color w:val="BBBEBF"/>
+          <w:kern w:val="0"/>
+          <w:sz w:val="18"/>
+          <w:szCs w:val="18"/>
+          <w:lang w:eastAsia="en-CA"/>
+          <w14:ligatures w14:val="none"/>
+        </w:rPr>
+        <w:t>(</w:t>
       </w:r>
       <w:r>
         <w:rPr>
@@ -12470,260 +11548,6 @@
         </w:rPr>
         <w:t>gameObject</w:t>
       </w:r>
-      <w:r>
-        <w:rPr>
-          <w:rFonts w:ascii="Courier New" w:eastAsia="Times New Roman" w:hAnsi="Courier New" w:cs="Courier New"/>
-          <w:color w:val="D4D4D4"/>
-          <w:kern w:val="0"/>
-          <w:sz w:val="18"/>
-          <w:szCs w:val="18"/>
-          <w:lang w:eastAsia="en-CA"/>
-          <w14:ligatures w14:val="none"/>
-        </w:rPr>
-        <w:t>.</w:t>
-      </w:r>
-      <w:r>
-        <w:rPr>
-          <w:rFonts w:ascii="Courier New" w:eastAsia="Times New Roman" w:hAnsi="Courier New" w:cs="Courier New"/>
-          <w:color w:val="D2A8FF"/>
-          <w:kern w:val="0"/>
-          <w:sz w:val="18"/>
-          <w:szCs w:val="18"/>
-          <w:lang w:eastAsia="en-CA"/>
-          <w14:ligatures w14:val="none"/>
-        </w:rPr>
-        <w:t>CompareTag</w:t>
-      </w:r>
-      <w:proofErr w:type="spellEnd"/>
-      <w:proofErr w:type="gramEnd"/>
-      <w:r>
-        <w:rPr>
-          <w:rFonts w:ascii="Courier New" w:eastAsia="Times New Roman" w:hAnsi="Courier New" w:cs="Courier New"/>
-          <w:color w:val="BBBEBF"/>
-          <w:kern w:val="0"/>
-          <w:sz w:val="18"/>
-          <w:szCs w:val="18"/>
-          <w:lang w:eastAsia="en-CA"/>
-          <w14:ligatures w14:val="none"/>
-        </w:rPr>
-        <w:t>(</w:t>
-      </w:r>
-      <w:r>
-        <w:rPr>
-          <w:rFonts w:ascii="Courier New" w:eastAsia="Times New Roman" w:hAnsi="Courier New" w:cs="Courier New"/>
-          <w:color w:val="A5D6FF"/>
-          <w:kern w:val="0"/>
-          <w:sz w:val="18"/>
-          <w:szCs w:val="18"/>
-          <w:lang w:eastAsia="en-CA"/>
-          <w14:ligatures w14:val="none"/>
-        </w:rPr>
-        <w:t>"Obstacle"</w:t>
-      </w:r>
-      <w:r>
-        <w:rPr>
-          <w:rFonts w:ascii="Courier New" w:eastAsia="Times New Roman" w:hAnsi="Courier New" w:cs="Courier New"/>
-          <w:color w:val="BBBEBF"/>
-          <w:kern w:val="0"/>
-          <w:sz w:val="18"/>
-          <w:szCs w:val="18"/>
-          <w:lang w:eastAsia="en-CA"/>
-          <w14:ligatures w14:val="none"/>
-        </w:rPr>
-        <w:t>))</w:t>
-      </w:r>
-    </w:p>
-    <w:p>
-      <w:pPr>
-        <w:spacing w:after="0" w:line="240" w:lineRule="auto"/>
-        <w:rPr>
-          <w:rFonts w:ascii="Courier New" w:eastAsia="Times New Roman" w:hAnsi="Courier New" w:cs="Courier New"/>
-          <w:color w:val="BBBEBF"/>
-          <w:kern w:val="0"/>
-          <w:sz w:val="18"/>
-          <w:szCs w:val="18"/>
-          <w:lang w:eastAsia="en-CA"/>
-          <w14:ligatures w14:val="none"/>
-        </w:rPr>
-      </w:pPr>
-      <w:r>
-        <w:rPr>
-          <w:rFonts w:ascii="Courier New" w:eastAsia="Times New Roman" w:hAnsi="Courier New" w:cs="Courier New"/>
-          <w:color w:val="BBBEBF"/>
-          <w:kern w:val="0"/>
-          <w:sz w:val="18"/>
-          <w:szCs w:val="18"/>
-          <w:lang w:eastAsia="en-CA"/>
-          <w14:ligatures w14:val="none"/>
-        </w:rPr>
-        <w:t>{</w:t>
-      </w:r>
-    </w:p>
-    <w:p>
-      <w:pPr>
-        <w:spacing w:after="0" w:line="240" w:lineRule="auto"/>
-        <w:rPr>
-          <w:rFonts w:ascii="Courier New" w:eastAsia="Times New Roman" w:hAnsi="Courier New" w:cs="Courier New"/>
-          <w:color w:val="BBBEBF"/>
-          <w:kern w:val="0"/>
-          <w:sz w:val="18"/>
-          <w:szCs w:val="18"/>
-          <w:lang w:eastAsia="en-CA"/>
-          <w14:ligatures w14:val="none"/>
-        </w:rPr>
-      </w:pPr>
-      <w:proofErr w:type="spellStart"/>
-      <w:r>
-        <w:rPr>
-          <w:rFonts w:ascii="Courier New" w:eastAsia="Times New Roman" w:hAnsi="Courier New" w:cs="Courier New"/>
-          <w:color w:val="4EC9B0"/>
-          <w:kern w:val="0"/>
-          <w:sz w:val="18"/>
-          <w:szCs w:val="18"/>
-          <w:lang w:eastAsia="en-CA"/>
-          <w14:ligatures w14:val="none"/>
-        </w:rPr>
-        <w:t>Debug</w:t>
-      </w:r>
-      <w:r>
-        <w:rPr>
-          <w:rFonts w:ascii="Courier New" w:eastAsia="Times New Roman" w:hAnsi="Courier New" w:cs="Courier New"/>
-          <w:color w:val="D4D4D4"/>
-          <w:kern w:val="0"/>
-          <w:sz w:val="18"/>
-          <w:szCs w:val="18"/>
-          <w:lang w:eastAsia="en-CA"/>
-          <w14:ligatures w14:val="none"/>
-        </w:rPr>
-        <w:t>.</w:t>
-      </w:r>
-      <w:r>
-        <w:rPr>
-          <w:rFonts w:ascii="Courier New" w:eastAsia="Times New Roman" w:hAnsi="Courier New" w:cs="Courier New"/>
-          <w:color w:val="D2A8FF"/>
-          <w:kern w:val="0"/>
-          <w:sz w:val="18"/>
-          <w:szCs w:val="18"/>
-          <w:lang w:eastAsia="en-CA"/>
-          <w14:ligatures w14:val="none"/>
-        </w:rPr>
-        <w:t>Log</w:t>
-      </w:r>
-      <w:proofErr w:type="spellEnd"/>
-      <w:r>
-        <w:rPr>
-          <w:rFonts w:ascii="Courier New" w:eastAsia="Times New Roman" w:hAnsi="Courier New" w:cs="Courier New"/>
-          <w:color w:val="BBBEBF"/>
-          <w:kern w:val="0"/>
-          <w:sz w:val="18"/>
-          <w:szCs w:val="18"/>
-          <w:lang w:eastAsia="en-CA"/>
-          <w14:ligatures w14:val="none"/>
-        </w:rPr>
-        <w:t>(</w:t>
-      </w:r>
-      <w:r>
-        <w:rPr>
-          <w:rFonts w:ascii="Courier New" w:eastAsia="Times New Roman" w:hAnsi="Courier New" w:cs="Courier New"/>
-          <w:color w:val="A5D6FF"/>
-          <w:kern w:val="0"/>
-          <w:sz w:val="18"/>
-          <w:szCs w:val="18"/>
-          <w:lang w:eastAsia="en-CA"/>
-          <w14:ligatures w14:val="none"/>
-        </w:rPr>
-        <w:t>"Player collided with an obstacle!"</w:t>
-      </w:r>
-      <w:r>
-        <w:rPr>
-          <w:rFonts w:ascii="Courier New" w:eastAsia="Times New Roman" w:hAnsi="Courier New" w:cs="Courier New"/>
-          <w:color w:val="BBBEBF"/>
-          <w:kern w:val="0"/>
-          <w:sz w:val="18"/>
-          <w:szCs w:val="18"/>
-          <w:lang w:eastAsia="en-CA"/>
-          <w14:ligatures w14:val="none"/>
-        </w:rPr>
-        <w:t>);</w:t>
-      </w:r>
-    </w:p>
-    <w:p>
-      <w:pPr>
-        <w:spacing w:after="0" w:line="240" w:lineRule="auto"/>
-        <w:rPr>
-          <w:rFonts w:ascii="Courier New" w:eastAsia="Times New Roman" w:hAnsi="Courier New" w:cs="Courier New"/>
-          <w:color w:val="BBBEBF"/>
-          <w:kern w:val="0"/>
-          <w:sz w:val="18"/>
-          <w:szCs w:val="18"/>
-          <w:lang w:eastAsia="en-CA"/>
-          <w14:ligatures w14:val="none"/>
-        </w:rPr>
-      </w:pPr>
-      <w:r>
-        <w:rPr>
-          <w:rFonts w:ascii="Courier New" w:eastAsia="Times New Roman" w:hAnsi="Courier New" w:cs="Courier New"/>
-          <w:color w:val="8B949E"/>
-          <w:kern w:val="0"/>
-          <w:sz w:val="18"/>
-          <w:szCs w:val="18"/>
-          <w:lang w:eastAsia="en-CA"/>
-          <w14:ligatures w14:val="none"/>
-        </w:rPr>
-        <w:t>// Handle collision logic here (e.g., reduce health, play sound, etc.)</w:t>
-      </w:r>
-    </w:p>
-    <w:p>
-      <w:pPr>
-        <w:spacing w:after="0" w:line="240" w:lineRule="auto"/>
-        <w:rPr>
-          <w:rFonts w:ascii="Courier New" w:eastAsia="Times New Roman" w:hAnsi="Courier New" w:cs="Courier New"/>
-          <w:color w:val="BBBEBF"/>
-          <w:kern w:val="0"/>
-          <w:sz w:val="18"/>
-          <w:szCs w:val="18"/>
-          <w:lang w:eastAsia="en-CA"/>
-          <w14:ligatures w14:val="none"/>
-        </w:rPr>
-      </w:pPr>
-      <w:r>
-        <w:rPr>
-          <w:rFonts w:ascii="Courier New" w:eastAsia="Times New Roman" w:hAnsi="Courier New" w:cs="Courier New"/>
-          <w:color w:val="D2A8FF"/>
-          <w:kern w:val="0"/>
-          <w:sz w:val="18"/>
-          <w:szCs w:val="18"/>
-          <w:lang w:eastAsia="en-CA"/>
-          <w14:ligatures w14:val="none"/>
-        </w:rPr>
-        <w:t>Destroy</w:t>
-      </w:r>
-      <w:r>
-        <w:rPr>
-          <w:rFonts w:ascii="Courier New" w:eastAsia="Times New Roman" w:hAnsi="Courier New" w:cs="Courier New"/>
-          <w:color w:val="BBBEBF"/>
-          <w:kern w:val="0"/>
-          <w:sz w:val="18"/>
-          <w:szCs w:val="18"/>
-          <w:lang w:eastAsia="en-CA"/>
-          <w14:ligatures w14:val="none"/>
-        </w:rPr>
-        <w:t>(</w:t>
-      </w:r>
-      <w:proofErr w:type="spellStart"/>
-      <w:r>
-        <w:rPr>
-          <w:rFonts w:ascii="Courier New" w:eastAsia="Times New Roman" w:hAnsi="Courier New" w:cs="Courier New"/>
-          <w:color w:val="C9D1D9"/>
-          <w:kern w:val="0"/>
-          <w:sz w:val="18"/>
-          <w:szCs w:val="18"/>
-          <w:lang w:eastAsia="en-CA"/>
-          <w14:ligatures w14:val="none"/>
-        </w:rPr>
-        <w:t>gameObject</w:t>
-      </w:r>
-      <w:proofErr w:type="spellEnd"/>
       <w:r>
         <w:rPr>
           <w:rFonts w:ascii="Courier New" w:eastAsia="Times New Roman" w:hAnsi="Courier New" w:cs="Courier New"/>
@@ -12825,8 +11649,6 @@
         </w:rPr>
         <w:t xml:space="preserve"> (</w:t>
       </w:r>
-      <w:proofErr w:type="spellStart"/>
-      <w:proofErr w:type="gramStart"/>
       <w:r>
         <w:rPr>
           <w:rFonts w:ascii="Courier New" w:eastAsia="Times New Roman" w:hAnsi="Courier New" w:cs="Courier New"/>
@@ -12839,7 +11661,6 @@
         </w:rPr>
         <w:t>explosionEffect</w:t>
       </w:r>
-      <w:proofErr w:type="spellEnd"/>
       <w:r>
         <w:rPr>
           <w:rFonts w:ascii="Courier New" w:eastAsia="Times New Roman" w:hAnsi="Courier New" w:cs="Courier New"/>
@@ -12862,9 +11683,84 @@
           <w:lang w:eastAsia="en-CA"/>
           <w14:ligatures w14:val="none"/>
         </w:rPr>
-        <w:t>!</w:t>
-      </w:r>
-      <w:proofErr w:type="gramEnd"/>
+        <w:t>!=</w:t>
+      </w:r>
+      <w:r>
+        <w:rPr>
+          <w:rFonts w:ascii="Courier New" w:eastAsia="Times New Roman" w:hAnsi="Courier New" w:cs="Courier New"/>
+          <w:color w:val="BBBEBF"/>
+          <w:kern w:val="0"/>
+          <w:sz w:val="18"/>
+          <w:szCs w:val="18"/>
+          <w:lang w:eastAsia="en-CA"/>
+          <w14:ligatures w14:val="none"/>
+        </w:rPr>
+        <w:t xml:space="preserve"> </w:t>
+      </w:r>
+      <w:r>
+        <w:rPr>
+          <w:rFonts w:ascii="Courier New" w:eastAsia="Times New Roman" w:hAnsi="Courier New" w:cs="Courier New"/>
+          <w:color w:val="FF7B72"/>
+          <w:kern w:val="0"/>
+          <w:sz w:val="18"/>
+          <w:szCs w:val="18"/>
+          <w:lang w:eastAsia="en-CA"/>
+          <w14:ligatures w14:val="none"/>
+        </w:rPr>
+        <w:t>null</w:t>
+      </w:r>
+      <w:r>
+        <w:rPr>
+          <w:rFonts w:ascii="Courier New" w:eastAsia="Times New Roman" w:hAnsi="Courier New" w:cs="Courier New"/>
+          <w:color w:val="BBBEBF"/>
+          <w:kern w:val="0"/>
+          <w:sz w:val="18"/>
+          <w:szCs w:val="18"/>
+          <w:lang w:eastAsia="en-CA"/>
+          <w14:ligatures w14:val="none"/>
+        </w:rPr>
+        <w:t>)</w:t>
+      </w:r>
+    </w:p>
+    <w:p>
+      <w:pPr>
+        <w:spacing w:after="0" w:line="240" w:lineRule="auto"/>
+        <w:rPr>
+          <w:rFonts w:ascii="Courier New" w:eastAsia="Times New Roman" w:hAnsi="Courier New" w:cs="Courier New"/>
+          <w:color w:val="BBBEBF"/>
+          <w:kern w:val="0"/>
+          <w:sz w:val="18"/>
+          <w:szCs w:val="18"/>
+          <w:lang w:eastAsia="en-CA"/>
+          <w14:ligatures w14:val="none"/>
+        </w:rPr>
+      </w:pPr>
+      <w:r>
+        <w:rPr>
+          <w:rFonts w:ascii="Courier New" w:eastAsia="Times New Roman" w:hAnsi="Courier New" w:cs="Courier New"/>
+          <w:color w:val="BBBEBF"/>
+          <w:kern w:val="0"/>
+          <w:sz w:val="18"/>
+          <w:szCs w:val="18"/>
+          <w:lang w:eastAsia="en-CA"/>
+          <w14:ligatures w14:val="none"/>
+        </w:rPr>
+        <w:t>{</w:t>
+      </w:r>
+    </w:p>
+    <w:p>
+      <w:pPr>
+        <w:spacing w:after="0" w:line="240" w:lineRule="auto"/>
+        <w:rPr>
+          <w:rFonts w:ascii="Courier New" w:eastAsia="Times New Roman" w:hAnsi="Courier New" w:cs="Courier New"/>
+          <w:color w:val="BBBEBF"/>
+          <w:kern w:val="0"/>
+          <w:sz w:val="18"/>
+          <w:szCs w:val="18"/>
+          <w:lang w:eastAsia="en-CA"/>
+          <w14:ligatures w14:val="none"/>
+        </w:rPr>
+      </w:pPr>
       <w:r>
         <w:rPr>
           <w:rFonts w:ascii="Courier New" w:eastAsia="Times New Roman" w:hAnsi="Courier New" w:cs="Courier New"/>
@@ -12875,95 +11771,6 @@
           <w:lang w:eastAsia="en-CA"/>
           <w14:ligatures w14:val="none"/>
         </w:rPr>
-        <w:t>=</w:t>
-      </w:r>
-      <w:r>
-        <w:rPr>
-          <w:rFonts w:ascii="Courier New" w:eastAsia="Times New Roman" w:hAnsi="Courier New" w:cs="Courier New"/>
-          <w:color w:val="BBBEBF"/>
-          <w:kern w:val="0"/>
-          <w:sz w:val="18"/>
-          <w:szCs w:val="18"/>
-          <w:lang w:eastAsia="en-CA"/>
-          <w14:ligatures w14:val="none"/>
-        </w:rPr>
-        <w:t xml:space="preserve"> </w:t>
-      </w:r>
-      <w:r>
-        <w:rPr>
-          <w:rFonts w:ascii="Courier New" w:eastAsia="Times New Roman" w:hAnsi="Courier New" w:cs="Courier New"/>
-          <w:color w:val="FF7B72"/>
-          <w:kern w:val="0"/>
-          <w:sz w:val="18"/>
-          <w:szCs w:val="18"/>
-          <w:lang w:eastAsia="en-CA"/>
-          <w14:ligatures w14:val="none"/>
-        </w:rPr>
-        <w:t>null</w:t>
-      </w:r>
-      <w:r>
-        <w:rPr>
-          <w:rFonts w:ascii="Courier New" w:eastAsia="Times New Roman" w:hAnsi="Courier New" w:cs="Courier New"/>
-          <w:color w:val="BBBEBF"/>
-          <w:kern w:val="0"/>
-          <w:sz w:val="18"/>
-          <w:szCs w:val="18"/>
-          <w:lang w:eastAsia="en-CA"/>
-          <w14:ligatures w14:val="none"/>
-        </w:rPr>
-        <w:t>)</w:t>
-      </w:r>
-    </w:p>
-    <w:p>
-      <w:pPr>
-        <w:spacing w:after="0" w:line="240" w:lineRule="auto"/>
-        <w:rPr>
-          <w:rFonts w:ascii="Courier New" w:eastAsia="Times New Roman" w:hAnsi="Courier New" w:cs="Courier New"/>
-          <w:color w:val="BBBEBF"/>
-          <w:kern w:val="0"/>
-          <w:sz w:val="18"/>
-          <w:szCs w:val="18"/>
-          <w:lang w:eastAsia="en-CA"/>
-          <w14:ligatures w14:val="none"/>
-        </w:rPr>
-      </w:pPr>
-      <w:r>
-        <w:rPr>
-          <w:rFonts w:ascii="Courier New" w:eastAsia="Times New Roman" w:hAnsi="Courier New" w:cs="Courier New"/>
-          <w:color w:val="BBBEBF"/>
-          <w:kern w:val="0"/>
-          <w:sz w:val="18"/>
-          <w:szCs w:val="18"/>
-          <w:lang w:eastAsia="en-CA"/>
-          <w14:ligatures w14:val="none"/>
-        </w:rPr>
-        <w:t>{</w:t>
-      </w:r>
-    </w:p>
-    <w:p>
-      <w:pPr>
-        <w:spacing w:after="0" w:line="240" w:lineRule="auto"/>
-        <w:rPr>
-          <w:rFonts w:ascii="Courier New" w:eastAsia="Times New Roman" w:hAnsi="Courier New" w:cs="Courier New"/>
-          <w:color w:val="BBBEBF"/>
-          <w:kern w:val="0"/>
-          <w:sz w:val="18"/>
-          <w:szCs w:val="18"/>
-          <w:lang w:eastAsia="en-CA"/>
-          <w14:ligatures w14:val="none"/>
-        </w:rPr>
-      </w:pPr>
-      <w:proofErr w:type="gramStart"/>
-      <w:r>
-        <w:rPr>
-          <w:rFonts w:ascii="Courier New" w:eastAsia="Times New Roman" w:hAnsi="Courier New" w:cs="Courier New"/>
-          <w:color w:val="D2A8FF"/>
-          <w:kern w:val="0"/>
-          <w:sz w:val="18"/>
-          <w:szCs w:val="18"/>
-          <w:lang w:eastAsia="en-CA"/>
-          <w14:ligatures w14:val="none"/>
-        </w:rPr>
         <w:t>Instantiate</w:t>
       </w:r>
       <w:r>
@@ -12978,8 +11785,6 @@
         </w:rPr>
         <w:t>(</w:t>
       </w:r>
-      <w:proofErr w:type="spellStart"/>
-      <w:proofErr w:type="gramEnd"/>
       <w:r>
         <w:rPr>
           <w:rFonts w:ascii="Courier New" w:eastAsia="Times New Roman" w:hAnsi="Courier New" w:cs="Courier New"/>
@@ -12992,7 +11797,6 @@
         </w:rPr>
         <w:t>explosionEffect</w:t>
       </w:r>
-      <w:proofErr w:type="spellEnd"/>
       <w:r>
         <w:rPr>
           <w:rFonts w:ascii="Courier New" w:eastAsia="Times New Roman" w:hAnsi="Courier New" w:cs="Courier New"/>
@@ -13005,8 +11809,6 @@
         </w:rPr>
         <w:t xml:space="preserve">, </w:t>
       </w:r>
-      <w:proofErr w:type="spellStart"/>
-      <w:proofErr w:type="gramStart"/>
       <w:r>
         <w:rPr>
           <w:rFonts w:ascii="Courier New" w:eastAsia="Times New Roman" w:hAnsi="Courier New" w:cs="Courier New"/>
@@ -13043,8 +11845,6 @@
         </w:rPr>
         <w:t>position</w:t>
       </w:r>
-      <w:proofErr w:type="spellEnd"/>
-      <w:proofErr w:type="gramEnd"/>
       <w:r>
         <w:rPr>
           <w:rFonts w:ascii="Courier New" w:eastAsia="Times New Roman" w:hAnsi="Courier New" w:cs="Courier New"/>
@@ -13057,7 +11857,6 @@
         </w:rPr>
         <w:t xml:space="preserve">, </w:t>
       </w:r>
-      <w:proofErr w:type="spellStart"/>
       <w:r>
         <w:rPr>
           <w:rFonts w:ascii="Courier New" w:eastAsia="Times New Roman" w:hAnsi="Courier New" w:cs="Courier New"/>
@@ -13094,7 +11893,6 @@
         </w:rPr>
         <w:t>identity</w:t>
       </w:r>
-      <w:proofErr w:type="spellEnd"/>
       <w:r>
         <w:rPr>
           <w:rFonts w:ascii="Courier New" w:eastAsia="Times New Roman" w:hAnsi="Courier New" w:cs="Courier New"/>
@@ -13160,8 +11958,6 @@
           <w14:ligatures w14:val="none"/>
         </w:rPr>
       </w:pPr>
-      <w:proofErr w:type="spellStart"/>
-      <w:proofErr w:type="gramStart"/>
       <w:r>
         <w:rPr>
           <w:rFonts w:ascii="Courier New" w:eastAsia="Times New Roman" w:hAnsi="Courier New" w:cs="Courier New"/>
@@ -13222,8 +12018,6 @@
         </w:rPr>
         <w:t>display</w:t>
       </w:r>
-      <w:proofErr w:type="spellEnd"/>
-      <w:proofErr w:type="gramEnd"/>
       <w:r>
         <w:rPr>
           <w:rFonts w:ascii="Courier New" w:eastAsia="Times New Roman" w:hAnsi="Courier New" w:cs="Courier New"/>
@@ -13260,7 +12054,6 @@
         </w:rPr>
         <w:t xml:space="preserve"> </w:t>
       </w:r>
-      <w:proofErr w:type="spellStart"/>
       <w:r>
         <w:rPr>
           <w:rFonts w:ascii="Courier New" w:eastAsia="Times New Roman" w:hAnsi="Courier New" w:cs="Courier New"/>
@@ -13297,7 +12090,6 @@
         </w:rPr>
         <w:t>Flex</w:t>
       </w:r>
-      <w:proofErr w:type="spellEnd"/>
       <w:r>
         <w:rPr>
           <w:rFonts w:ascii="Courier New" w:eastAsia="Times New Roman" w:hAnsi="Courier New" w:cs="Courier New"/>
@@ -13425,8 +12217,6 @@
         </w:rPr>
         <w:t xml:space="preserve"> </w:t>
       </w:r>
-      <w:proofErr w:type="spellStart"/>
-      <w:proofErr w:type="gramStart"/>
       <w:r>
         <w:rPr>
           <w:rFonts w:ascii="Courier New" w:eastAsia="Times New Roman" w:hAnsi="Courier New" w:cs="Courier New"/>
@@ -13439,7 +12229,94 @@
         </w:rPr>
         <w:t>ReloadScene</w:t>
       </w:r>
-      <w:proofErr w:type="spellEnd"/>
+      <w:r>
+        <w:rPr>
+          <w:rFonts w:ascii="Courier New" w:eastAsia="Times New Roman" w:hAnsi="Courier New" w:cs="Courier New"/>
+          <w:color w:val="BBBEBF"/>
+          <w:kern w:val="0"/>
+          <w:sz w:val="18"/>
+          <w:szCs w:val="18"/>
+          <w:lang w:eastAsia="en-CA"/>
+          <w14:ligatures w14:val="none"/>
+        </w:rPr>
+        <w:t>()</w:t>
+      </w:r>
+    </w:p>
+    <w:p>
+      <w:pPr>
+        <w:spacing w:after="0" w:line="240" w:lineRule="auto"/>
+        <w:rPr>
+          <w:rFonts w:ascii="Courier New" w:eastAsia="Times New Roman" w:hAnsi="Courier New" w:cs="Courier New"/>
+          <w:color w:val="BBBEBF"/>
+          <w:kern w:val="0"/>
+          <w:sz w:val="18"/>
+          <w:szCs w:val="18"/>
+          <w:lang w:eastAsia="en-CA"/>
+          <w14:ligatures w14:val="none"/>
+        </w:rPr>
+      </w:pPr>
+      <w:r>
+        <w:rPr>
+          <w:rFonts w:ascii="Courier New" w:eastAsia="Times New Roman" w:hAnsi="Courier New" w:cs="Courier New"/>
+          <w:color w:val="BBBEBF"/>
+          <w:kern w:val="0"/>
+          <w:sz w:val="18"/>
+          <w:szCs w:val="18"/>
+          <w:lang w:eastAsia="en-CA"/>
+          <w14:ligatures w14:val="none"/>
+        </w:rPr>
+        <w:t>{</w:t>
+      </w:r>
+    </w:p>
+    <w:p>
+      <w:pPr>
+        <w:spacing w:after="0" w:line="240" w:lineRule="auto"/>
+        <w:rPr>
+          <w:rFonts w:ascii="Courier New" w:eastAsia="Times New Roman" w:hAnsi="Courier New" w:cs="Courier New"/>
+          <w:color w:val="BBBEBF"/>
+          <w:kern w:val="0"/>
+          <w:sz w:val="18"/>
+          <w:szCs w:val="18"/>
+          <w:lang w:eastAsia="en-CA"/>
+          <w14:ligatures w14:val="none"/>
+        </w:rPr>
+      </w:pPr>
+      <w:r>
+        <w:rPr>
+          <w:rFonts w:ascii="Courier New" w:eastAsia="Times New Roman" w:hAnsi="Courier New" w:cs="Courier New"/>
+          <w:color w:val="4EC9B0"/>
+          <w:kern w:val="0"/>
+          <w:sz w:val="18"/>
+          <w:szCs w:val="18"/>
+          <w:lang w:eastAsia="en-CA"/>
+          <w14:ligatures w14:val="none"/>
+        </w:rPr>
+        <w:t>SceneManager</w:t>
+      </w:r>
+      <w:r>
+        <w:rPr>
+          <w:rFonts w:ascii="Courier New" w:eastAsia="Times New Roman" w:hAnsi="Courier New" w:cs="Courier New"/>
+          <w:color w:val="D4D4D4"/>
+          <w:kern w:val="0"/>
+          <w:sz w:val="18"/>
+          <w:szCs w:val="18"/>
+          <w:lang w:eastAsia="en-CA"/>
+          <w14:ligatures w14:val="none"/>
+        </w:rPr>
+        <w:t>.</w:t>
+      </w:r>
+      <w:r>
+        <w:rPr>
+          <w:rFonts w:ascii="Courier New" w:eastAsia="Times New Roman" w:hAnsi="Courier New" w:cs="Courier New"/>
+          <w:color w:val="D2A8FF"/>
+          <w:kern w:val="0"/>
+          <w:sz w:val="18"/>
+          <w:szCs w:val="18"/>
+          <w:lang w:eastAsia="en-CA"/>
+          <w14:ligatures w14:val="none"/>
+        </w:rPr>
+        <w:t>LoadScene</w:t>
+      </w:r>
       <w:r>
         <w:rPr>
           <w:rFonts w:ascii="Courier New" w:eastAsia="Times New Roman" w:hAnsi="Courier New" w:cs="Courier New"/>
@@ -13452,60 +12329,6 @@
         </w:rPr>
         <w:t>(</w:t>
       </w:r>
-      <w:proofErr w:type="gramEnd"/>
-      <w:r>
-        <w:rPr>
-          <w:rFonts w:ascii="Courier New" w:eastAsia="Times New Roman" w:hAnsi="Courier New" w:cs="Courier New"/>
-          <w:color w:val="BBBEBF"/>
-          <w:kern w:val="0"/>
-          <w:sz w:val="18"/>
-          <w:szCs w:val="18"/>
-          <w:lang w:eastAsia="en-CA"/>
-          <w14:ligatures w14:val="none"/>
-        </w:rPr>
-        <w:t>)</w:t>
-      </w:r>
-    </w:p>
-    <w:p>
-      <w:pPr>
-        <w:spacing w:after="0" w:line="240" w:lineRule="auto"/>
-        <w:rPr>
-          <w:rFonts w:ascii="Courier New" w:eastAsia="Times New Roman" w:hAnsi="Courier New" w:cs="Courier New"/>
-          <w:color w:val="BBBEBF"/>
-          <w:kern w:val="0"/>
-          <w:sz w:val="18"/>
-          <w:szCs w:val="18"/>
-          <w:lang w:eastAsia="en-CA"/>
-          <w14:ligatures w14:val="none"/>
-        </w:rPr>
-      </w:pPr>
-      <w:r>
-        <w:rPr>
-          <w:rFonts w:ascii="Courier New" w:eastAsia="Times New Roman" w:hAnsi="Courier New" w:cs="Courier New"/>
-          <w:color w:val="BBBEBF"/>
-          <w:kern w:val="0"/>
-          <w:sz w:val="18"/>
-          <w:szCs w:val="18"/>
-          <w:lang w:eastAsia="en-CA"/>
-          <w14:ligatures w14:val="none"/>
-        </w:rPr>
-        <w:t>{</w:t>
-      </w:r>
-    </w:p>
-    <w:p>
-      <w:pPr>
-        <w:spacing w:after="0" w:line="240" w:lineRule="auto"/>
-        <w:rPr>
-          <w:rFonts w:ascii="Courier New" w:eastAsia="Times New Roman" w:hAnsi="Courier New" w:cs="Courier New"/>
-          <w:color w:val="BBBEBF"/>
-          <w:kern w:val="0"/>
-          <w:sz w:val="18"/>
-          <w:szCs w:val="18"/>
-          <w:lang w:eastAsia="en-CA"/>
-          <w14:ligatures w14:val="none"/>
-        </w:rPr>
-      </w:pPr>
-      <w:proofErr w:type="spellStart"/>
       <w:r>
         <w:rPr>
           <w:rFonts w:ascii="Courier New" w:eastAsia="Times New Roman" w:hAnsi="Courier New" w:cs="Courier New"/>
@@ -13540,59 +12363,8 @@
           <w:lang w:eastAsia="en-CA"/>
           <w14:ligatures w14:val="none"/>
         </w:rPr>
-        <w:t>LoadScene</w:t>
-      </w:r>
-      <w:proofErr w:type="spellEnd"/>
-      <w:r>
-        <w:rPr>
-          <w:rFonts w:ascii="Courier New" w:eastAsia="Times New Roman" w:hAnsi="Courier New" w:cs="Courier New"/>
-          <w:color w:val="BBBEBF"/>
-          <w:kern w:val="0"/>
-          <w:sz w:val="18"/>
-          <w:szCs w:val="18"/>
-          <w:lang w:eastAsia="en-CA"/>
-          <w14:ligatures w14:val="none"/>
-        </w:rPr>
-        <w:t>(</w:t>
-      </w:r>
-      <w:proofErr w:type="spellStart"/>
-      <w:r>
-        <w:rPr>
-          <w:rFonts w:ascii="Courier New" w:eastAsia="Times New Roman" w:hAnsi="Courier New" w:cs="Courier New"/>
-          <w:color w:val="4EC9B0"/>
-          <w:kern w:val="0"/>
-          <w:sz w:val="18"/>
-          <w:szCs w:val="18"/>
-          <w:lang w:eastAsia="en-CA"/>
-          <w14:ligatures w14:val="none"/>
-        </w:rPr>
-        <w:t>SceneManager</w:t>
-      </w:r>
-      <w:r>
-        <w:rPr>
-          <w:rFonts w:ascii="Courier New" w:eastAsia="Times New Roman" w:hAnsi="Courier New" w:cs="Courier New"/>
-          <w:color w:val="D4D4D4"/>
-          <w:kern w:val="0"/>
-          <w:sz w:val="18"/>
-          <w:szCs w:val="18"/>
-          <w:lang w:eastAsia="en-CA"/>
-          <w14:ligatures w14:val="none"/>
-        </w:rPr>
-        <w:t>.</w:t>
-      </w:r>
-      <w:r>
-        <w:rPr>
-          <w:rFonts w:ascii="Courier New" w:eastAsia="Times New Roman" w:hAnsi="Courier New" w:cs="Courier New"/>
-          <w:color w:val="D2A8FF"/>
-          <w:kern w:val="0"/>
-          <w:sz w:val="18"/>
-          <w:szCs w:val="18"/>
-          <w:lang w:eastAsia="en-CA"/>
-          <w14:ligatures w14:val="none"/>
-        </w:rPr>
         <w:t>GetActiveScene</w:t>
       </w:r>
-      <w:proofErr w:type="spellEnd"/>
       <w:r>
         <w:rPr>
           <w:rFonts w:ascii="Courier New" w:eastAsia="Times New Roman" w:hAnsi="Courier New" w:cs="Courier New"/>
@@ -14006,23 +12778,7 @@
           <w:b/>
           <w:bCs/>
         </w:rPr>
-        <w:t>OnCollisionEnter2</w:t>
-      </w:r>
-      <w:proofErr w:type="gramStart"/>
-      <w:r>
-        <w:rPr>
-          <w:b/>
-          <w:bCs/>
-        </w:rPr>
-        <w:t>D(</w:t>
-      </w:r>
-      <w:proofErr w:type="gramEnd"/>
-      <w:r>
-        <w:rPr>
-          <w:b/>
-          <w:bCs/>
-        </w:rPr>
-        <w:t>)</w:t>
+        <w:t>OnCollisionEnter2D()</w:t>
       </w:r>
       <w:r>
         <w:t> to instantiate the small impact particle effect prefab at the collision point.</w:t>
@@ -14030,15 +12786,7 @@
     </w:p>
     <w:p>
       <w:r>
-        <w:t>void OnCollisionEnter2</w:t>
-      </w:r>
-      <w:proofErr w:type="gramStart"/>
-      <w:r>
-        <w:t>D(</w:t>
-      </w:r>
-      <w:proofErr w:type="gramEnd"/>
-      <w:r>
-        <w:t>Collision2D collision)</w:t>
+        <w:t>void OnCollisionEnter2D(Collision2D collision)</w:t>
       </w:r>
     </w:p>
     <w:p>
@@ -14049,83 +12797,12 @@
     <w:p>
       <w:r>
         <w:lastRenderedPageBreak/>
-        <w:t xml:space="preserve">Vector2 </w:t>
-      </w:r>
-      <w:proofErr w:type="spellStart"/>
-      <w:r>
-        <w:t>contactPoint</w:t>
-      </w:r>
-      <w:proofErr w:type="spellEnd"/>
-      <w:r>
-        <w:t xml:space="preserve"> = </w:t>
-      </w:r>
-      <w:proofErr w:type="spellStart"/>
-      <w:proofErr w:type="gramStart"/>
-      <w:r>
-        <w:t>collision.GetContact</w:t>
-      </w:r>
-      <w:proofErr w:type="spellEnd"/>
-      <w:proofErr w:type="gramEnd"/>
-      <w:r>
-        <w:t>(0</w:t>
-      </w:r>
-      <w:proofErr w:type="gramStart"/>
-      <w:r>
-        <w:t>).point</w:t>
-      </w:r>
-      <w:proofErr w:type="gramEnd"/>
-      <w:r>
-        <w:t xml:space="preserve">; </w:t>
-      </w:r>
-    </w:p>
-    <w:p>
-      <w:r>
-        <w:t xml:space="preserve">  </w:t>
-      </w:r>
-      <w:proofErr w:type="spellStart"/>
-      <w:r>
-        <w:t>GameObject</w:t>
-      </w:r>
-      <w:proofErr w:type="spellEnd"/>
-      <w:r>
-        <w:t xml:space="preserve"> </w:t>
-      </w:r>
-      <w:proofErr w:type="spellStart"/>
-      <w:r>
-        <w:t>bounceEffect</w:t>
-      </w:r>
-      <w:proofErr w:type="spellEnd"/>
-      <w:r>
-        <w:t xml:space="preserve"> = </w:t>
-      </w:r>
-      <w:proofErr w:type="gramStart"/>
-      <w:r>
-        <w:t>Instantiate(</w:t>
-      </w:r>
-      <w:proofErr w:type="spellStart"/>
-      <w:proofErr w:type="gramEnd"/>
-      <w:r>
-        <w:t>bounceEffectPrefab</w:t>
-      </w:r>
-      <w:proofErr w:type="spellEnd"/>
-      <w:r>
-        <w:t xml:space="preserve">, </w:t>
-      </w:r>
-      <w:proofErr w:type="spellStart"/>
-      <w:r>
-        <w:t>contactPoint</w:t>
-      </w:r>
-      <w:proofErr w:type="spellEnd"/>
-      <w:r>
-        <w:t xml:space="preserve">, </w:t>
-      </w:r>
-      <w:proofErr w:type="spellStart"/>
-      <w:r>
-        <w:t>Quaternion.identity</w:t>
-      </w:r>
-      <w:proofErr w:type="spellEnd"/>
-      <w:r>
-        <w:t>);</w:t>
+        <w:t xml:space="preserve">Vector2 contactPoint = collision.GetContact(0).point; </w:t>
+      </w:r>
+    </w:p>
+    <w:p>
+      <w:r>
+        <w:t xml:space="preserve">  GameObject bounceEffect = Instantiate(bounceEffectPrefab, contactPoint, Quaternion.identity);</w:t>
       </w:r>
     </w:p>
     <w:p/>
@@ -14136,20 +12813,7 @@
     </w:p>
     <w:p>
       <w:r>
-        <w:t xml:space="preserve">   </w:t>
-      </w:r>
-      <w:proofErr w:type="gramStart"/>
-      <w:r>
-        <w:t>Destroy(</w:t>
-      </w:r>
-      <w:proofErr w:type="spellStart"/>
-      <w:proofErr w:type="gramEnd"/>
-      <w:r>
-        <w:t>bounceEffect</w:t>
-      </w:r>
-      <w:proofErr w:type="spellEnd"/>
-      <w:r>
-        <w:t>, 1f);</w:t>
+        <w:t xml:space="preserve">   Destroy(bounceEffect, 1f);</w:t>
       </w:r>
     </w:p>
     <w:p>
@@ -14168,8 +12832,6 @@
       <w:r>
         <w:t> You can even scale the effect based on </w:t>
       </w:r>
-      <w:proofErr w:type="spellStart"/>
-      <w:proofErr w:type="gramStart"/>
       <w:r>
         <w:rPr>
           <w:b/>
@@ -14177,8 +12839,6 @@
         </w:rPr>
         <w:t>rb.linearVelocity.magnitude</w:t>
       </w:r>
-      <w:proofErr w:type="spellEnd"/>
-      <w:proofErr w:type="gramEnd"/>
       <w:r>
         <w:t> to make bigger impacts for stronger impacts. To avoid spawning two particle effects for every collision, you could further optimize this by comparing the two colliding obstacles’ linear velocity and only spawning the particle effect for the faster-moving one.</w:t>
       </w:r>
@@ -14202,7 +12862,6 @@
       <w:r>
         <w:t>Combine your score system with </w:t>
       </w:r>
-      <w:proofErr w:type="spellStart"/>
       <w:r>
         <w:rPr>
           <w:b/>
@@ -14210,7 +12869,6 @@
         </w:rPr>
         <w:t>PlayerPrefs</w:t>
       </w:r>
-      <w:proofErr w:type="spellEnd"/>
       <w:r>
         <w:t> to display the player’s best score ever.</w:t>
       </w:r>
@@ -14280,7 +12938,6 @@
       <w:r>
         <w:t>Store the high score in </w:t>
       </w:r>
-      <w:proofErr w:type="spellStart"/>
       <w:r>
         <w:rPr>
           <w:b/>
@@ -14288,7 +12945,6 @@
         </w:rPr>
         <w:t>PlayerPrefs</w:t>
       </w:r>
-      <w:proofErr w:type="spellEnd"/>
       <w:r>
         <w:t> (if it doesn’t already exist).</w:t>
       </w:r>
@@ -14343,16 +12999,8 @@
           <w:rPr>
             <w:rStyle w:val="Hyperlink"/>
           </w:rPr>
-          <w:t xml:space="preserve">Unity Manual for </w:t>
+          <w:t>Unity Manual for PlayerPrefs</w:t>
         </w:r>
-        <w:proofErr w:type="spellStart"/>
-        <w:r>
-          <w:rPr>
-            <w:rStyle w:val="Hyperlink"/>
-          </w:rPr>
-          <w:t>PlayerPrefs</w:t>
-        </w:r>
-        <w:proofErr w:type="spellEnd"/>
       </w:hyperlink>
       <w:r>
         <w:t> to achieve this.</w:t>
